--- a/draft/fraud-detection/reports/[Nhom9]_BaoCao_FraudDetection_Sprint3_Duy.docx
+++ b/draft/fraud-detection/reports/[Nhom9]_BaoCao_FraudDetection_Sprint3_Duy.docx
@@ -775,7 +775,7 @@
                 <w:b/>
                 <w:sz w:val="22"/>
               </w:rPr>
-              <w:t>4</w:t>
+              <w:t>2</w:t>
             </w:r>
           </w:p>
         </w:tc>
@@ -811,7 +811,7 @@
                 <w:b/>
                 <w:sz w:val="22"/>
               </w:rPr>
-              <w:t>5</w:t>
+              <w:t>2</w:t>
             </w:r>
           </w:p>
         </w:tc>
@@ -848,7 +848,7 @@
                 <w:b w:val="0"/>
                 <w:sz w:val="22"/>
               </w:rPr>
-              <w:t>5</w:t>
+              <w:t>2</w:t>
             </w:r>
           </w:p>
         </w:tc>
@@ -885,7 +885,7 @@
                 <w:b w:val="0"/>
                 <w:sz w:val="22"/>
               </w:rPr>
-              <w:t>5</w:t>
+              <w:t>2</w:t>
             </w:r>
           </w:p>
         </w:tc>
@@ -922,7 +922,7 @@
                 <w:b w:val="0"/>
                 <w:sz w:val="22"/>
               </w:rPr>
-              <w:t>6</w:t>
+              <w:t>2</w:t>
             </w:r>
           </w:p>
         </w:tc>
@@ -959,7 +959,7 @@
                 <w:b w:val="0"/>
                 <w:sz w:val="22"/>
               </w:rPr>
-              <w:t>6</w:t>
+              <w:t>2</w:t>
             </w:r>
           </w:p>
         </w:tc>
@@ -996,7 +996,7 @@
                 <w:b w:val="0"/>
                 <w:sz w:val="22"/>
               </w:rPr>
-              <w:t>7</w:t>
+              <w:t>2</w:t>
             </w:r>
           </w:p>
         </w:tc>
@@ -1032,7 +1032,7 @@
                 <w:b/>
                 <w:sz w:val="22"/>
               </w:rPr>
-              <w:t>8</w:t>
+              <w:t>2</w:t>
             </w:r>
           </w:p>
         </w:tc>
@@ -1069,7 +1069,7 @@
                 <w:b w:val="0"/>
                 <w:sz w:val="22"/>
               </w:rPr>
-              <w:t>8</w:t>
+              <w:t>2</w:t>
             </w:r>
           </w:p>
         </w:tc>
@@ -1106,7 +1106,7 @@
                 <w:b w:val="0"/>
                 <w:sz w:val="22"/>
               </w:rPr>
-              <w:t>8</w:t>
+              <w:t>2</w:t>
             </w:r>
           </w:p>
         </w:tc>
@@ -1143,7 +1143,7 @@
                 <w:b w:val="0"/>
                 <w:sz w:val="22"/>
               </w:rPr>
-              <w:t>9</w:t>
+              <w:t>2</w:t>
             </w:r>
           </w:p>
         </w:tc>
@@ -1180,7 +1180,7 @@
                 <w:b w:val="0"/>
                 <w:sz w:val="22"/>
               </w:rPr>
-              <w:t>9</w:t>
+              <w:t>2</w:t>
             </w:r>
           </w:p>
         </w:tc>
@@ -1217,7 +1217,7 @@
                 <w:b w:val="0"/>
                 <w:sz w:val="22"/>
               </w:rPr>
-              <w:t>10</w:t>
+              <w:t>2</w:t>
             </w:r>
           </w:p>
         </w:tc>
@@ -1253,7 +1253,7 @@
                 <w:b/>
                 <w:sz w:val="22"/>
               </w:rPr>
-              <w:t>11</w:t>
+              <w:t>2</w:t>
             </w:r>
           </w:p>
         </w:tc>
@@ -1290,7 +1290,7 @@
                 <w:b w:val="0"/>
                 <w:sz w:val="22"/>
               </w:rPr>
-              <w:t>11</w:t>
+              <w:t>2</w:t>
             </w:r>
           </w:p>
         </w:tc>
@@ -1327,7 +1327,7 @@
                 <w:b w:val="0"/>
                 <w:sz w:val="22"/>
               </w:rPr>
-              <w:t>11</w:t>
+              <w:t>2</w:t>
             </w:r>
           </w:p>
         </w:tc>
@@ -1364,7 +1364,7 @@
                 <w:b w:val="0"/>
                 <w:sz w:val="22"/>
               </w:rPr>
-              <w:t>12</w:t>
+              <w:t>2</w:t>
             </w:r>
           </w:p>
         </w:tc>
@@ -1401,7 +1401,7 @@
                 <w:b w:val="0"/>
                 <w:sz w:val="22"/>
               </w:rPr>
-              <w:t>12</w:t>
+              <w:t>2</w:t>
             </w:r>
           </w:p>
         </w:tc>
@@ -1438,7 +1438,7 @@
                 <w:b w:val="0"/>
                 <w:sz w:val="22"/>
               </w:rPr>
-              <w:t>12</w:t>
+              <w:t>2</w:t>
             </w:r>
           </w:p>
         </w:tc>
@@ -1475,7 +1475,7 @@
                 <w:b w:val="0"/>
                 <w:sz w:val="22"/>
               </w:rPr>
-              <w:t>13</w:t>
+              <w:t>2</w:t>
             </w:r>
           </w:p>
         </w:tc>
@@ -1536,7 +1536,7 @@
                 <w:b w:val="0"/>
                 <w:sz w:val="22"/>
               </w:rPr>
-              <w:t>14</w:t>
+              <w:t>3</w:t>
             </w:r>
           </w:p>
         </w:tc>
@@ -1572,7 +1572,7 @@
                 <w:b/>
                 <w:sz w:val="22"/>
               </w:rPr>
-              <w:t>15</w:t>
+              <w:t>3</w:t>
             </w:r>
           </w:p>
         </w:tc>
@@ -1609,7 +1609,7 @@
                 <w:b w:val="0"/>
                 <w:sz w:val="22"/>
               </w:rPr>
-              <w:t>15</w:t>
+              <w:t>3</w:t>
             </w:r>
           </w:p>
         </w:tc>
@@ -1646,7 +1646,7 @@
                 <w:b w:val="0"/>
                 <w:sz w:val="22"/>
               </w:rPr>
-              <w:t>15</w:t>
+              <w:t>3</w:t>
             </w:r>
           </w:p>
         </w:tc>
@@ -1683,7 +1683,7 @@
                 <w:b w:val="0"/>
                 <w:sz w:val="22"/>
               </w:rPr>
-              <w:t>16</w:t>
+              <w:t>3</w:t>
             </w:r>
           </w:p>
         </w:tc>
@@ -1720,7 +1720,7 @@
                 <w:b w:val="0"/>
                 <w:sz w:val="22"/>
               </w:rPr>
-              <w:t>16</w:t>
+              <w:t>3</w:t>
             </w:r>
           </w:p>
         </w:tc>
@@ -1757,7 +1757,7 @@
                 <w:b w:val="0"/>
                 <w:sz w:val="22"/>
               </w:rPr>
-              <w:t>17</w:t>
+              <w:t>3</w:t>
             </w:r>
           </w:p>
         </w:tc>
@@ -1794,7 +1794,7 @@
                 <w:b w:val="0"/>
                 <w:sz w:val="22"/>
               </w:rPr>
-              <w:t>17</w:t>
+              <w:t>3</w:t>
             </w:r>
           </w:p>
         </w:tc>
@@ -1831,7 +1831,7 @@
                 <w:b w:val="0"/>
                 <w:sz w:val="22"/>
               </w:rPr>
-              <w:t>18</w:t>
+              <w:t>3</w:t>
             </w:r>
           </w:p>
         </w:tc>
@@ -1868,7 +1868,7 @@
                 <w:b w:val="0"/>
                 <w:sz w:val="22"/>
               </w:rPr>
-              <w:t>18</w:t>
+              <w:t>3</w:t>
             </w:r>
           </w:p>
         </w:tc>
@@ -1905,7 +1905,7 @@
                 <w:b w:val="0"/>
                 <w:sz w:val="22"/>
               </w:rPr>
-              <w:t>18</w:t>
+              <w:t>3</w:t>
             </w:r>
           </w:p>
         </w:tc>
@@ -1941,7 +1941,7 @@
                 <w:b/>
                 <w:sz w:val="22"/>
               </w:rPr>
-              <w:t>19</w:t>
+              <w:t>3</w:t>
             </w:r>
           </w:p>
         </w:tc>
@@ -1978,7 +1978,7 @@
                 <w:b w:val="0"/>
                 <w:sz w:val="22"/>
               </w:rPr>
-              <w:t>19</w:t>
+              <w:t>3</w:t>
             </w:r>
           </w:p>
         </w:tc>
@@ -2015,7 +2015,7 @@
                 <w:b w:val="0"/>
                 <w:sz w:val="22"/>
               </w:rPr>
-              <w:t>19</w:t>
+              <w:t>3</w:t>
             </w:r>
           </w:p>
         </w:tc>
@@ -2052,7 +2052,7 @@
                 <w:b w:val="0"/>
                 <w:sz w:val="22"/>
               </w:rPr>
-              <w:t>20</w:t>
+              <w:t>3</w:t>
             </w:r>
           </w:p>
         </w:tc>
@@ -2089,7 +2089,7 @@
                 <w:b w:val="0"/>
                 <w:sz w:val="22"/>
               </w:rPr>
-              <w:t>21</w:t>
+              <w:t>3</w:t>
             </w:r>
           </w:p>
         </w:tc>
@@ -2126,7 +2126,7 @@
                 <w:b w:val="0"/>
                 <w:sz w:val="22"/>
               </w:rPr>
-              <w:t>21</w:t>
+              <w:t>3</w:t>
             </w:r>
           </w:p>
         </w:tc>
@@ -2163,7 +2163,7 @@
                 <w:b w:val="0"/>
                 <w:sz w:val="22"/>
               </w:rPr>
-              <w:t>23</w:t>
+              <w:t>3</w:t>
             </w:r>
           </w:p>
         </w:tc>
@@ -2199,7 +2199,7 @@
                 <w:b/>
                 <w:sz w:val="22"/>
               </w:rPr>
-              <w:t>24</w:t>
+              <w:t>3</w:t>
             </w:r>
           </w:p>
         </w:tc>
@@ -2236,7 +2236,7 @@
                 <w:b w:val="0"/>
                 <w:sz w:val="22"/>
               </w:rPr>
-              <w:t>24</w:t>
+              <w:t>3</w:t>
             </w:r>
           </w:p>
         </w:tc>
@@ -2273,7 +2273,7 @@
                 <w:b w:val="0"/>
                 <w:sz w:val="22"/>
               </w:rPr>
-              <w:t>24</w:t>
+              <w:t>3</w:t>
             </w:r>
           </w:p>
         </w:tc>
@@ -2310,7 +2310,7 @@
                 <w:b w:val="0"/>
                 <w:sz w:val="22"/>
               </w:rPr>
-              <w:t>25</w:t>
+              <w:t>3</w:t>
             </w:r>
           </w:p>
         </w:tc>
@@ -2347,7 +2347,7 @@
                 <w:b w:val="0"/>
                 <w:sz w:val="22"/>
               </w:rPr>
-              <w:t>26</w:t>
+              <w:t>3</w:t>
             </w:r>
           </w:p>
         </w:tc>
@@ -2384,7 +2384,7 @@
                 <w:b w:val="0"/>
                 <w:sz w:val="22"/>
               </w:rPr>
-              <w:t>26</w:t>
+              <w:t>3</w:t>
             </w:r>
           </w:p>
         </w:tc>
@@ -2421,7 +2421,7 @@
                 <w:b w:val="0"/>
                 <w:sz w:val="22"/>
               </w:rPr>
-              <w:t>27</w:t>
+              <w:t>3</w:t>
             </w:r>
           </w:p>
         </w:tc>
@@ -2458,7 +2458,7 @@
                 <w:b w:val="0"/>
                 <w:sz w:val="22"/>
               </w:rPr>
-              <w:t>27</w:t>
+              <w:t>3</w:t>
             </w:r>
           </w:p>
         </w:tc>
@@ -2494,7 +2494,7 @@
                 <w:b/>
                 <w:sz w:val="22"/>
               </w:rPr>
-              <w:t>28</w:t>
+              <w:t>3</w:t>
             </w:r>
           </w:p>
         </w:tc>
@@ -2531,7 +2531,7 @@
                 <w:b w:val="0"/>
                 <w:sz w:val="22"/>
               </w:rPr>
-              <w:t>28</w:t>
+              <w:t>3</w:t>
             </w:r>
           </w:p>
         </w:tc>
@@ -2568,7 +2568,7 @@
                 <w:b w:val="0"/>
                 <w:sz w:val="22"/>
               </w:rPr>
-              <w:t>28</w:t>
+              <w:t>3</w:t>
             </w:r>
           </w:p>
         </w:tc>
@@ -2605,7 +2605,7 @@
                 <w:b w:val="0"/>
                 <w:sz w:val="22"/>
               </w:rPr>
-              <w:t>29</w:t>
+              <w:t>3</w:t>
             </w:r>
           </w:p>
         </w:tc>
@@ -2642,7 +2642,7 @@
                 <w:b w:val="0"/>
                 <w:sz w:val="22"/>
               </w:rPr>
-              <w:t>29</w:t>
+              <w:t>3</w:t>
             </w:r>
           </w:p>
         </w:tc>
@@ -2679,7 +2679,7 @@
                 <w:b w:val="0"/>
                 <w:sz w:val="22"/>
               </w:rPr>
-              <w:t>30</w:t>
+              <w:t>3</w:t>
             </w:r>
           </w:p>
         </w:tc>
@@ -2715,7 +2715,7 @@
                 <w:b/>
                 <w:sz w:val="22"/>
               </w:rPr>
-              <w:t>31</w:t>
+              <w:t>3</w:t>
             </w:r>
           </w:p>
         </w:tc>
@@ -9728,9 +9728,9 @@
       </w:tblPr>
       <w:tblGrid>
         <w:gridCol w:w="700"/>
-        <w:gridCol w:w="4364"/>
-        <w:gridCol w:w="1145"/>
-        <w:gridCol w:w="2862"/>
+        <w:gridCol w:w="3522"/>
+        <w:gridCol w:w="924"/>
+        <w:gridCol w:w="3926"/>
       </w:tblGrid>
       <w:tr>
         <w:trPr>
@@ -9756,7 +9756,7 @@
         </w:tc>
         <w:tc>
           <w:tcPr>
-            <w:tcW w:type="dxa" w:w="4364"/>
+            <w:tcW w:type="dxa" w:w="3522"/>
           </w:tcPr>
           <w:p>
             <w:pPr>
@@ -9773,7 +9773,7 @@
         </w:tc>
         <w:tc>
           <w:tcPr>
-            <w:tcW w:type="dxa" w:w="1145"/>
+            <w:tcW w:type="dxa" w:w="924"/>
           </w:tcPr>
           <w:p>
             <w:pPr>
@@ -9790,7 +9790,7 @@
         </w:tc>
         <w:tc>
           <w:tcPr>
-            <w:tcW w:type="dxa" w:w="2862"/>
+            <w:tcW w:type="dxa" w:w="3926"/>
           </w:tcPr>
           <w:p>
             <w:pPr>
@@ -9829,7 +9829,7 @@
         </w:tc>
         <w:tc>
           <w:tcPr>
-            <w:tcW w:type="dxa" w:w="4364"/>
+            <w:tcW w:type="dxa" w:w="3522"/>
           </w:tcPr>
           <w:p>
             <w:pPr>
@@ -9846,7 +9846,7 @@
         </w:tc>
         <w:tc>
           <w:tcPr>
-            <w:tcW w:type="dxa" w:w="1145"/>
+            <w:tcW w:type="dxa" w:w="924"/>
           </w:tcPr>
           <w:p>
             <w:pPr>
@@ -9863,7 +9863,7 @@
         </w:tc>
         <w:tc>
           <w:tcPr>
-            <w:tcW w:type="dxa" w:w="2862"/>
+            <w:tcW w:type="dxa" w:w="3926"/>
           </w:tcPr>
           <w:p>
             <w:pPr>
@@ -9902,7 +9902,7 @@
         </w:tc>
         <w:tc>
           <w:tcPr>
-            <w:tcW w:type="dxa" w:w="4364"/>
+            <w:tcW w:type="dxa" w:w="3522"/>
           </w:tcPr>
           <w:p>
             <w:pPr>
@@ -9919,7 +9919,7 @@
         </w:tc>
         <w:tc>
           <w:tcPr>
-            <w:tcW w:type="dxa" w:w="1145"/>
+            <w:tcW w:type="dxa" w:w="924"/>
           </w:tcPr>
           <w:p>
             <w:pPr>
@@ -9936,7 +9936,7 @@
         </w:tc>
         <w:tc>
           <w:tcPr>
-            <w:tcW w:type="dxa" w:w="2862"/>
+            <w:tcW w:type="dxa" w:w="3926"/>
           </w:tcPr>
           <w:p>
             <w:pPr>
@@ -9975,7 +9975,7 @@
         </w:tc>
         <w:tc>
           <w:tcPr>
-            <w:tcW w:type="dxa" w:w="4364"/>
+            <w:tcW w:type="dxa" w:w="3522"/>
           </w:tcPr>
           <w:p>
             <w:pPr>
@@ -9992,7 +9992,7 @@
         </w:tc>
         <w:tc>
           <w:tcPr>
-            <w:tcW w:type="dxa" w:w="1145"/>
+            <w:tcW w:type="dxa" w:w="924"/>
           </w:tcPr>
           <w:p>
             <w:pPr>
@@ -10009,7 +10009,7 @@
         </w:tc>
         <w:tc>
           <w:tcPr>
-            <w:tcW w:type="dxa" w:w="2862"/>
+            <w:tcW w:type="dxa" w:w="3926"/>
           </w:tcPr>
           <w:p>
             <w:pPr>
@@ -10048,7 +10048,7 @@
         </w:tc>
         <w:tc>
           <w:tcPr>
-            <w:tcW w:type="dxa" w:w="4364"/>
+            <w:tcW w:type="dxa" w:w="3522"/>
           </w:tcPr>
           <w:p>
             <w:pPr>
@@ -10065,7 +10065,7 @@
         </w:tc>
         <w:tc>
           <w:tcPr>
-            <w:tcW w:type="dxa" w:w="1145"/>
+            <w:tcW w:type="dxa" w:w="924"/>
           </w:tcPr>
           <w:p>
             <w:pPr>
@@ -10082,7 +10082,7 @@
         </w:tc>
         <w:tc>
           <w:tcPr>
-            <w:tcW w:type="dxa" w:w="2862"/>
+            <w:tcW w:type="dxa" w:w="3926"/>
           </w:tcPr>
           <w:p>
             <w:pPr>
@@ -10121,7 +10121,7 @@
         </w:tc>
         <w:tc>
           <w:tcPr>
-            <w:tcW w:type="dxa" w:w="4364"/>
+            <w:tcW w:type="dxa" w:w="3522"/>
           </w:tcPr>
           <w:p>
             <w:pPr>
@@ -10138,7 +10138,7 @@
         </w:tc>
         <w:tc>
           <w:tcPr>
-            <w:tcW w:type="dxa" w:w="1145"/>
+            <w:tcW w:type="dxa" w:w="924"/>
           </w:tcPr>
           <w:p>
             <w:pPr>
@@ -10155,7 +10155,7 @@
         </w:tc>
         <w:tc>
           <w:tcPr>
-            <w:tcW w:type="dxa" w:w="2862"/>
+            <w:tcW w:type="dxa" w:w="3926"/>
           </w:tcPr>
           <w:p>
             <w:pPr>
@@ -10194,7 +10194,7 @@
         </w:tc>
         <w:tc>
           <w:tcPr>
-            <w:tcW w:type="dxa" w:w="4364"/>
+            <w:tcW w:type="dxa" w:w="3522"/>
           </w:tcPr>
           <w:p>
             <w:pPr>
@@ -10211,7 +10211,7 @@
         </w:tc>
         <w:tc>
           <w:tcPr>
-            <w:tcW w:type="dxa" w:w="1145"/>
+            <w:tcW w:type="dxa" w:w="924"/>
           </w:tcPr>
           <w:p>
             <w:pPr>
@@ -10228,7 +10228,7 @@
         </w:tc>
         <w:tc>
           <w:tcPr>
-            <w:tcW w:type="dxa" w:w="2862"/>
+            <w:tcW w:type="dxa" w:w="3926"/>
           </w:tcPr>
           <w:p>
             <w:pPr>
@@ -10267,7 +10267,7 @@
         </w:tc>
         <w:tc>
           <w:tcPr>
-            <w:tcW w:type="dxa" w:w="4364"/>
+            <w:tcW w:type="dxa" w:w="3522"/>
           </w:tcPr>
           <w:p>
             <w:pPr>
@@ -10284,7 +10284,7 @@
         </w:tc>
         <w:tc>
           <w:tcPr>
-            <w:tcW w:type="dxa" w:w="1145"/>
+            <w:tcW w:type="dxa" w:w="924"/>
           </w:tcPr>
           <w:p>
             <w:pPr>
@@ -10295,13 +10295,13 @@
                 <w:b w:val="0"/>
                 <w:sz w:val="19"/>
               </w:rPr>
-              <w:t>Một phần</w:t>
-            </w:r>
-          </w:p>
-        </w:tc>
-        <w:tc>
-          <w:tcPr>
-            <w:tcW w:type="dxa" w:w="2862"/>
+              <w:t>Hoàn thành</w:t>
+            </w:r>
+          </w:p>
+        </w:tc>
+        <w:tc>
+          <w:tcPr>
+            <w:tcW w:type="dxa" w:w="3926"/>
           </w:tcPr>
           <w:p>
             <w:pPr>
@@ -10312,7 +10312,7 @@
                 <w:b w:val="0"/>
                 <w:sz w:val="19"/>
               </w:rPr>
-              <w:t>Giao diện đã dựng, chưa nạp mô hình thật</w:t>
+              <w:t>Giao diện Streamlit đã tích hợp mô hình XGBoost-SMOTE và scaler thật</w:t>
             </w:r>
           </w:p>
         </w:tc>
@@ -10336,7 +10336,7 @@
         <w:rPr>
           <w:b w:val="0"/>
         </w:rPr>
-        <w:t>Sáu mục tiêu đã hoàn thành. Mục tiêu thứ bảy mới đạt phần giao diện, phần kết nối mô hình vào ứng dụng minh họa còn đang thực hiện.</w:t>
+        <w:t>Toàn bộ bảy mục tiêu cụ thể đã hoàn thành. Trong đó mục tiêu thứ bảy đã tích hợp mô hình XGBoost-SMOTE cùng bộ tiền xử lý và scaler thật vào giao diện tương tác Streamlit, hỗ trợ 4 kịch bản thử nghiệm và vượt qua kiểm thử Browser QA.</w:t>
       </w:r>
     </w:p>
     <w:p>

--- a/draft/fraud-detection/reports/[Nhom9]_BaoCao_FraudDetection_Sprint3_Duy.docx
+++ b/draft/fraud-detection/reports/[Nhom9]_BaoCao_FraudDetection_Sprint3_Duy.docx
@@ -775,7 +775,7 @@
                 <w:b/>
                 <w:sz w:val="22"/>
               </w:rPr>
-              <w:t>2</w:t>
+              <w:t>4</w:t>
             </w:r>
           </w:p>
         </w:tc>
@@ -811,7 +811,7 @@
                 <w:b/>
                 <w:sz w:val="22"/>
               </w:rPr>
-              <w:t>2</w:t>
+              <w:t>5</w:t>
             </w:r>
           </w:p>
         </w:tc>
@@ -848,7 +848,7 @@
                 <w:b w:val="0"/>
                 <w:sz w:val="22"/>
               </w:rPr>
-              <w:t>2</w:t>
+              <w:t>5</w:t>
             </w:r>
           </w:p>
         </w:tc>
@@ -885,7 +885,7 @@
                 <w:b w:val="0"/>
                 <w:sz w:val="22"/>
               </w:rPr>
-              <w:t>2</w:t>
+              <w:t>5</w:t>
             </w:r>
           </w:p>
         </w:tc>
@@ -922,7 +922,7 @@
                 <w:b w:val="0"/>
                 <w:sz w:val="22"/>
               </w:rPr>
-              <w:t>2</w:t>
+              <w:t>6</w:t>
             </w:r>
           </w:p>
         </w:tc>
@@ -959,7 +959,7 @@
                 <w:b w:val="0"/>
                 <w:sz w:val="22"/>
               </w:rPr>
-              <w:t>2</w:t>
+              <w:t>6</w:t>
             </w:r>
           </w:p>
         </w:tc>
@@ -996,7 +996,7 @@
                 <w:b w:val="0"/>
                 <w:sz w:val="22"/>
               </w:rPr>
-              <w:t>2</w:t>
+              <w:t>7</w:t>
             </w:r>
           </w:p>
         </w:tc>
@@ -1032,7 +1032,7 @@
                 <w:b/>
                 <w:sz w:val="22"/>
               </w:rPr>
-              <w:t>2</w:t>
+              <w:t>8</w:t>
             </w:r>
           </w:p>
         </w:tc>
@@ -1069,7 +1069,7 @@
                 <w:b w:val="0"/>
                 <w:sz w:val="22"/>
               </w:rPr>
-              <w:t>2</w:t>
+              <w:t>8</w:t>
             </w:r>
           </w:p>
         </w:tc>
@@ -1106,7 +1106,7 @@
                 <w:b w:val="0"/>
                 <w:sz w:val="22"/>
               </w:rPr>
-              <w:t>2</w:t>
+              <w:t>8</w:t>
             </w:r>
           </w:p>
         </w:tc>
@@ -1143,7 +1143,7 @@
                 <w:b w:val="0"/>
                 <w:sz w:val="22"/>
               </w:rPr>
-              <w:t>2</w:t>
+              <w:t>9</w:t>
             </w:r>
           </w:p>
         </w:tc>
@@ -1180,7 +1180,7 @@
                 <w:b w:val="0"/>
                 <w:sz w:val="22"/>
               </w:rPr>
-              <w:t>2</w:t>
+              <w:t>9</w:t>
             </w:r>
           </w:p>
         </w:tc>
@@ -1217,7 +1217,7 @@
                 <w:b w:val="0"/>
                 <w:sz w:val="22"/>
               </w:rPr>
-              <w:t>2</w:t>
+              <w:t>10</w:t>
             </w:r>
           </w:p>
         </w:tc>
@@ -1253,7 +1253,7 @@
                 <w:b/>
                 <w:sz w:val="22"/>
               </w:rPr>
-              <w:t>2</w:t>
+              <w:t>11</w:t>
             </w:r>
           </w:p>
         </w:tc>
@@ -1290,7 +1290,7 @@
                 <w:b w:val="0"/>
                 <w:sz w:val="22"/>
               </w:rPr>
-              <w:t>2</w:t>
+              <w:t>11</w:t>
             </w:r>
           </w:p>
         </w:tc>
@@ -1327,7 +1327,7 @@
                 <w:b w:val="0"/>
                 <w:sz w:val="22"/>
               </w:rPr>
-              <w:t>2</w:t>
+              <w:t>11</w:t>
             </w:r>
           </w:p>
         </w:tc>
@@ -1364,7 +1364,7 @@
                 <w:b w:val="0"/>
                 <w:sz w:val="22"/>
               </w:rPr>
-              <w:t>2</w:t>
+              <w:t>12</w:t>
             </w:r>
           </w:p>
         </w:tc>
@@ -1401,7 +1401,7 @@
                 <w:b w:val="0"/>
                 <w:sz w:val="22"/>
               </w:rPr>
-              <w:t>2</w:t>
+              <w:t>12</w:t>
             </w:r>
           </w:p>
         </w:tc>
@@ -1438,7 +1438,7 @@
                 <w:b w:val="0"/>
                 <w:sz w:val="22"/>
               </w:rPr>
-              <w:t>2</w:t>
+              <w:t>12</w:t>
             </w:r>
           </w:p>
         </w:tc>
@@ -1475,7 +1475,7 @@
                 <w:b w:val="0"/>
                 <w:sz w:val="22"/>
               </w:rPr>
-              <w:t>2</w:t>
+              <w:t>13</w:t>
             </w:r>
           </w:p>
         </w:tc>
@@ -1536,7 +1536,7 @@
                 <w:b w:val="0"/>
                 <w:sz w:val="22"/>
               </w:rPr>
-              <w:t>3</w:t>
+              <w:t>14</w:t>
             </w:r>
           </w:p>
         </w:tc>
@@ -1572,7 +1572,7 @@
                 <w:b/>
                 <w:sz w:val="22"/>
               </w:rPr>
-              <w:t>3</w:t>
+              <w:t>15</w:t>
             </w:r>
           </w:p>
         </w:tc>
@@ -1609,7 +1609,7 @@
                 <w:b w:val="0"/>
                 <w:sz w:val="22"/>
               </w:rPr>
-              <w:t>3</w:t>
+              <w:t>15</w:t>
             </w:r>
           </w:p>
         </w:tc>
@@ -1646,7 +1646,7 @@
                 <w:b w:val="0"/>
                 <w:sz w:val="22"/>
               </w:rPr>
-              <w:t>3</w:t>
+              <w:t>15</w:t>
             </w:r>
           </w:p>
         </w:tc>
@@ -1683,7 +1683,7 @@
                 <w:b w:val="0"/>
                 <w:sz w:val="22"/>
               </w:rPr>
-              <w:t>3</w:t>
+              <w:t>16</w:t>
             </w:r>
           </w:p>
         </w:tc>
@@ -1720,7 +1720,7 @@
                 <w:b w:val="0"/>
                 <w:sz w:val="22"/>
               </w:rPr>
-              <w:t>3</w:t>
+              <w:t>16</w:t>
             </w:r>
           </w:p>
         </w:tc>
@@ -1757,7 +1757,7 @@
                 <w:b w:val="0"/>
                 <w:sz w:val="22"/>
               </w:rPr>
-              <w:t>3</w:t>
+              <w:t>17</w:t>
             </w:r>
           </w:p>
         </w:tc>
@@ -1794,7 +1794,7 @@
                 <w:b w:val="0"/>
                 <w:sz w:val="22"/>
               </w:rPr>
-              <w:t>3</w:t>
+              <w:t>17</w:t>
             </w:r>
           </w:p>
         </w:tc>
@@ -1831,7 +1831,7 @@
                 <w:b w:val="0"/>
                 <w:sz w:val="22"/>
               </w:rPr>
-              <w:t>3</w:t>
+              <w:t>18</w:t>
             </w:r>
           </w:p>
         </w:tc>
@@ -1868,7 +1868,7 @@
                 <w:b w:val="0"/>
                 <w:sz w:val="22"/>
               </w:rPr>
-              <w:t>3</w:t>
+              <w:t>18</w:t>
             </w:r>
           </w:p>
         </w:tc>
@@ -1905,7 +1905,7 @@
                 <w:b w:val="0"/>
                 <w:sz w:val="22"/>
               </w:rPr>
-              <w:t>3</w:t>
+              <w:t>18</w:t>
             </w:r>
           </w:p>
         </w:tc>
@@ -1941,7 +1941,7 @@
                 <w:b/>
                 <w:sz w:val="22"/>
               </w:rPr>
-              <w:t>3</w:t>
+              <w:t>19</w:t>
             </w:r>
           </w:p>
         </w:tc>
@@ -1978,7 +1978,7 @@
                 <w:b w:val="0"/>
                 <w:sz w:val="22"/>
               </w:rPr>
-              <w:t>3</w:t>
+              <w:t>19</w:t>
             </w:r>
           </w:p>
         </w:tc>
@@ -2015,7 +2015,7 @@
                 <w:b w:val="0"/>
                 <w:sz w:val="22"/>
               </w:rPr>
-              <w:t>3</w:t>
+              <w:t>19</w:t>
             </w:r>
           </w:p>
         </w:tc>
@@ -2052,7 +2052,7 @@
                 <w:b w:val="0"/>
                 <w:sz w:val="22"/>
               </w:rPr>
-              <w:t>3</w:t>
+              <w:t>20</w:t>
             </w:r>
           </w:p>
         </w:tc>
@@ -2089,7 +2089,7 @@
                 <w:b w:val="0"/>
                 <w:sz w:val="22"/>
               </w:rPr>
-              <w:t>3</w:t>
+              <w:t>21</w:t>
             </w:r>
           </w:p>
         </w:tc>
@@ -2126,7 +2126,7 @@
                 <w:b w:val="0"/>
                 <w:sz w:val="22"/>
               </w:rPr>
-              <w:t>3</w:t>
+              <w:t>21</w:t>
             </w:r>
           </w:p>
         </w:tc>
@@ -2163,7 +2163,7 @@
                 <w:b w:val="0"/>
                 <w:sz w:val="22"/>
               </w:rPr>
-              <w:t>3</w:t>
+              <w:t>23</w:t>
             </w:r>
           </w:p>
         </w:tc>
@@ -2199,7 +2199,7 @@
                 <w:b/>
                 <w:sz w:val="22"/>
               </w:rPr>
-              <w:t>3</w:t>
+              <w:t>24</w:t>
             </w:r>
           </w:p>
         </w:tc>
@@ -2236,7 +2236,7 @@
                 <w:b w:val="0"/>
                 <w:sz w:val="22"/>
               </w:rPr>
-              <w:t>3</w:t>
+              <w:t>24</w:t>
             </w:r>
           </w:p>
         </w:tc>
@@ -2273,7 +2273,7 @@
                 <w:b w:val="0"/>
                 <w:sz w:val="22"/>
               </w:rPr>
-              <w:t>3</w:t>
+              <w:t>24</w:t>
             </w:r>
           </w:p>
         </w:tc>
@@ -2310,7 +2310,7 @@
                 <w:b w:val="0"/>
                 <w:sz w:val="22"/>
               </w:rPr>
-              <w:t>3</w:t>
+              <w:t>25</w:t>
             </w:r>
           </w:p>
         </w:tc>
@@ -2347,7 +2347,7 @@
                 <w:b w:val="0"/>
                 <w:sz w:val="22"/>
               </w:rPr>
-              <w:t>3</w:t>
+              <w:t>26</w:t>
             </w:r>
           </w:p>
         </w:tc>
@@ -2384,7 +2384,7 @@
                 <w:b w:val="0"/>
                 <w:sz w:val="22"/>
               </w:rPr>
-              <w:t>3</w:t>
+              <w:t>26</w:t>
             </w:r>
           </w:p>
         </w:tc>
@@ -2421,7 +2421,7 @@
                 <w:b w:val="0"/>
                 <w:sz w:val="22"/>
               </w:rPr>
-              <w:t>3</w:t>
+              <w:t>27</w:t>
             </w:r>
           </w:p>
         </w:tc>
@@ -2458,7 +2458,7 @@
                 <w:b w:val="0"/>
                 <w:sz w:val="22"/>
               </w:rPr>
-              <w:t>3</w:t>
+              <w:t>27</w:t>
             </w:r>
           </w:p>
         </w:tc>
@@ -2494,7 +2494,7 @@
                 <w:b/>
                 <w:sz w:val="22"/>
               </w:rPr>
-              <w:t>3</w:t>
+              <w:t>28</w:t>
             </w:r>
           </w:p>
         </w:tc>
@@ -2531,7 +2531,7 @@
                 <w:b w:val="0"/>
                 <w:sz w:val="22"/>
               </w:rPr>
-              <w:t>3</w:t>
+              <w:t>28</w:t>
             </w:r>
           </w:p>
         </w:tc>
@@ -2568,7 +2568,7 @@
                 <w:b w:val="0"/>
                 <w:sz w:val="22"/>
               </w:rPr>
-              <w:t>3</w:t>
+              <w:t>28</w:t>
             </w:r>
           </w:p>
         </w:tc>
@@ -2605,7 +2605,7 @@
                 <w:b w:val="0"/>
                 <w:sz w:val="22"/>
               </w:rPr>
-              <w:t>3</w:t>
+              <w:t>29</w:t>
             </w:r>
           </w:p>
         </w:tc>
@@ -2642,7 +2642,7 @@
                 <w:b w:val="0"/>
                 <w:sz w:val="22"/>
               </w:rPr>
-              <w:t>3</w:t>
+              <w:t>29</w:t>
             </w:r>
           </w:p>
         </w:tc>
@@ -2679,7 +2679,7 @@
                 <w:b w:val="0"/>
                 <w:sz w:val="22"/>
               </w:rPr>
-              <w:t>3</w:t>
+              <w:t>30</w:t>
             </w:r>
           </w:p>
         </w:tc>
@@ -2715,7 +2715,7 @@
                 <w:b/>
                 <w:sz w:val="22"/>
               </w:rPr>
-              <w:t>3</w:t>
+              <w:t>31</w:t>
             </w:r>
           </w:p>
         </w:tc>
@@ -8895,7 +8895,7 @@
           </w:tcPr>
           <w:p>
             <w:pPr>
-              <w:jc w:val="left"/>
+              <w:jc w:val="center"/>
             </w:pPr>
             <w:r>
               <w:rPr>
@@ -9002,7 +9002,7 @@
           </w:tcPr>
           <w:p>
             <w:pPr>
-              <w:jc w:val="left"/>
+              <w:jc w:val="center"/>
             </w:pPr>
             <w:r>
               <w:rPr>
@@ -9109,7 +9109,7 @@
           </w:tcPr>
           <w:p>
             <w:pPr>
-              <w:jc w:val="left"/>
+              <w:jc w:val="center"/>
             </w:pPr>
             <w:r>
               <w:rPr>
@@ -9216,7 +9216,7 @@
           </w:tcPr>
           <w:p>
             <w:pPr>
-              <w:jc w:val="left"/>
+              <w:jc w:val="center"/>
             </w:pPr>
             <w:r>
               <w:rPr>
@@ -9323,7 +9323,7 @@
           </w:tcPr>
           <w:p>
             <w:pPr>
-              <w:jc w:val="left"/>
+              <w:jc w:val="center"/>
             </w:pPr>
             <w:r>
               <w:rPr>
@@ -9430,7 +9430,7 @@
           </w:tcPr>
           <w:p>
             <w:pPr>
-              <w:jc w:val="left"/>
+              <w:jc w:val="center"/>
             </w:pPr>
             <w:r>
               <w:rPr>

--- a/draft/fraud-detection/reports/[Nhom9]_BaoCao_FraudDetection_Sprint3_Duy.docx
+++ b/draft/fraud-detection/reports/[Nhom9]_BaoCao_FraudDetection_Sprint3_Duy.docx
@@ -8895,7 +8895,7 @@
           </w:tcPr>
           <w:p>
             <w:pPr>
-              <w:jc w:val="center"/>
+              <w:jc w:val="left"/>
             </w:pPr>
             <w:r>
               <w:rPr>
@@ -9002,7 +9002,7 @@
           </w:tcPr>
           <w:p>
             <w:pPr>
-              <w:jc w:val="center"/>
+              <w:jc w:val="left"/>
             </w:pPr>
             <w:r>
               <w:rPr>
@@ -9109,7 +9109,7 @@
           </w:tcPr>
           <w:p>
             <w:pPr>
-              <w:jc w:val="center"/>
+              <w:jc w:val="left"/>
             </w:pPr>
             <w:r>
               <w:rPr>
@@ -9216,7 +9216,7 @@
           </w:tcPr>
           <w:p>
             <w:pPr>
-              <w:jc w:val="center"/>
+              <w:jc w:val="left"/>
             </w:pPr>
             <w:r>
               <w:rPr>
@@ -9323,7 +9323,7 @@
           </w:tcPr>
           <w:p>
             <w:pPr>
-              <w:jc w:val="center"/>
+              <w:jc w:val="left"/>
             </w:pPr>
             <w:r>
               <w:rPr>
@@ -9430,7 +9430,7 @@
           </w:tcPr>
           <w:p>
             <w:pPr>
-              <w:jc w:val="center"/>
+              <w:jc w:val="left"/>
             </w:pPr>
             <w:r>
               <w:rPr>
@@ -9728,9 +9728,9 @@
       </w:tblPr>
       <w:tblGrid>
         <w:gridCol w:w="700"/>
-        <w:gridCol w:w="3522"/>
-        <w:gridCol w:w="924"/>
-        <w:gridCol w:w="3926"/>
+        <w:gridCol w:w="4364"/>
+        <w:gridCol w:w="1145"/>
+        <w:gridCol w:w="2862"/>
       </w:tblGrid>
       <w:tr>
         <w:trPr>
@@ -9756,7 +9756,7 @@
         </w:tc>
         <w:tc>
           <w:tcPr>
-            <w:tcW w:type="dxa" w:w="3522"/>
+            <w:tcW w:type="dxa" w:w="4364"/>
           </w:tcPr>
           <w:p>
             <w:pPr>
@@ -9773,7 +9773,7 @@
         </w:tc>
         <w:tc>
           <w:tcPr>
-            <w:tcW w:type="dxa" w:w="924"/>
+            <w:tcW w:type="dxa" w:w="1145"/>
           </w:tcPr>
           <w:p>
             <w:pPr>
@@ -9790,7 +9790,7 @@
         </w:tc>
         <w:tc>
           <w:tcPr>
-            <w:tcW w:type="dxa" w:w="3926"/>
+            <w:tcW w:type="dxa" w:w="2862"/>
           </w:tcPr>
           <w:p>
             <w:pPr>
@@ -9829,7 +9829,7 @@
         </w:tc>
         <w:tc>
           <w:tcPr>
-            <w:tcW w:type="dxa" w:w="3522"/>
+            <w:tcW w:type="dxa" w:w="4364"/>
           </w:tcPr>
           <w:p>
             <w:pPr>
@@ -9846,7 +9846,7 @@
         </w:tc>
         <w:tc>
           <w:tcPr>
-            <w:tcW w:type="dxa" w:w="924"/>
+            <w:tcW w:type="dxa" w:w="1145"/>
           </w:tcPr>
           <w:p>
             <w:pPr>
@@ -9863,7 +9863,7 @@
         </w:tc>
         <w:tc>
           <w:tcPr>
-            <w:tcW w:type="dxa" w:w="3926"/>
+            <w:tcW w:type="dxa" w:w="2862"/>
           </w:tcPr>
           <w:p>
             <w:pPr>
@@ -9902,7 +9902,7 @@
         </w:tc>
         <w:tc>
           <w:tcPr>
-            <w:tcW w:type="dxa" w:w="3522"/>
+            <w:tcW w:type="dxa" w:w="4364"/>
           </w:tcPr>
           <w:p>
             <w:pPr>
@@ -9919,7 +9919,7 @@
         </w:tc>
         <w:tc>
           <w:tcPr>
-            <w:tcW w:type="dxa" w:w="924"/>
+            <w:tcW w:type="dxa" w:w="1145"/>
           </w:tcPr>
           <w:p>
             <w:pPr>
@@ -9936,7 +9936,7 @@
         </w:tc>
         <w:tc>
           <w:tcPr>
-            <w:tcW w:type="dxa" w:w="3926"/>
+            <w:tcW w:type="dxa" w:w="2862"/>
           </w:tcPr>
           <w:p>
             <w:pPr>
@@ -9975,7 +9975,7 @@
         </w:tc>
         <w:tc>
           <w:tcPr>
-            <w:tcW w:type="dxa" w:w="3522"/>
+            <w:tcW w:type="dxa" w:w="4364"/>
           </w:tcPr>
           <w:p>
             <w:pPr>
@@ -9992,7 +9992,7 @@
         </w:tc>
         <w:tc>
           <w:tcPr>
-            <w:tcW w:type="dxa" w:w="924"/>
+            <w:tcW w:type="dxa" w:w="1145"/>
           </w:tcPr>
           <w:p>
             <w:pPr>
@@ -10009,7 +10009,7 @@
         </w:tc>
         <w:tc>
           <w:tcPr>
-            <w:tcW w:type="dxa" w:w="3926"/>
+            <w:tcW w:type="dxa" w:w="2862"/>
           </w:tcPr>
           <w:p>
             <w:pPr>
@@ -10048,7 +10048,7 @@
         </w:tc>
         <w:tc>
           <w:tcPr>
-            <w:tcW w:type="dxa" w:w="3522"/>
+            <w:tcW w:type="dxa" w:w="4364"/>
           </w:tcPr>
           <w:p>
             <w:pPr>
@@ -10065,7 +10065,7 @@
         </w:tc>
         <w:tc>
           <w:tcPr>
-            <w:tcW w:type="dxa" w:w="924"/>
+            <w:tcW w:type="dxa" w:w="1145"/>
           </w:tcPr>
           <w:p>
             <w:pPr>
@@ -10082,7 +10082,7 @@
         </w:tc>
         <w:tc>
           <w:tcPr>
-            <w:tcW w:type="dxa" w:w="3926"/>
+            <w:tcW w:type="dxa" w:w="2862"/>
           </w:tcPr>
           <w:p>
             <w:pPr>
@@ -10121,7 +10121,7 @@
         </w:tc>
         <w:tc>
           <w:tcPr>
-            <w:tcW w:type="dxa" w:w="3522"/>
+            <w:tcW w:type="dxa" w:w="4364"/>
           </w:tcPr>
           <w:p>
             <w:pPr>
@@ -10138,7 +10138,7 @@
         </w:tc>
         <w:tc>
           <w:tcPr>
-            <w:tcW w:type="dxa" w:w="924"/>
+            <w:tcW w:type="dxa" w:w="1145"/>
           </w:tcPr>
           <w:p>
             <w:pPr>
@@ -10155,7 +10155,7 @@
         </w:tc>
         <w:tc>
           <w:tcPr>
-            <w:tcW w:type="dxa" w:w="3926"/>
+            <w:tcW w:type="dxa" w:w="2862"/>
           </w:tcPr>
           <w:p>
             <w:pPr>
@@ -10194,7 +10194,7 @@
         </w:tc>
         <w:tc>
           <w:tcPr>
-            <w:tcW w:type="dxa" w:w="3522"/>
+            <w:tcW w:type="dxa" w:w="4364"/>
           </w:tcPr>
           <w:p>
             <w:pPr>
@@ -10211,7 +10211,7 @@
         </w:tc>
         <w:tc>
           <w:tcPr>
-            <w:tcW w:type="dxa" w:w="924"/>
+            <w:tcW w:type="dxa" w:w="1145"/>
           </w:tcPr>
           <w:p>
             <w:pPr>
@@ -10228,7 +10228,7 @@
         </w:tc>
         <w:tc>
           <w:tcPr>
-            <w:tcW w:type="dxa" w:w="3926"/>
+            <w:tcW w:type="dxa" w:w="2862"/>
           </w:tcPr>
           <w:p>
             <w:pPr>
@@ -10267,7 +10267,7 @@
         </w:tc>
         <w:tc>
           <w:tcPr>
-            <w:tcW w:type="dxa" w:w="3522"/>
+            <w:tcW w:type="dxa" w:w="4364"/>
           </w:tcPr>
           <w:p>
             <w:pPr>
@@ -10284,7 +10284,7 @@
         </w:tc>
         <w:tc>
           <w:tcPr>
-            <w:tcW w:type="dxa" w:w="924"/>
+            <w:tcW w:type="dxa" w:w="1145"/>
           </w:tcPr>
           <w:p>
             <w:pPr>
@@ -10295,13 +10295,13 @@
                 <w:b w:val="0"/>
                 <w:sz w:val="19"/>
               </w:rPr>
-              <w:t>Hoàn thành</w:t>
-            </w:r>
-          </w:p>
-        </w:tc>
-        <w:tc>
-          <w:tcPr>
-            <w:tcW w:type="dxa" w:w="3926"/>
+              <w:t>Một phần</w:t>
+            </w:r>
+          </w:p>
+        </w:tc>
+        <w:tc>
+          <w:tcPr>
+            <w:tcW w:type="dxa" w:w="2862"/>
           </w:tcPr>
           <w:p>
             <w:pPr>
@@ -10312,7 +10312,7 @@
                 <w:b w:val="0"/>
                 <w:sz w:val="19"/>
               </w:rPr>
-              <w:t>Giao diện Streamlit đã tích hợp mô hình XGBoost-SMOTE và scaler thật</w:t>
+              <w:t>Giao diện đã dựng, chưa nạp mô hình thật</w:t>
             </w:r>
           </w:p>
         </w:tc>
@@ -10336,7 +10336,7 @@
         <w:rPr>
           <w:b w:val="0"/>
         </w:rPr>
-        <w:t>Toàn bộ bảy mục tiêu cụ thể đã hoàn thành. Trong đó mục tiêu thứ bảy đã tích hợp mô hình XGBoost-SMOTE cùng bộ tiền xử lý và scaler thật vào giao diện tương tác Streamlit, hỗ trợ 4 kịch bản thử nghiệm và vượt qua kiểm thử Browser QA.</w:t>
+        <w:t>Sáu mục tiêu đã hoàn thành. Mục tiêu thứ bảy mới đạt phần giao diện, phần kết nối mô hình vào ứng dụng minh họa còn đang thực hiện.</w:t>
       </w:r>
     </w:p>
     <w:p>

--- a/draft/fraud-detection/reports/[Nhom9]_BaoCao_FraudDetection_Sprint3_Duy.docx
+++ b/draft/fraud-detection/reports/[Nhom9]_BaoCao_FraudDetection_Sprint3_Duy.docx
@@ -7826,7 +7826,7 @@
       <w:r>
         <w:drawing>
           <wp:inline xmlns:a="http://schemas.openxmlformats.org/drawingml/2006/main" xmlns:pic="http://schemas.openxmlformats.org/drawingml/2006/picture">
-            <wp:extent cx="5461000" cy="3624855"/>
+            <wp:extent cx="5461000" cy="3610073"/>
             <wp:docPr id="1" name="Picture 1"/>
             <wp:cNvGraphicFramePr>
               <a:graphicFrameLocks noChangeAspect="1"/>
@@ -7847,7 +7847,7 @@
                   <pic:spPr>
                     <a:xfrm>
                       <a:off x="0" y="0"/>
-                      <a:ext cx="5461000" cy="3624855"/>
+                      <a:ext cx="5461000" cy="3610073"/>
                     </a:xfrm>
                     <a:prstGeom prst="rect"/>
                   </pic:spPr>
@@ -8547,7 +8547,7 @@
       <w:r>
         <w:drawing>
           <wp:inline xmlns:a="http://schemas.openxmlformats.org/drawingml/2006/main" xmlns:pic="http://schemas.openxmlformats.org/drawingml/2006/picture">
-            <wp:extent cx="5461000" cy="3727625"/>
+            <wp:extent cx="5461000" cy="3728425"/>
             <wp:docPr id="2" name="Picture 2"/>
             <wp:cNvGraphicFramePr>
               <a:graphicFrameLocks noChangeAspect="1"/>
@@ -8568,7 +8568,7 @@
                   <pic:spPr>
                     <a:xfrm>
                       <a:off x="0" y="0"/>
-                      <a:ext cx="5461000" cy="3727625"/>
+                      <a:ext cx="5461000" cy="3728425"/>
                     </a:xfrm>
                     <a:prstGeom prst="rect"/>
                   </pic:spPr>
@@ -8895,7 +8895,7 @@
           </w:tcPr>
           <w:p>
             <w:pPr>
-              <w:jc w:val="left"/>
+              <w:jc w:val="center"/>
             </w:pPr>
             <w:r>
               <w:rPr>
@@ -9002,7 +9002,7 @@
           </w:tcPr>
           <w:p>
             <w:pPr>
-              <w:jc w:val="left"/>
+              <w:jc w:val="center"/>
             </w:pPr>
             <w:r>
               <w:rPr>
@@ -9109,7 +9109,7 @@
           </w:tcPr>
           <w:p>
             <w:pPr>
-              <w:jc w:val="left"/>
+              <w:jc w:val="center"/>
             </w:pPr>
             <w:r>
               <w:rPr>
@@ -9216,7 +9216,7 @@
           </w:tcPr>
           <w:p>
             <w:pPr>
-              <w:jc w:val="left"/>
+              <w:jc w:val="center"/>
             </w:pPr>
             <w:r>
               <w:rPr>
@@ -9323,7 +9323,7 @@
           </w:tcPr>
           <w:p>
             <w:pPr>
-              <w:jc w:val="left"/>
+              <w:jc w:val="center"/>
             </w:pPr>
             <w:r>
               <w:rPr>
@@ -9430,7 +9430,7 @@
           </w:tcPr>
           <w:p>
             <w:pPr>
-              <w:jc w:val="left"/>
+              <w:jc w:val="center"/>
             </w:pPr>
             <w:r>
               <w:rPr>
@@ -9728,9 +9728,9 @@
       </w:tblPr>
       <w:tblGrid>
         <w:gridCol w:w="700"/>
-        <w:gridCol w:w="4364"/>
-        <w:gridCol w:w="1145"/>
-        <w:gridCol w:w="2862"/>
+        <w:gridCol w:w="3522"/>
+        <w:gridCol w:w="924"/>
+        <w:gridCol w:w="3926"/>
       </w:tblGrid>
       <w:tr>
         <w:trPr>
@@ -9756,7 +9756,7 @@
         </w:tc>
         <w:tc>
           <w:tcPr>
-            <w:tcW w:type="dxa" w:w="4364"/>
+            <w:tcW w:type="dxa" w:w="3522"/>
           </w:tcPr>
           <w:p>
             <w:pPr>
@@ -9773,7 +9773,7 @@
         </w:tc>
         <w:tc>
           <w:tcPr>
-            <w:tcW w:type="dxa" w:w="1145"/>
+            <w:tcW w:type="dxa" w:w="924"/>
           </w:tcPr>
           <w:p>
             <w:pPr>
@@ -9790,7 +9790,7 @@
         </w:tc>
         <w:tc>
           <w:tcPr>
-            <w:tcW w:type="dxa" w:w="2862"/>
+            <w:tcW w:type="dxa" w:w="3926"/>
           </w:tcPr>
           <w:p>
             <w:pPr>
@@ -9829,7 +9829,7 @@
         </w:tc>
         <w:tc>
           <w:tcPr>
-            <w:tcW w:type="dxa" w:w="4364"/>
+            <w:tcW w:type="dxa" w:w="3522"/>
           </w:tcPr>
           <w:p>
             <w:pPr>
@@ -9846,7 +9846,7 @@
         </w:tc>
         <w:tc>
           <w:tcPr>
-            <w:tcW w:type="dxa" w:w="1145"/>
+            <w:tcW w:type="dxa" w:w="924"/>
           </w:tcPr>
           <w:p>
             <w:pPr>
@@ -9863,7 +9863,7 @@
         </w:tc>
         <w:tc>
           <w:tcPr>
-            <w:tcW w:type="dxa" w:w="2862"/>
+            <w:tcW w:type="dxa" w:w="3926"/>
           </w:tcPr>
           <w:p>
             <w:pPr>
@@ -9902,7 +9902,7 @@
         </w:tc>
         <w:tc>
           <w:tcPr>
-            <w:tcW w:type="dxa" w:w="4364"/>
+            <w:tcW w:type="dxa" w:w="3522"/>
           </w:tcPr>
           <w:p>
             <w:pPr>
@@ -9919,7 +9919,7 @@
         </w:tc>
         <w:tc>
           <w:tcPr>
-            <w:tcW w:type="dxa" w:w="1145"/>
+            <w:tcW w:type="dxa" w:w="924"/>
           </w:tcPr>
           <w:p>
             <w:pPr>
@@ -9936,7 +9936,7 @@
         </w:tc>
         <w:tc>
           <w:tcPr>
-            <w:tcW w:type="dxa" w:w="2862"/>
+            <w:tcW w:type="dxa" w:w="3926"/>
           </w:tcPr>
           <w:p>
             <w:pPr>
@@ -9975,7 +9975,7 @@
         </w:tc>
         <w:tc>
           <w:tcPr>
-            <w:tcW w:type="dxa" w:w="4364"/>
+            <w:tcW w:type="dxa" w:w="3522"/>
           </w:tcPr>
           <w:p>
             <w:pPr>
@@ -9992,7 +9992,7 @@
         </w:tc>
         <w:tc>
           <w:tcPr>
-            <w:tcW w:type="dxa" w:w="1145"/>
+            <w:tcW w:type="dxa" w:w="924"/>
           </w:tcPr>
           <w:p>
             <w:pPr>
@@ -10009,7 +10009,7 @@
         </w:tc>
         <w:tc>
           <w:tcPr>
-            <w:tcW w:type="dxa" w:w="2862"/>
+            <w:tcW w:type="dxa" w:w="3926"/>
           </w:tcPr>
           <w:p>
             <w:pPr>
@@ -10048,7 +10048,7 @@
         </w:tc>
         <w:tc>
           <w:tcPr>
-            <w:tcW w:type="dxa" w:w="4364"/>
+            <w:tcW w:type="dxa" w:w="3522"/>
           </w:tcPr>
           <w:p>
             <w:pPr>
@@ -10065,7 +10065,7 @@
         </w:tc>
         <w:tc>
           <w:tcPr>
-            <w:tcW w:type="dxa" w:w="1145"/>
+            <w:tcW w:type="dxa" w:w="924"/>
           </w:tcPr>
           <w:p>
             <w:pPr>
@@ -10082,7 +10082,7 @@
         </w:tc>
         <w:tc>
           <w:tcPr>
-            <w:tcW w:type="dxa" w:w="2862"/>
+            <w:tcW w:type="dxa" w:w="3926"/>
           </w:tcPr>
           <w:p>
             <w:pPr>
@@ -10121,7 +10121,7 @@
         </w:tc>
         <w:tc>
           <w:tcPr>
-            <w:tcW w:type="dxa" w:w="4364"/>
+            <w:tcW w:type="dxa" w:w="3522"/>
           </w:tcPr>
           <w:p>
             <w:pPr>
@@ -10138,7 +10138,7 @@
         </w:tc>
         <w:tc>
           <w:tcPr>
-            <w:tcW w:type="dxa" w:w="1145"/>
+            <w:tcW w:type="dxa" w:w="924"/>
           </w:tcPr>
           <w:p>
             <w:pPr>
@@ -10155,7 +10155,7 @@
         </w:tc>
         <w:tc>
           <w:tcPr>
-            <w:tcW w:type="dxa" w:w="2862"/>
+            <w:tcW w:type="dxa" w:w="3926"/>
           </w:tcPr>
           <w:p>
             <w:pPr>
@@ -10194,7 +10194,7 @@
         </w:tc>
         <w:tc>
           <w:tcPr>
-            <w:tcW w:type="dxa" w:w="4364"/>
+            <w:tcW w:type="dxa" w:w="3522"/>
           </w:tcPr>
           <w:p>
             <w:pPr>
@@ -10211,7 +10211,7 @@
         </w:tc>
         <w:tc>
           <w:tcPr>
-            <w:tcW w:type="dxa" w:w="1145"/>
+            <w:tcW w:type="dxa" w:w="924"/>
           </w:tcPr>
           <w:p>
             <w:pPr>
@@ -10228,7 +10228,7 @@
         </w:tc>
         <w:tc>
           <w:tcPr>
-            <w:tcW w:type="dxa" w:w="2862"/>
+            <w:tcW w:type="dxa" w:w="3926"/>
           </w:tcPr>
           <w:p>
             <w:pPr>
@@ -10267,7 +10267,7 @@
         </w:tc>
         <w:tc>
           <w:tcPr>
-            <w:tcW w:type="dxa" w:w="4364"/>
+            <w:tcW w:type="dxa" w:w="3522"/>
           </w:tcPr>
           <w:p>
             <w:pPr>
@@ -10284,7 +10284,7 @@
         </w:tc>
         <w:tc>
           <w:tcPr>
-            <w:tcW w:type="dxa" w:w="1145"/>
+            <w:tcW w:type="dxa" w:w="924"/>
           </w:tcPr>
           <w:p>
             <w:pPr>
@@ -10295,13 +10295,13 @@
                 <w:b w:val="0"/>
                 <w:sz w:val="19"/>
               </w:rPr>
-              <w:t>Một phần</w:t>
-            </w:r>
-          </w:p>
-        </w:tc>
-        <w:tc>
-          <w:tcPr>
-            <w:tcW w:type="dxa" w:w="2862"/>
+              <w:t>Hoàn thành</w:t>
+            </w:r>
+          </w:p>
+        </w:tc>
+        <w:tc>
+          <w:tcPr>
+            <w:tcW w:type="dxa" w:w="3926"/>
           </w:tcPr>
           <w:p>
             <w:pPr>
@@ -10312,7 +10312,7 @@
                 <w:b w:val="0"/>
                 <w:sz w:val="19"/>
               </w:rPr>
-              <w:t>Giao diện đã dựng, chưa nạp mô hình thật</w:t>
+              <w:t>Giao diện Streamlit đã tích hợp mô hình XGBoost-SMOTE và scaler thật</w:t>
             </w:r>
           </w:p>
         </w:tc>
@@ -10336,7 +10336,7 @@
         <w:rPr>
           <w:b w:val="0"/>
         </w:rPr>
-        <w:t>Sáu mục tiêu đã hoàn thành. Mục tiêu thứ bảy mới đạt phần giao diện, phần kết nối mô hình vào ứng dụng minh họa còn đang thực hiện.</w:t>
+        <w:t>Toàn bộ bảy mục tiêu cụ thể đã hoàn thành. Trong đó mục tiêu thứ bảy đã tích hợp mô hình XGBoost-SMOTE cùng bộ tiền xử lý và scaler thật vào giao diện tương tác Streamlit, hỗ trợ 4 kịch bản thử nghiệm và vượt qua kiểm thử Browser QA.</w:t>
       </w:r>
     </w:p>
     <w:p>

--- a/draft/fraud-detection/reports/[Nhom9]_BaoCao_FraudDetection_Sprint3_Duy.docx
+++ b/draft/fraud-detection/reports/[Nhom9]_BaoCao_FraudDetection_Sprint3_Duy.docx
@@ -108,7 +108,7 @@
     </w:p>
     <w:p>
       <w:pPr>
-        <w:spacing w:before="40" w:after="40"/>
+        <w:spacing w:before="80" w:after="40"/>
         <w:jc w:val="center"/>
       </w:pPr>
       <w:r>
@@ -116,14 +116,14 @@
           <w:rFonts w:ascii="Times New Roman" w:hAnsi="Times New Roman"/>
           <w:b/>
           <w:color w:val="000000"/>
-          <w:sz w:val="25"/>
-        </w:rPr>
-        <w:t>ĐỀ TÀI:</w:t>
+          <w:sz w:val="26"/>
+        </w:rPr>
+        <w:t>ĐỀ TÀI SỐ 7:</w:t>
       </w:r>
     </w:p>
     <w:p>
       <w:pPr>
-        <w:spacing w:before="0" w:after="360" w:line="300" w:lineRule="auto"/>
+        <w:spacing w:before="0" w:after="320" w:line="300" w:lineRule="auto"/>
         <w:jc w:val="center"/>
       </w:pPr>
       <w:r>
@@ -133,7 +133,7 @@
           <w:color w:val="000000"/>
           <w:sz w:val="27"/>
         </w:rPr>
-        <w:t>“HỆ THỐNG PHÁT HIỆN GIAO DỊCH TÀI CHÍNH BẤT THƯỜNG VÀ NGHI VẤN GIAN LẬN SỬ DỤNG MÔ HÌNH HỌC MÁY TRÊN DỮ LIỆU PAYSIM”</w:t>
+        <w:t>“HỆ THỐNG PHÁT HIỆN GIAO DỊCH TÀI CHÍNH BẤT THƯỜNG VÀ NGHI VẤN GIAN LẬN”</w:t>
       </w:r>
     </w:p>
     <w:tbl>
@@ -144,17 +144,22 @@
         <w:tblLook w:firstColumn="1" w:firstRow="1" w:lastColumn="0" w:lastRow="0" w:noHBand="0" w:noVBand="1" w:val="04A0"/>
       </w:tblPr>
       <w:tblGrid>
-        <w:gridCol w:w="4536"/>
-        <w:gridCol w:w="4536"/>
+        <w:gridCol w:w="9072"/>
       </w:tblGrid>
       <w:tr>
         <w:tc>
           <w:tcPr>
-            <w:tcW w:type="dxa" w:w="3969"/>
+            <w:tcW w:type="dxa" w:w="6803"/>
+            <w:tcBorders>
+              <w:top w:val="none"/>
+              <w:left w:val="none"/>
+              <w:bottom w:val="none"/>
+              <w:right w:val="none"/>
+            </w:tcBorders>
           </w:tcPr>
           <w:p>
             <w:pPr>
-              <w:spacing w:after="60" w:line="276" w:lineRule="auto"/>
+              <w:spacing w:before="80" w:after="20" w:line="276" w:lineRule="auto"/>
             </w:pPr>
             <w:r>
               <w:rPr>
@@ -166,35 +171,9 @@
               <w:t>GIẢNG VIÊN HƯỚNG DẪN:</w:t>
             </w:r>
           </w:p>
-        </w:tc>
-        <w:tc>
-          <w:tcPr>
-            <w:tcW w:type="dxa" w:w="5102"/>
-          </w:tcPr>
           <w:p>
             <w:pPr>
-              <w:spacing w:after="60" w:line="276" w:lineRule="auto"/>
-            </w:pPr>
-            <w:r>
-              <w:rPr>
-                <w:rFonts w:ascii="Times New Roman" w:hAnsi="Times New Roman"/>
-                <w:b/>
-                <w:color w:val="000000"/>
-                <w:sz w:val="23"/>
-              </w:rPr>
-              <w:t>SINH VIÊN THỰC HIỆN:</w:t>
-            </w:r>
-          </w:p>
-        </w:tc>
-      </w:tr>
-      <w:tr>
-        <w:tc>
-          <w:tcPr>
-            <w:tcW w:type="dxa" w:w="3969"/>
-          </w:tcPr>
-          <w:p>
-            <w:pPr>
-              <w:spacing w:after="0" w:line="288" w:lineRule="auto"/>
+              <w:spacing w:before="0" w:after="200" w:line="276" w:lineRule="auto"/>
             </w:pPr>
             <w:r>
               <w:rPr>
@@ -206,14 +185,9 @@
               <w:t>PGS.TS. Nguyễn Đình Hiển</w:t>
             </w:r>
           </w:p>
-        </w:tc>
-        <w:tc>
-          <w:tcPr>
-            <w:tcW w:type="dxa" w:w="5102"/>
-          </w:tcPr>
           <w:p>
             <w:pPr>
-              <w:spacing w:after="0" w:line="288" w:lineRule="auto"/>
+              <w:spacing w:before="0" w:after="20" w:line="276" w:lineRule="auto"/>
             </w:pPr>
             <w:r>
               <w:rPr>
@@ -222,9 +196,27 @@
                 <w:color w:val="000000"/>
                 <w:sz w:val="23"/>
               </w:rPr>
-              <w:t>Nhóm 9:</w:t>
-              <w:br/>
+              <w:t>NHÓM SINH VIÊN THỰC HIỆN:</w:t>
             </w:r>
+          </w:p>
+          <w:p>
+            <w:pPr>
+              <w:spacing w:before="0" w:after="60" w:line="276" w:lineRule="auto"/>
+            </w:pPr>
+            <w:r>
+              <w:rPr>
+                <w:rFonts w:ascii="Times New Roman" w:hAnsi="Times New Roman"/>
+                <w:b/>
+                <w:color w:val="000000"/>
+                <w:sz w:val="23"/>
+              </w:rPr>
+              <w:t>Nhóm 9</w:t>
+            </w:r>
+          </w:p>
+          <w:p>
+            <w:pPr>
+              <w:spacing w:before="0" w:after="80" w:line="300" w:lineRule="auto"/>
+            </w:pPr>
             <w:r>
               <w:rPr>
                 <w:rFonts w:ascii="Times New Roman" w:hAnsi="Times New Roman"/>
@@ -232,7 +224,7 @@
                 <w:color w:val="000000"/>
                 <w:sz w:val="22"/>
               </w:rPr>
-              <w:t>1. Trần Hoàng Hôn - 26410046 (Trưởng nhóm - Lớp A)</w:t>
+              <w:t>1. Trần Hoàng Hôn - 26410046 (Trưởng nhóm)</w:t>
               <w:br/>
             </w:r>
             <w:r>
@@ -242,7 +234,7 @@
                 <w:color w:val="000000"/>
                 <w:sz w:val="22"/>
               </w:rPr>
-              <w:t>2. Đặng Chí Thanh - 25730067 (Lớp B)</w:t>
+              <w:t>2. Đặng Chí Thanh - 25730067</w:t>
               <w:br/>
             </w:r>
             <w:r>
@@ -252,7 +244,7 @@
                 <w:color w:val="000000"/>
                 <w:sz w:val="22"/>
               </w:rPr>
-              <w:t>3. Nguyễn Duy Khang - 26410055 (Lớp A)</w:t>
+              <w:t>3. Nguyễn Duy Khang - 26410055</w:t>
               <w:br/>
             </w:r>
             <w:r>
@@ -262,7 +254,7 @@
                 <w:color w:val="000000"/>
                 <w:sz w:val="22"/>
               </w:rPr>
-              <w:t>4. Hoàng Cao Sơn - 25730061 (Lớp B)</w:t>
+              <w:t>4. Hoàng Cao Sơn - 25730061</w:t>
               <w:br/>
             </w:r>
             <w:r>
@@ -272,7 +264,7 @@
                 <w:color w:val="000000"/>
                 <w:sz w:val="22"/>
               </w:rPr>
-              <w:t>5. Vũ Văn Duy - 26410031 (Lớp A)</w:t>
+              <w:t>5. Vũ Văn Duy - 26410031</w:t>
               <w:br/>
             </w:r>
             <w:r>
@@ -282,7 +274,7 @@
                 <w:color w:val="000000"/>
                 <w:sz w:val="22"/>
               </w:rPr>
-              <w:t>6. Bùi Thị Mỷ Cẩm - 25730013 (Lớp B)</w:t>
+              <w:t>6. Bùi Thị Mỷ Cẩm - 25730013</w:t>
               <w:br/>
             </w:r>
             <w:r>
@@ -292,7 +284,7 @@
                 <w:color w:val="000000"/>
                 <w:sz w:val="22"/>
               </w:rPr>
-              <w:t>7. Phạm Thành Trung - 26410141 (Lớp A)</w:t>
+              <w:t>7. Phạm Thành Trung - 26410141</w:t>
             </w:r>
           </w:p>
         </w:tc>
@@ -300,7 +292,7 @@
     </w:tbl>
     <w:p>
       <w:pPr>
-        <w:spacing w:before="480" w:after="0"/>
+        <w:spacing w:before="400" w:after="0"/>
         <w:jc w:val="center"/>
       </w:pPr>
       <w:r>
@@ -1886,7 +1878,7 @@
             <w:sz w:val="23"/>
             <w:color w:val="000000"/>
           </w:rPr>
-          <w:t xml:space="preserve">	21</w:t>
+          <w:t xml:space="preserve">	20</w:t>
         </w:r>
       </w:hyperlink>
     </w:p>
@@ -2207,7 +2199,7 @@
             <w:b/>
             <w:color w:val="000000"/>
           </w:rPr>
-          <w:t xml:space="preserve">	26</w:t>
+          <w:t xml:space="preserve">	25</w:t>
         </w:r>
       </w:hyperlink>
     </w:p>
@@ -4814,7 +4806,7 @@
         </w:trPr>
         <w:tc>
           <w:tcPr>
-            <w:tcW w:type="dxa" w:w="3024"/>
+            <w:tcW w:type="dxa" w:w="1814"/>
             <w:vAlign w:val="center"/>
             <w:tcMar>
               <w:top w:w="100" w:type="dxa"/>
@@ -4826,6 +4818,7 @@
           </w:tcPr>
           <w:p>
             <w:pPr>
+              <w:keepNext/>
               <w:spacing w:before="40" w:after="40" w:line="276" w:lineRule="auto"/>
               <w:jc w:val="center"/>
             </w:pPr>
@@ -4843,7 +4836,7 @@
         </w:tc>
         <w:tc>
           <w:tcPr>
-            <w:tcW w:type="dxa" w:w="3024"/>
+            <w:tcW w:type="dxa" w:w="1701"/>
             <w:vAlign w:val="center"/>
             <w:tcMar>
               <w:top w:w="100" w:type="dxa"/>
@@ -4855,6 +4848,7 @@
           </w:tcPr>
           <w:p>
             <w:pPr>
+              <w:keepNext/>
               <w:spacing w:before="40" w:after="40" w:line="276" w:lineRule="auto"/>
               <w:jc w:val="center"/>
             </w:pPr>
@@ -4872,7 +4866,7 @@
         </w:tc>
         <w:tc>
           <w:tcPr>
-            <w:tcW w:type="dxa" w:w="3024"/>
+            <w:tcW w:type="dxa" w:w="5556"/>
             <w:vAlign w:val="center"/>
             <w:tcMar>
               <w:top w:w="100" w:type="dxa"/>
@@ -4884,6 +4878,7 @@
           </w:tcPr>
           <w:p>
             <w:pPr>
+              <w:keepNext/>
               <w:spacing w:before="40" w:after="40" w:line="276" w:lineRule="auto"/>
               <w:jc w:val="center"/>
             </w:pPr>
@@ -4906,7 +4901,7 @@
         </w:trPr>
         <w:tc>
           <w:tcPr>
-            <w:tcW w:type="dxa" w:w="3024"/>
+            <w:tcW w:type="dxa" w:w="1814"/>
             <w:vAlign w:val="center"/>
             <w:tcMar>
               <w:top w:w="80" w:type="dxa"/>
@@ -4917,6 +4912,7 @@
           </w:tcPr>
           <w:p>
             <w:pPr>
+              <w:keepNext/>
               <w:spacing w:before="40" w:after="40" w:line="276" w:lineRule="auto"/>
               <w:jc w:val="left"/>
             </w:pPr>
@@ -4934,7 +4930,7 @@
         </w:tc>
         <w:tc>
           <w:tcPr>
-            <w:tcW w:type="dxa" w:w="3024"/>
+            <w:tcW w:type="dxa" w:w="1701"/>
             <w:vAlign w:val="center"/>
             <w:tcMar>
               <w:top w:w="80" w:type="dxa"/>
@@ -4945,6 +4941,7 @@
           </w:tcPr>
           <w:p>
             <w:pPr>
+              <w:keepNext/>
               <w:spacing w:before="40" w:after="40" w:line="276" w:lineRule="auto"/>
               <w:jc w:val="left"/>
             </w:pPr>
@@ -4962,7 +4959,7 @@
         </w:tc>
         <w:tc>
           <w:tcPr>
-            <w:tcW w:type="dxa" w:w="3024"/>
+            <w:tcW w:type="dxa" w:w="5556"/>
             <w:vAlign w:val="center"/>
             <w:tcMar>
               <w:top w:w="80" w:type="dxa"/>
@@ -4973,6 +4970,7 @@
           </w:tcPr>
           <w:p>
             <w:pPr>
+              <w:keepNext/>
               <w:spacing w:before="40" w:after="40" w:line="276" w:lineRule="auto"/>
               <w:jc w:val="left"/>
             </w:pPr>
@@ -4995,7 +4993,7 @@
         </w:trPr>
         <w:tc>
           <w:tcPr>
-            <w:tcW w:type="dxa" w:w="3024"/>
+            <w:tcW w:type="dxa" w:w="1814"/>
             <w:vAlign w:val="center"/>
             <w:tcMar>
               <w:top w:w="80" w:type="dxa"/>
@@ -5007,6 +5005,7 @@
           </w:tcPr>
           <w:p>
             <w:pPr>
+              <w:keepNext/>
               <w:spacing w:before="40" w:after="40" w:line="276" w:lineRule="auto"/>
               <w:jc w:val="left"/>
             </w:pPr>
@@ -5024,7 +5023,7 @@
         </w:tc>
         <w:tc>
           <w:tcPr>
-            <w:tcW w:type="dxa" w:w="3024"/>
+            <w:tcW w:type="dxa" w:w="1701"/>
             <w:vAlign w:val="center"/>
             <w:tcMar>
               <w:top w:w="80" w:type="dxa"/>
@@ -5036,6 +5035,7 @@
           </w:tcPr>
           <w:p>
             <w:pPr>
+              <w:keepNext/>
               <w:spacing w:before="40" w:after="40" w:line="276" w:lineRule="auto"/>
               <w:jc w:val="left"/>
             </w:pPr>
@@ -5053,7 +5053,7 @@
         </w:tc>
         <w:tc>
           <w:tcPr>
-            <w:tcW w:type="dxa" w:w="3024"/>
+            <w:tcW w:type="dxa" w:w="5556"/>
             <w:vAlign w:val="center"/>
             <w:tcMar>
               <w:top w:w="80" w:type="dxa"/>
@@ -5065,6 +5065,7 @@
           </w:tcPr>
           <w:p>
             <w:pPr>
+              <w:keepNext/>
               <w:spacing w:before="40" w:after="40" w:line="276" w:lineRule="auto"/>
               <w:jc w:val="left"/>
             </w:pPr>
@@ -5087,7 +5088,7 @@
         </w:trPr>
         <w:tc>
           <w:tcPr>
-            <w:tcW w:type="dxa" w:w="3024"/>
+            <w:tcW w:type="dxa" w:w="1814"/>
             <w:vAlign w:val="center"/>
             <w:tcMar>
               <w:top w:w="80" w:type="dxa"/>
@@ -5098,6 +5099,7 @@
           </w:tcPr>
           <w:p>
             <w:pPr>
+              <w:keepNext/>
               <w:spacing w:before="40" w:after="40" w:line="276" w:lineRule="auto"/>
               <w:jc w:val="left"/>
             </w:pPr>
@@ -5115,7 +5117,7 @@
         </w:tc>
         <w:tc>
           <w:tcPr>
-            <w:tcW w:type="dxa" w:w="3024"/>
+            <w:tcW w:type="dxa" w:w="1701"/>
             <w:vAlign w:val="center"/>
             <w:tcMar>
               <w:top w:w="80" w:type="dxa"/>
@@ -5126,6 +5128,7 @@
           </w:tcPr>
           <w:p>
             <w:pPr>
+              <w:keepNext/>
               <w:spacing w:before="40" w:after="40" w:line="276" w:lineRule="auto"/>
               <w:jc w:val="left"/>
             </w:pPr>
@@ -5143,7 +5146,7 @@
         </w:tc>
         <w:tc>
           <w:tcPr>
-            <w:tcW w:type="dxa" w:w="3024"/>
+            <w:tcW w:type="dxa" w:w="5556"/>
             <w:vAlign w:val="center"/>
             <w:tcMar>
               <w:top w:w="80" w:type="dxa"/>
@@ -5154,6 +5157,7 @@
           </w:tcPr>
           <w:p>
             <w:pPr>
+              <w:keepNext/>
               <w:spacing w:before="40" w:after="40" w:line="276" w:lineRule="auto"/>
               <w:jc w:val="left"/>
             </w:pPr>
@@ -5176,7 +5180,7 @@
         </w:trPr>
         <w:tc>
           <w:tcPr>
-            <w:tcW w:type="dxa" w:w="3024"/>
+            <w:tcW w:type="dxa" w:w="1814"/>
             <w:vAlign w:val="center"/>
             <w:tcMar>
               <w:top w:w="80" w:type="dxa"/>
@@ -5188,6 +5192,7 @@
           </w:tcPr>
           <w:p>
             <w:pPr>
+              <w:keepNext/>
               <w:spacing w:before="40" w:after="40" w:line="276" w:lineRule="auto"/>
               <w:jc w:val="left"/>
             </w:pPr>
@@ -5205,7 +5210,7 @@
         </w:tc>
         <w:tc>
           <w:tcPr>
-            <w:tcW w:type="dxa" w:w="3024"/>
+            <w:tcW w:type="dxa" w:w="1701"/>
             <w:vAlign w:val="center"/>
             <w:tcMar>
               <w:top w:w="80" w:type="dxa"/>
@@ -5217,6 +5222,7 @@
           </w:tcPr>
           <w:p>
             <w:pPr>
+              <w:keepNext/>
               <w:spacing w:before="40" w:after="40" w:line="276" w:lineRule="auto"/>
               <w:jc w:val="left"/>
             </w:pPr>
@@ -5234,7 +5240,7 @@
         </w:tc>
         <w:tc>
           <w:tcPr>
-            <w:tcW w:type="dxa" w:w="3024"/>
+            <w:tcW w:type="dxa" w:w="5556"/>
             <w:vAlign w:val="center"/>
             <w:tcMar>
               <w:top w:w="80" w:type="dxa"/>
@@ -5246,6 +5252,7 @@
           </w:tcPr>
           <w:p>
             <w:pPr>
+              <w:keepNext/>
               <w:spacing w:before="40" w:after="40" w:line="276" w:lineRule="auto"/>
               <w:jc w:val="left"/>
             </w:pPr>
@@ -5268,7 +5275,7 @@
         </w:trPr>
         <w:tc>
           <w:tcPr>
-            <w:tcW w:type="dxa" w:w="3024"/>
+            <w:tcW w:type="dxa" w:w="1814"/>
             <w:vAlign w:val="center"/>
             <w:tcMar>
               <w:top w:w="80" w:type="dxa"/>
@@ -5279,6 +5286,7 @@
           </w:tcPr>
           <w:p>
             <w:pPr>
+              <w:keepNext/>
               <w:spacing w:before="40" w:after="40" w:line="276" w:lineRule="auto"/>
               <w:jc w:val="left"/>
             </w:pPr>
@@ -5296,7 +5304,7 @@
         </w:tc>
         <w:tc>
           <w:tcPr>
-            <w:tcW w:type="dxa" w:w="3024"/>
+            <w:tcW w:type="dxa" w:w="1701"/>
             <w:vAlign w:val="center"/>
             <w:tcMar>
               <w:top w:w="80" w:type="dxa"/>
@@ -5307,6 +5315,7 @@
           </w:tcPr>
           <w:p>
             <w:pPr>
+              <w:keepNext/>
               <w:spacing w:before="40" w:after="40" w:line="276" w:lineRule="auto"/>
               <w:jc w:val="left"/>
             </w:pPr>
@@ -5324,7 +5333,7 @@
         </w:tc>
         <w:tc>
           <w:tcPr>
-            <w:tcW w:type="dxa" w:w="3024"/>
+            <w:tcW w:type="dxa" w:w="5556"/>
             <w:vAlign w:val="center"/>
             <w:tcMar>
               <w:top w:w="80" w:type="dxa"/>
@@ -5335,6 +5344,7 @@
           </w:tcPr>
           <w:p>
             <w:pPr>
+              <w:keepNext/>
               <w:spacing w:before="40" w:after="40" w:line="276" w:lineRule="auto"/>
               <w:jc w:val="left"/>
             </w:pPr>
@@ -5357,7 +5367,7 @@
         </w:trPr>
         <w:tc>
           <w:tcPr>
-            <w:tcW w:type="dxa" w:w="3024"/>
+            <w:tcW w:type="dxa" w:w="1814"/>
             <w:vAlign w:val="center"/>
             <w:tcMar>
               <w:top w:w="80" w:type="dxa"/>
@@ -5369,6 +5379,7 @@
           </w:tcPr>
           <w:p>
             <w:pPr>
+              <w:keepNext/>
               <w:spacing w:before="40" w:after="40" w:line="276" w:lineRule="auto"/>
               <w:jc w:val="left"/>
             </w:pPr>
@@ -5386,7 +5397,7 @@
         </w:tc>
         <w:tc>
           <w:tcPr>
-            <w:tcW w:type="dxa" w:w="3024"/>
+            <w:tcW w:type="dxa" w:w="1701"/>
             <w:vAlign w:val="center"/>
             <w:tcMar>
               <w:top w:w="80" w:type="dxa"/>
@@ -5398,6 +5409,7 @@
           </w:tcPr>
           <w:p>
             <w:pPr>
+              <w:keepNext/>
               <w:spacing w:before="40" w:after="40" w:line="276" w:lineRule="auto"/>
               <w:jc w:val="left"/>
             </w:pPr>
@@ -5415,7 +5427,7 @@
         </w:tc>
         <w:tc>
           <w:tcPr>
-            <w:tcW w:type="dxa" w:w="3024"/>
+            <w:tcW w:type="dxa" w:w="5556"/>
             <w:vAlign w:val="center"/>
             <w:tcMar>
               <w:top w:w="80" w:type="dxa"/>
@@ -5427,6 +5439,7 @@
           </w:tcPr>
           <w:p>
             <w:pPr>
+              <w:keepNext/>
               <w:spacing w:before="40" w:after="40" w:line="276" w:lineRule="auto"/>
               <w:jc w:val="left"/>
             </w:pPr>
@@ -5449,7 +5462,7 @@
         </w:trPr>
         <w:tc>
           <w:tcPr>
-            <w:tcW w:type="dxa" w:w="3024"/>
+            <w:tcW w:type="dxa" w:w="1814"/>
             <w:vAlign w:val="center"/>
             <w:tcMar>
               <w:top w:w="80" w:type="dxa"/>
@@ -5460,6 +5473,7 @@
           </w:tcPr>
           <w:p>
             <w:pPr>
+              <w:keepNext/>
               <w:spacing w:before="40" w:after="40" w:line="276" w:lineRule="auto"/>
               <w:jc w:val="left"/>
             </w:pPr>
@@ -5477,7 +5491,7 @@
         </w:tc>
         <w:tc>
           <w:tcPr>
-            <w:tcW w:type="dxa" w:w="3024"/>
+            <w:tcW w:type="dxa" w:w="1701"/>
             <w:vAlign w:val="center"/>
             <w:tcMar>
               <w:top w:w="80" w:type="dxa"/>
@@ -5488,6 +5502,7 @@
           </w:tcPr>
           <w:p>
             <w:pPr>
+              <w:keepNext/>
               <w:spacing w:before="40" w:after="40" w:line="276" w:lineRule="auto"/>
               <w:jc w:val="left"/>
             </w:pPr>
@@ -5505,7 +5520,7 @@
         </w:tc>
         <w:tc>
           <w:tcPr>
-            <w:tcW w:type="dxa" w:w="3024"/>
+            <w:tcW w:type="dxa" w:w="5556"/>
             <w:vAlign w:val="center"/>
             <w:tcMar>
               <w:top w:w="80" w:type="dxa"/>
@@ -5516,6 +5531,7 @@
           </w:tcPr>
           <w:p>
             <w:pPr>
+              <w:keepNext/>
               <w:spacing w:before="40" w:after="40" w:line="276" w:lineRule="auto"/>
               <w:jc w:val="left"/>
             </w:pPr>
@@ -5538,7 +5554,7 @@
         </w:trPr>
         <w:tc>
           <w:tcPr>
-            <w:tcW w:type="dxa" w:w="3024"/>
+            <w:tcW w:type="dxa" w:w="1814"/>
             <w:vAlign w:val="center"/>
             <w:tcMar>
               <w:top w:w="80" w:type="dxa"/>
@@ -5550,6 +5566,7 @@
           </w:tcPr>
           <w:p>
             <w:pPr>
+              <w:keepNext/>
               <w:spacing w:before="40" w:after="40" w:line="276" w:lineRule="auto"/>
               <w:jc w:val="left"/>
             </w:pPr>
@@ -5567,7 +5584,7 @@
         </w:tc>
         <w:tc>
           <w:tcPr>
-            <w:tcW w:type="dxa" w:w="3024"/>
+            <w:tcW w:type="dxa" w:w="1701"/>
             <w:vAlign w:val="center"/>
             <w:tcMar>
               <w:top w:w="80" w:type="dxa"/>
@@ -5579,6 +5596,7 @@
           </w:tcPr>
           <w:p>
             <w:pPr>
+              <w:keepNext/>
               <w:spacing w:before="40" w:after="40" w:line="276" w:lineRule="auto"/>
               <w:jc w:val="left"/>
             </w:pPr>
@@ -5596,7 +5614,7 @@
         </w:tc>
         <w:tc>
           <w:tcPr>
-            <w:tcW w:type="dxa" w:w="3024"/>
+            <w:tcW w:type="dxa" w:w="5556"/>
             <w:vAlign w:val="center"/>
             <w:tcMar>
               <w:top w:w="80" w:type="dxa"/>
@@ -5608,6 +5626,7 @@
           </w:tcPr>
           <w:p>
             <w:pPr>
+              <w:keepNext/>
               <w:spacing w:before="40" w:after="40" w:line="276" w:lineRule="auto"/>
               <w:jc w:val="left"/>
             </w:pPr>
@@ -5630,7 +5649,7 @@
         </w:trPr>
         <w:tc>
           <w:tcPr>
-            <w:tcW w:type="dxa" w:w="3024"/>
+            <w:tcW w:type="dxa" w:w="1814"/>
             <w:vAlign w:val="center"/>
             <w:tcMar>
               <w:top w:w="80" w:type="dxa"/>
@@ -5641,6 +5660,7 @@
           </w:tcPr>
           <w:p>
             <w:pPr>
+              <w:keepNext/>
               <w:spacing w:before="40" w:after="40" w:line="276" w:lineRule="auto"/>
               <w:jc w:val="left"/>
             </w:pPr>
@@ -5658,7 +5678,7 @@
         </w:tc>
         <w:tc>
           <w:tcPr>
-            <w:tcW w:type="dxa" w:w="3024"/>
+            <w:tcW w:type="dxa" w:w="1701"/>
             <w:vAlign w:val="center"/>
             <w:tcMar>
               <w:top w:w="80" w:type="dxa"/>
@@ -5669,6 +5689,7 @@
           </w:tcPr>
           <w:p>
             <w:pPr>
+              <w:keepNext/>
               <w:spacing w:before="40" w:after="40" w:line="276" w:lineRule="auto"/>
               <w:jc w:val="left"/>
             </w:pPr>
@@ -5686,7 +5707,7 @@
         </w:tc>
         <w:tc>
           <w:tcPr>
-            <w:tcW w:type="dxa" w:w="3024"/>
+            <w:tcW w:type="dxa" w:w="5556"/>
             <w:vAlign w:val="center"/>
             <w:tcMar>
               <w:top w:w="80" w:type="dxa"/>
@@ -5697,6 +5718,7 @@
           </w:tcPr>
           <w:p>
             <w:pPr>
+              <w:keepNext/>
               <w:spacing w:before="40" w:after="40" w:line="276" w:lineRule="auto"/>
               <w:jc w:val="left"/>
             </w:pPr>
@@ -5719,7 +5741,7 @@
         </w:trPr>
         <w:tc>
           <w:tcPr>
-            <w:tcW w:type="dxa" w:w="3024"/>
+            <w:tcW w:type="dxa" w:w="1814"/>
             <w:vAlign w:val="center"/>
             <w:tcMar>
               <w:top w:w="80" w:type="dxa"/>
@@ -5731,6 +5753,7 @@
           </w:tcPr>
           <w:p>
             <w:pPr>
+              <w:keepNext/>
               <w:spacing w:before="40" w:after="40" w:line="276" w:lineRule="auto"/>
               <w:jc w:val="left"/>
             </w:pPr>
@@ -5748,7 +5771,7 @@
         </w:tc>
         <w:tc>
           <w:tcPr>
-            <w:tcW w:type="dxa" w:w="3024"/>
+            <w:tcW w:type="dxa" w:w="1701"/>
             <w:vAlign w:val="center"/>
             <w:tcMar>
               <w:top w:w="80" w:type="dxa"/>
@@ -5760,6 +5783,7 @@
           </w:tcPr>
           <w:p>
             <w:pPr>
+              <w:keepNext/>
               <w:spacing w:before="40" w:after="40" w:line="276" w:lineRule="auto"/>
               <w:jc w:val="left"/>
             </w:pPr>
@@ -5777,7 +5801,7 @@
         </w:tc>
         <w:tc>
           <w:tcPr>
-            <w:tcW w:type="dxa" w:w="3024"/>
+            <w:tcW w:type="dxa" w:w="5556"/>
             <w:vAlign w:val="center"/>
             <w:tcMar>
               <w:top w:w="80" w:type="dxa"/>
@@ -5789,6 +5813,7 @@
           </w:tcPr>
           <w:p>
             <w:pPr>
+              <w:keepNext/>
               <w:spacing w:before="40" w:after="40" w:line="276" w:lineRule="auto"/>
               <w:jc w:val="left"/>
             </w:pPr>
@@ -5811,7 +5836,7 @@
         </w:trPr>
         <w:tc>
           <w:tcPr>
-            <w:tcW w:type="dxa" w:w="3024"/>
+            <w:tcW w:type="dxa" w:w="1814"/>
             <w:vAlign w:val="center"/>
             <w:tcMar>
               <w:top w:w="80" w:type="dxa"/>
@@ -5839,7 +5864,7 @@
         </w:tc>
         <w:tc>
           <w:tcPr>
-            <w:tcW w:type="dxa" w:w="3024"/>
+            <w:tcW w:type="dxa" w:w="1701"/>
             <w:vAlign w:val="center"/>
             <w:tcMar>
               <w:top w:w="80" w:type="dxa"/>
@@ -5867,7 +5892,7 @@
         </w:tc>
         <w:tc>
           <w:tcPr>
-            <w:tcW w:type="dxa" w:w="3024"/>
+            <w:tcW w:type="dxa" w:w="5556"/>
             <w:vAlign w:val="center"/>
             <w:tcMar>
               <w:top w:w="80" w:type="dxa"/>
@@ -6036,6 +6061,7 @@
           </w:tcPr>
           <w:p>
             <w:pPr>
+              <w:keepNext/>
               <w:spacing w:before="40" w:after="40" w:line="276" w:lineRule="auto"/>
               <w:jc w:val="center"/>
             </w:pPr>
@@ -6065,6 +6091,7 @@
           </w:tcPr>
           <w:p>
             <w:pPr>
+              <w:keepNext/>
               <w:spacing w:before="40" w:after="40" w:line="276" w:lineRule="auto"/>
               <w:jc w:val="center"/>
             </w:pPr>
@@ -6082,7 +6109,7 @@
         </w:tc>
         <w:tc>
           <w:tcPr>
-            <w:tcW w:type="dxa" w:w="2268"/>
+            <w:tcW w:type="dxa" w:w="1984"/>
             <w:vAlign w:val="center"/>
             <w:tcMar>
               <w:top w:w="100" w:type="dxa"/>
@@ -6094,6 +6121,7 @@
           </w:tcPr>
           <w:p>
             <w:pPr>
+              <w:keepNext/>
               <w:spacing w:before="40" w:after="40" w:line="276" w:lineRule="auto"/>
               <w:jc w:val="center"/>
             </w:pPr>
@@ -6111,7 +6139,7 @@
         </w:tc>
         <w:tc>
           <w:tcPr>
-            <w:tcW w:type="dxa" w:w="2268"/>
+            <w:tcW w:type="dxa" w:w="2551"/>
             <w:vAlign w:val="center"/>
             <w:tcMar>
               <w:top w:w="100" w:type="dxa"/>
@@ -6123,6 +6151,7 @@
           </w:tcPr>
           <w:p>
             <w:pPr>
+              <w:keepNext/>
               <w:spacing w:before="40" w:after="40" w:line="276" w:lineRule="auto"/>
               <w:jc w:val="center"/>
             </w:pPr>
@@ -6156,6 +6185,7 @@
           </w:tcPr>
           <w:p>
             <w:pPr>
+              <w:keepNext/>
               <w:spacing w:before="40" w:after="40" w:line="276" w:lineRule="auto"/>
               <w:jc w:val="left"/>
             </w:pPr>
@@ -6184,6 +6214,7 @@
           </w:tcPr>
           <w:p>
             <w:pPr>
+              <w:keepNext/>
               <w:spacing w:before="40" w:after="40" w:line="276" w:lineRule="auto"/>
               <w:jc w:val="right"/>
             </w:pPr>
@@ -6201,7 +6232,7 @@
         </w:tc>
         <w:tc>
           <w:tcPr>
-            <w:tcW w:type="dxa" w:w="2268"/>
+            <w:tcW w:type="dxa" w:w="1984"/>
             <w:vAlign w:val="center"/>
             <w:tcMar>
               <w:top w:w="80" w:type="dxa"/>
@@ -6212,6 +6243,7 @@
           </w:tcPr>
           <w:p>
             <w:pPr>
+              <w:keepNext/>
               <w:spacing w:before="40" w:after="40" w:line="276" w:lineRule="auto"/>
               <w:jc w:val="right"/>
             </w:pPr>
@@ -6229,7 +6261,7 @@
         </w:tc>
         <w:tc>
           <w:tcPr>
-            <w:tcW w:type="dxa" w:w="2268"/>
+            <w:tcW w:type="dxa" w:w="2551"/>
             <w:vAlign w:val="center"/>
             <w:tcMar>
               <w:top w:w="80" w:type="dxa"/>
@@ -6240,6 +6272,7 @@
           </w:tcPr>
           <w:p>
             <w:pPr>
+              <w:keepNext/>
               <w:spacing w:before="40" w:after="40" w:line="276" w:lineRule="auto"/>
               <w:jc w:val="right"/>
             </w:pPr>
@@ -6274,6 +6307,7 @@
           </w:tcPr>
           <w:p>
             <w:pPr>
+              <w:keepNext/>
               <w:spacing w:before="40" w:after="40" w:line="276" w:lineRule="auto"/>
               <w:jc w:val="left"/>
             </w:pPr>
@@ -6303,6 +6337,7 @@
           </w:tcPr>
           <w:p>
             <w:pPr>
+              <w:keepNext/>
               <w:spacing w:before="40" w:after="40" w:line="276" w:lineRule="auto"/>
               <w:jc w:val="right"/>
             </w:pPr>
@@ -6320,7 +6355,7 @@
         </w:tc>
         <w:tc>
           <w:tcPr>
-            <w:tcW w:type="dxa" w:w="2268"/>
+            <w:tcW w:type="dxa" w:w="1984"/>
             <w:vAlign w:val="center"/>
             <w:tcMar>
               <w:top w:w="80" w:type="dxa"/>
@@ -6332,6 +6367,7 @@
           </w:tcPr>
           <w:p>
             <w:pPr>
+              <w:keepNext/>
               <w:spacing w:before="40" w:after="40" w:line="276" w:lineRule="auto"/>
               <w:jc w:val="right"/>
             </w:pPr>
@@ -6349,7 +6385,7 @@
         </w:tc>
         <w:tc>
           <w:tcPr>
-            <w:tcW w:type="dxa" w:w="2268"/>
+            <w:tcW w:type="dxa" w:w="2551"/>
             <w:vAlign w:val="center"/>
             <w:tcMar>
               <w:top w:w="80" w:type="dxa"/>
@@ -6361,6 +6397,7 @@
           </w:tcPr>
           <w:p>
             <w:pPr>
+              <w:keepNext/>
               <w:spacing w:before="40" w:after="40" w:line="276" w:lineRule="auto"/>
               <w:jc w:val="right"/>
             </w:pPr>
@@ -6394,6 +6431,7 @@
           </w:tcPr>
           <w:p>
             <w:pPr>
+              <w:keepNext/>
               <w:spacing w:before="40" w:after="40" w:line="276" w:lineRule="auto"/>
               <w:jc w:val="left"/>
             </w:pPr>
@@ -6422,6 +6460,7 @@
           </w:tcPr>
           <w:p>
             <w:pPr>
+              <w:keepNext/>
               <w:spacing w:before="40" w:after="40" w:line="276" w:lineRule="auto"/>
               <w:jc w:val="right"/>
             </w:pPr>
@@ -6439,7 +6478,7 @@
         </w:tc>
         <w:tc>
           <w:tcPr>
-            <w:tcW w:type="dxa" w:w="2268"/>
+            <w:tcW w:type="dxa" w:w="1984"/>
             <w:vAlign w:val="center"/>
             <w:tcMar>
               <w:top w:w="80" w:type="dxa"/>
@@ -6450,6 +6489,7 @@
           </w:tcPr>
           <w:p>
             <w:pPr>
+              <w:keepNext/>
               <w:spacing w:before="40" w:after="40" w:line="276" w:lineRule="auto"/>
               <w:jc w:val="right"/>
             </w:pPr>
@@ -6467,7 +6507,7 @@
         </w:tc>
         <w:tc>
           <w:tcPr>
-            <w:tcW w:type="dxa" w:w="2268"/>
+            <w:tcW w:type="dxa" w:w="2551"/>
             <w:vAlign w:val="center"/>
             <w:tcMar>
               <w:top w:w="80" w:type="dxa"/>
@@ -6478,6 +6518,7 @@
           </w:tcPr>
           <w:p>
             <w:pPr>
+              <w:keepNext/>
               <w:spacing w:before="40" w:after="40" w:line="276" w:lineRule="auto"/>
               <w:jc w:val="right"/>
             </w:pPr>
@@ -6512,6 +6553,7 @@
           </w:tcPr>
           <w:p>
             <w:pPr>
+              <w:keepNext/>
               <w:spacing w:before="40" w:after="40" w:line="276" w:lineRule="auto"/>
               <w:jc w:val="left"/>
             </w:pPr>
@@ -6541,6 +6583,7 @@
           </w:tcPr>
           <w:p>
             <w:pPr>
+              <w:keepNext/>
               <w:spacing w:before="40" w:after="40" w:line="276" w:lineRule="auto"/>
               <w:jc w:val="right"/>
             </w:pPr>
@@ -6558,7 +6601,7 @@
         </w:tc>
         <w:tc>
           <w:tcPr>
-            <w:tcW w:type="dxa" w:w="2268"/>
+            <w:tcW w:type="dxa" w:w="1984"/>
             <w:vAlign w:val="center"/>
             <w:tcMar>
               <w:top w:w="80" w:type="dxa"/>
@@ -6570,6 +6613,7 @@
           </w:tcPr>
           <w:p>
             <w:pPr>
+              <w:keepNext/>
               <w:spacing w:before="40" w:after="40" w:line="276" w:lineRule="auto"/>
               <w:jc w:val="right"/>
             </w:pPr>
@@ -6587,7 +6631,7 @@
         </w:tc>
         <w:tc>
           <w:tcPr>
-            <w:tcW w:type="dxa" w:w="2268"/>
+            <w:tcW w:type="dxa" w:w="2551"/>
             <w:vAlign w:val="center"/>
             <w:tcMar>
               <w:top w:w="80" w:type="dxa"/>
@@ -6599,6 +6643,7 @@
           </w:tcPr>
           <w:p>
             <w:pPr>
+              <w:keepNext/>
               <w:spacing w:before="40" w:after="40" w:line="276" w:lineRule="auto"/>
               <w:jc w:val="right"/>
             </w:pPr>
@@ -6632,6 +6677,7 @@
           </w:tcPr>
           <w:p>
             <w:pPr>
+              <w:keepNext/>
               <w:spacing w:before="40" w:after="40" w:line="276" w:lineRule="auto"/>
               <w:jc w:val="left"/>
             </w:pPr>
@@ -6660,6 +6706,7 @@
           </w:tcPr>
           <w:p>
             <w:pPr>
+              <w:keepNext/>
               <w:spacing w:before="40" w:after="40" w:line="276" w:lineRule="auto"/>
               <w:jc w:val="right"/>
             </w:pPr>
@@ -6677,7 +6724,7 @@
         </w:tc>
         <w:tc>
           <w:tcPr>
-            <w:tcW w:type="dxa" w:w="2268"/>
+            <w:tcW w:type="dxa" w:w="1984"/>
             <w:vAlign w:val="center"/>
             <w:tcMar>
               <w:top w:w="80" w:type="dxa"/>
@@ -6688,6 +6735,7 @@
           </w:tcPr>
           <w:p>
             <w:pPr>
+              <w:keepNext/>
               <w:spacing w:before="40" w:after="40" w:line="276" w:lineRule="auto"/>
               <w:jc w:val="right"/>
             </w:pPr>
@@ -6705,7 +6753,7 @@
         </w:tc>
         <w:tc>
           <w:tcPr>
-            <w:tcW w:type="dxa" w:w="2268"/>
+            <w:tcW w:type="dxa" w:w="2551"/>
             <w:vAlign w:val="center"/>
             <w:tcMar>
               <w:top w:w="80" w:type="dxa"/>
@@ -6716,6 +6764,7 @@
           </w:tcPr>
           <w:p>
             <w:pPr>
+              <w:keepNext/>
               <w:spacing w:before="40" w:after="40" w:line="276" w:lineRule="auto"/>
               <w:jc w:val="right"/>
             </w:pPr>
@@ -6796,7 +6845,7 @@
         </w:tc>
         <w:tc>
           <w:tcPr>
-            <w:tcW w:type="dxa" w:w="2268"/>
+            <w:tcW w:type="dxa" w:w="1984"/>
             <w:vAlign w:val="center"/>
             <w:tcMar>
               <w:top w:w="80" w:type="dxa"/>
@@ -6825,7 +6874,7 @@
         </w:tc>
         <w:tc>
           <w:tcPr>
-            <w:tcW w:type="dxa" w:w="2268"/>
+            <w:tcW w:type="dxa" w:w="2551"/>
             <w:vAlign w:val="center"/>
             <w:tcMar>
               <w:top w:w="80" w:type="dxa"/>
@@ -7001,7 +7050,7 @@
         </w:trPr>
         <w:tc>
           <w:tcPr>
-            <w:tcW w:type="dxa" w:w="1814"/>
+            <w:tcW w:type="dxa" w:w="2154"/>
             <w:vAlign w:val="center"/>
             <w:tcMar>
               <w:top w:w="100" w:type="dxa"/>
@@ -7013,6 +7062,7 @@
           </w:tcPr>
           <w:p>
             <w:pPr>
+              <w:keepNext/>
               <w:spacing w:before="40" w:after="40" w:line="276" w:lineRule="auto"/>
               <w:jc w:val="center"/>
             </w:pPr>
@@ -7030,7 +7080,7 @@
         </w:tc>
         <w:tc>
           <w:tcPr>
-            <w:tcW w:type="dxa" w:w="1814"/>
+            <w:tcW w:type="dxa" w:w="1701"/>
             <w:vAlign w:val="center"/>
             <w:tcMar>
               <w:top w:w="100" w:type="dxa"/>
@@ -7042,6 +7092,7 @@
           </w:tcPr>
           <w:p>
             <w:pPr>
+              <w:keepNext/>
               <w:spacing w:before="40" w:after="40" w:line="276" w:lineRule="auto"/>
               <w:jc w:val="center"/>
             </w:pPr>
@@ -7059,7 +7110,7 @@
         </w:tc>
         <w:tc>
           <w:tcPr>
-            <w:tcW w:type="dxa" w:w="1814"/>
+            <w:tcW w:type="dxa" w:w="1587"/>
             <w:vAlign w:val="center"/>
             <w:tcMar>
               <w:top w:w="100" w:type="dxa"/>
@@ -7071,6 +7122,7 @@
           </w:tcPr>
           <w:p>
             <w:pPr>
+              <w:keepNext/>
               <w:spacing w:before="40" w:after="40" w:line="276" w:lineRule="auto"/>
               <w:jc w:val="center"/>
             </w:pPr>
@@ -7088,7 +7140,7 @@
         </w:tc>
         <w:tc>
           <w:tcPr>
-            <w:tcW w:type="dxa" w:w="1814"/>
+            <w:tcW w:type="dxa" w:w="1928"/>
             <w:vAlign w:val="center"/>
             <w:tcMar>
               <w:top w:w="100" w:type="dxa"/>
@@ -7100,6 +7152,7 @@
           </w:tcPr>
           <w:p>
             <w:pPr>
+              <w:keepNext/>
               <w:spacing w:before="40" w:after="40" w:line="276" w:lineRule="auto"/>
               <w:jc w:val="center"/>
             </w:pPr>
@@ -7117,7 +7170,7 @@
         </w:tc>
         <w:tc>
           <w:tcPr>
-            <w:tcW w:type="dxa" w:w="1814"/>
+            <w:tcW w:type="dxa" w:w="1701"/>
             <w:vAlign w:val="center"/>
             <w:tcMar>
               <w:top w:w="100" w:type="dxa"/>
@@ -7129,6 +7182,7 @@
           </w:tcPr>
           <w:p>
             <w:pPr>
+              <w:keepNext/>
               <w:spacing w:before="40" w:after="40" w:line="276" w:lineRule="auto"/>
               <w:jc w:val="center"/>
             </w:pPr>
@@ -7151,7 +7205,7 @@
         </w:trPr>
         <w:tc>
           <w:tcPr>
-            <w:tcW w:type="dxa" w:w="1814"/>
+            <w:tcW w:type="dxa" w:w="2154"/>
             <w:vAlign w:val="center"/>
             <w:tcMar>
               <w:top w:w="80" w:type="dxa"/>
@@ -7162,6 +7216,7 @@
           </w:tcPr>
           <w:p>
             <w:pPr>
+              <w:keepNext/>
               <w:spacing w:before="40" w:after="40" w:line="276" w:lineRule="auto"/>
               <w:jc w:val="left"/>
             </w:pPr>
@@ -7179,7 +7234,7 @@
         </w:tc>
         <w:tc>
           <w:tcPr>
-            <w:tcW w:type="dxa" w:w="1814"/>
+            <w:tcW w:type="dxa" w:w="1701"/>
             <w:vAlign w:val="center"/>
             <w:tcMar>
               <w:top w:w="80" w:type="dxa"/>
@@ -7190,6 +7245,7 @@
           </w:tcPr>
           <w:p>
             <w:pPr>
+              <w:keepNext/>
               <w:spacing w:before="40" w:after="40" w:line="276" w:lineRule="auto"/>
               <w:jc w:val="right"/>
             </w:pPr>
@@ -7207,7 +7263,7 @@
         </w:tc>
         <w:tc>
           <w:tcPr>
-            <w:tcW w:type="dxa" w:w="1814"/>
+            <w:tcW w:type="dxa" w:w="1587"/>
             <w:vAlign w:val="center"/>
             <w:tcMar>
               <w:top w:w="80" w:type="dxa"/>
@@ -7218,6 +7274,7 @@
           </w:tcPr>
           <w:p>
             <w:pPr>
+              <w:keepNext/>
               <w:spacing w:before="40" w:after="40" w:line="276" w:lineRule="auto"/>
               <w:jc w:val="right"/>
             </w:pPr>
@@ -7235,7 +7292,7 @@
         </w:tc>
         <w:tc>
           <w:tcPr>
-            <w:tcW w:type="dxa" w:w="1814"/>
+            <w:tcW w:type="dxa" w:w="1928"/>
             <w:vAlign w:val="center"/>
             <w:tcMar>
               <w:top w:w="80" w:type="dxa"/>
@@ -7246,6 +7303,7 @@
           </w:tcPr>
           <w:p>
             <w:pPr>
+              <w:keepNext/>
               <w:spacing w:before="40" w:after="40" w:line="276" w:lineRule="auto"/>
               <w:jc w:val="right"/>
             </w:pPr>
@@ -7263,7 +7321,7 @@
         </w:tc>
         <w:tc>
           <w:tcPr>
-            <w:tcW w:type="dxa" w:w="1814"/>
+            <w:tcW w:type="dxa" w:w="1701"/>
             <w:vAlign w:val="center"/>
             <w:tcMar>
               <w:top w:w="80" w:type="dxa"/>
@@ -7274,6 +7332,7 @@
           </w:tcPr>
           <w:p>
             <w:pPr>
+              <w:keepNext/>
               <w:spacing w:before="40" w:after="40" w:line="276" w:lineRule="auto"/>
               <w:jc w:val="right"/>
             </w:pPr>
@@ -7296,7 +7355,7 @@
         </w:trPr>
         <w:tc>
           <w:tcPr>
-            <w:tcW w:type="dxa" w:w="1814"/>
+            <w:tcW w:type="dxa" w:w="2154"/>
             <w:vAlign w:val="center"/>
             <w:tcMar>
               <w:top w:w="80" w:type="dxa"/>
@@ -7308,6 +7367,7 @@
           </w:tcPr>
           <w:p>
             <w:pPr>
+              <w:keepNext/>
               <w:spacing w:before="40" w:after="40" w:line="276" w:lineRule="auto"/>
               <w:jc w:val="left"/>
             </w:pPr>
@@ -7325,7 +7385,7 @@
         </w:tc>
         <w:tc>
           <w:tcPr>
-            <w:tcW w:type="dxa" w:w="1814"/>
+            <w:tcW w:type="dxa" w:w="1701"/>
             <w:vAlign w:val="center"/>
             <w:tcMar>
               <w:top w:w="80" w:type="dxa"/>
@@ -7337,6 +7397,7 @@
           </w:tcPr>
           <w:p>
             <w:pPr>
+              <w:keepNext/>
               <w:spacing w:before="40" w:after="40" w:line="276" w:lineRule="auto"/>
               <w:jc w:val="right"/>
             </w:pPr>
@@ -7354,7 +7415,7 @@
         </w:tc>
         <w:tc>
           <w:tcPr>
-            <w:tcW w:type="dxa" w:w="1814"/>
+            <w:tcW w:type="dxa" w:w="1587"/>
             <w:vAlign w:val="center"/>
             <w:tcMar>
               <w:top w:w="80" w:type="dxa"/>
@@ -7366,6 +7427,7 @@
           </w:tcPr>
           <w:p>
             <w:pPr>
+              <w:keepNext/>
               <w:spacing w:before="40" w:after="40" w:line="276" w:lineRule="auto"/>
               <w:jc w:val="right"/>
             </w:pPr>
@@ -7383,7 +7445,7 @@
         </w:tc>
         <w:tc>
           <w:tcPr>
-            <w:tcW w:type="dxa" w:w="1814"/>
+            <w:tcW w:type="dxa" w:w="1928"/>
             <w:vAlign w:val="center"/>
             <w:tcMar>
               <w:top w:w="80" w:type="dxa"/>
@@ -7395,6 +7457,7 @@
           </w:tcPr>
           <w:p>
             <w:pPr>
+              <w:keepNext/>
               <w:spacing w:before="40" w:after="40" w:line="276" w:lineRule="auto"/>
               <w:jc w:val="right"/>
             </w:pPr>
@@ -7412,7 +7475,7 @@
         </w:tc>
         <w:tc>
           <w:tcPr>
-            <w:tcW w:type="dxa" w:w="1814"/>
+            <w:tcW w:type="dxa" w:w="1701"/>
             <w:vAlign w:val="center"/>
             <w:tcMar>
               <w:top w:w="80" w:type="dxa"/>
@@ -7424,6 +7487,7 @@
           </w:tcPr>
           <w:p>
             <w:pPr>
+              <w:keepNext/>
               <w:spacing w:before="40" w:after="40" w:line="276" w:lineRule="auto"/>
               <w:jc w:val="right"/>
             </w:pPr>
@@ -7446,7 +7510,7 @@
         </w:trPr>
         <w:tc>
           <w:tcPr>
-            <w:tcW w:type="dxa" w:w="1814"/>
+            <w:tcW w:type="dxa" w:w="2154"/>
             <w:vAlign w:val="center"/>
             <w:tcMar>
               <w:top w:w="80" w:type="dxa"/>
@@ -7457,6 +7521,7 @@
           </w:tcPr>
           <w:p>
             <w:pPr>
+              <w:keepNext/>
               <w:spacing w:before="40" w:after="40" w:line="276" w:lineRule="auto"/>
               <w:jc w:val="left"/>
             </w:pPr>
@@ -7474,7 +7539,7 @@
         </w:tc>
         <w:tc>
           <w:tcPr>
-            <w:tcW w:type="dxa" w:w="1814"/>
+            <w:tcW w:type="dxa" w:w="1701"/>
             <w:vAlign w:val="center"/>
             <w:tcMar>
               <w:top w:w="80" w:type="dxa"/>
@@ -7485,6 +7550,7 @@
           </w:tcPr>
           <w:p>
             <w:pPr>
+              <w:keepNext/>
               <w:spacing w:before="40" w:after="40" w:line="276" w:lineRule="auto"/>
               <w:jc w:val="right"/>
             </w:pPr>
@@ -7502,7 +7568,7 @@
         </w:tc>
         <w:tc>
           <w:tcPr>
-            <w:tcW w:type="dxa" w:w="1814"/>
+            <w:tcW w:type="dxa" w:w="1587"/>
             <w:vAlign w:val="center"/>
             <w:tcMar>
               <w:top w:w="80" w:type="dxa"/>
@@ -7513,6 +7579,7 @@
           </w:tcPr>
           <w:p>
             <w:pPr>
+              <w:keepNext/>
               <w:spacing w:before="40" w:after="40" w:line="276" w:lineRule="auto"/>
               <w:jc w:val="right"/>
             </w:pPr>
@@ -7530,7 +7597,7 @@
         </w:tc>
         <w:tc>
           <w:tcPr>
-            <w:tcW w:type="dxa" w:w="1814"/>
+            <w:tcW w:type="dxa" w:w="1928"/>
             <w:vAlign w:val="center"/>
             <w:tcMar>
               <w:top w:w="80" w:type="dxa"/>
@@ -7541,6 +7608,7 @@
           </w:tcPr>
           <w:p>
             <w:pPr>
+              <w:keepNext/>
               <w:spacing w:before="40" w:after="40" w:line="276" w:lineRule="auto"/>
               <w:jc w:val="right"/>
             </w:pPr>
@@ -7558,7 +7626,7 @@
         </w:tc>
         <w:tc>
           <w:tcPr>
-            <w:tcW w:type="dxa" w:w="1814"/>
+            <w:tcW w:type="dxa" w:w="1701"/>
             <w:vAlign w:val="center"/>
             <w:tcMar>
               <w:top w:w="80" w:type="dxa"/>
@@ -7569,6 +7637,7 @@
           </w:tcPr>
           <w:p>
             <w:pPr>
+              <w:keepNext/>
               <w:spacing w:before="40" w:after="40" w:line="276" w:lineRule="auto"/>
               <w:jc w:val="right"/>
             </w:pPr>
@@ -7591,7 +7660,7 @@
         </w:trPr>
         <w:tc>
           <w:tcPr>
-            <w:tcW w:type="dxa" w:w="1814"/>
+            <w:tcW w:type="dxa" w:w="2154"/>
             <w:vAlign w:val="center"/>
             <w:tcMar>
               <w:top w:w="80" w:type="dxa"/>
@@ -7620,7 +7689,7 @@
         </w:tc>
         <w:tc>
           <w:tcPr>
-            <w:tcW w:type="dxa" w:w="1814"/>
+            <w:tcW w:type="dxa" w:w="1701"/>
             <w:vAlign w:val="center"/>
             <w:tcMar>
               <w:top w:w="80" w:type="dxa"/>
@@ -7649,7 +7718,7 @@
         </w:tc>
         <w:tc>
           <w:tcPr>
-            <w:tcW w:type="dxa" w:w="1814"/>
+            <w:tcW w:type="dxa" w:w="1587"/>
             <w:vAlign w:val="center"/>
             <w:tcMar>
               <w:top w:w="80" w:type="dxa"/>
@@ -7678,7 +7747,7 @@
         </w:tc>
         <w:tc>
           <w:tcPr>
-            <w:tcW w:type="dxa" w:w="1814"/>
+            <w:tcW w:type="dxa" w:w="1928"/>
             <w:vAlign w:val="center"/>
             <w:tcMar>
               <w:top w:w="80" w:type="dxa"/>
@@ -7707,7 +7776,7 @@
         </w:tc>
         <w:tc>
           <w:tcPr>
-            <w:tcW w:type="dxa" w:w="1814"/>
+            <w:tcW w:type="dxa" w:w="1701"/>
             <w:vAlign w:val="center"/>
             <w:tcMar>
               <w:top w:w="80" w:type="dxa"/>
@@ -7921,7 +7990,7 @@
         </w:trPr>
         <w:tc>
           <w:tcPr>
-            <w:tcW w:type="dxa" w:w="3024"/>
+            <w:tcW w:type="dxa" w:w="567"/>
             <w:vAlign w:val="center"/>
             <w:tcMar>
               <w:top w:w="100" w:type="dxa"/>
@@ -7933,6 +8002,7 @@
           </w:tcPr>
           <w:p>
             <w:pPr>
+              <w:keepNext/>
               <w:spacing w:before="40" w:after="40" w:line="276" w:lineRule="auto"/>
               <w:jc w:val="center"/>
             </w:pPr>
@@ -7950,7 +8020,7 @@
         </w:tc>
         <w:tc>
           <w:tcPr>
-            <w:tcW w:type="dxa" w:w="3024"/>
+            <w:tcW w:type="dxa" w:w="3402"/>
             <w:vAlign w:val="center"/>
             <w:tcMar>
               <w:top w:w="100" w:type="dxa"/>
@@ -7962,6 +8032,7 @@
           </w:tcPr>
           <w:p>
             <w:pPr>
+              <w:keepNext/>
               <w:spacing w:before="40" w:after="40" w:line="276" w:lineRule="auto"/>
               <w:jc w:val="center"/>
             </w:pPr>
@@ -7979,7 +8050,7 @@
         </w:tc>
         <w:tc>
           <w:tcPr>
-            <w:tcW w:type="dxa" w:w="3024"/>
+            <w:tcW w:type="dxa" w:w="5102"/>
             <w:vAlign w:val="center"/>
             <w:tcMar>
               <w:top w:w="100" w:type="dxa"/>
@@ -7991,6 +8062,7 @@
           </w:tcPr>
           <w:p>
             <w:pPr>
+              <w:keepNext/>
               <w:spacing w:before="40" w:after="40" w:line="276" w:lineRule="auto"/>
               <w:jc w:val="center"/>
             </w:pPr>
@@ -8013,7 +8085,7 @@
         </w:trPr>
         <w:tc>
           <w:tcPr>
-            <w:tcW w:type="dxa" w:w="3024"/>
+            <w:tcW w:type="dxa" w:w="567"/>
             <w:vAlign w:val="center"/>
             <w:tcMar>
               <w:top w:w="80" w:type="dxa"/>
@@ -8024,6 +8096,7 @@
           </w:tcPr>
           <w:p>
             <w:pPr>
+              <w:keepNext/>
               <w:spacing w:before="40" w:after="40" w:line="276" w:lineRule="auto"/>
               <w:jc w:val="right"/>
             </w:pPr>
@@ -8041,7 +8114,7 @@
         </w:tc>
         <w:tc>
           <w:tcPr>
-            <w:tcW w:type="dxa" w:w="3024"/>
+            <w:tcW w:type="dxa" w:w="3402"/>
             <w:vAlign w:val="center"/>
             <w:tcMar>
               <w:top w:w="80" w:type="dxa"/>
@@ -8052,6 +8125,7 @@
           </w:tcPr>
           <w:p>
             <w:pPr>
+              <w:keepNext/>
               <w:spacing w:before="40" w:after="40" w:line="276" w:lineRule="auto"/>
               <w:jc w:val="left"/>
             </w:pPr>
@@ -8069,7 +8143,7 @@
         </w:tc>
         <w:tc>
           <w:tcPr>
-            <w:tcW w:type="dxa" w:w="3024"/>
+            <w:tcW w:type="dxa" w:w="5102"/>
             <w:vAlign w:val="center"/>
             <w:tcMar>
               <w:top w:w="80" w:type="dxa"/>
@@ -8080,6 +8154,7 @@
           </w:tcPr>
           <w:p>
             <w:pPr>
+              <w:keepNext/>
               <w:spacing w:before="40" w:after="40" w:line="276" w:lineRule="auto"/>
               <w:jc w:val="left"/>
             </w:pPr>
@@ -8102,7 +8177,7 @@
         </w:trPr>
         <w:tc>
           <w:tcPr>
-            <w:tcW w:type="dxa" w:w="3024"/>
+            <w:tcW w:type="dxa" w:w="567"/>
             <w:vAlign w:val="center"/>
             <w:tcMar>
               <w:top w:w="80" w:type="dxa"/>
@@ -8114,6 +8189,7 @@
           </w:tcPr>
           <w:p>
             <w:pPr>
+              <w:keepNext/>
               <w:spacing w:before="40" w:after="40" w:line="276" w:lineRule="auto"/>
               <w:jc w:val="right"/>
             </w:pPr>
@@ -8131,7 +8207,7 @@
         </w:tc>
         <w:tc>
           <w:tcPr>
-            <w:tcW w:type="dxa" w:w="3024"/>
+            <w:tcW w:type="dxa" w:w="3402"/>
             <w:vAlign w:val="center"/>
             <w:tcMar>
               <w:top w:w="80" w:type="dxa"/>
@@ -8143,6 +8219,7 @@
           </w:tcPr>
           <w:p>
             <w:pPr>
+              <w:keepNext/>
               <w:spacing w:before="40" w:after="40" w:line="276" w:lineRule="auto"/>
               <w:jc w:val="left"/>
             </w:pPr>
@@ -8160,7 +8237,7 @@
         </w:tc>
         <w:tc>
           <w:tcPr>
-            <w:tcW w:type="dxa" w:w="3024"/>
+            <w:tcW w:type="dxa" w:w="5102"/>
             <w:vAlign w:val="center"/>
             <w:tcMar>
               <w:top w:w="80" w:type="dxa"/>
@@ -8172,6 +8249,7 @@
           </w:tcPr>
           <w:p>
             <w:pPr>
+              <w:keepNext/>
               <w:spacing w:before="40" w:after="40" w:line="276" w:lineRule="auto"/>
               <w:jc w:val="left"/>
             </w:pPr>
@@ -8194,7 +8272,7 @@
         </w:trPr>
         <w:tc>
           <w:tcPr>
-            <w:tcW w:type="dxa" w:w="3024"/>
+            <w:tcW w:type="dxa" w:w="567"/>
             <w:vAlign w:val="center"/>
             <w:tcMar>
               <w:top w:w="80" w:type="dxa"/>
@@ -8205,6 +8283,7 @@
           </w:tcPr>
           <w:p>
             <w:pPr>
+              <w:keepNext/>
               <w:spacing w:before="40" w:after="40" w:line="276" w:lineRule="auto"/>
               <w:jc w:val="right"/>
             </w:pPr>
@@ -8222,7 +8301,7 @@
         </w:tc>
         <w:tc>
           <w:tcPr>
-            <w:tcW w:type="dxa" w:w="3024"/>
+            <w:tcW w:type="dxa" w:w="3402"/>
             <w:vAlign w:val="center"/>
             <w:tcMar>
               <w:top w:w="80" w:type="dxa"/>
@@ -8233,6 +8312,7 @@
           </w:tcPr>
           <w:p>
             <w:pPr>
+              <w:keepNext/>
               <w:spacing w:before="40" w:after="40" w:line="276" w:lineRule="auto"/>
               <w:jc w:val="left"/>
             </w:pPr>
@@ -8250,7 +8330,7 @@
         </w:tc>
         <w:tc>
           <w:tcPr>
-            <w:tcW w:type="dxa" w:w="3024"/>
+            <w:tcW w:type="dxa" w:w="5102"/>
             <w:vAlign w:val="center"/>
             <w:tcMar>
               <w:top w:w="80" w:type="dxa"/>
@@ -8261,6 +8341,7 @@
           </w:tcPr>
           <w:p>
             <w:pPr>
+              <w:keepNext/>
               <w:spacing w:before="40" w:after="40" w:line="276" w:lineRule="auto"/>
               <w:jc w:val="left"/>
             </w:pPr>
@@ -8283,7 +8364,7 @@
         </w:trPr>
         <w:tc>
           <w:tcPr>
-            <w:tcW w:type="dxa" w:w="3024"/>
+            <w:tcW w:type="dxa" w:w="567"/>
             <w:vAlign w:val="center"/>
             <w:tcMar>
               <w:top w:w="80" w:type="dxa"/>
@@ -8295,6 +8376,7 @@
           </w:tcPr>
           <w:p>
             <w:pPr>
+              <w:keepNext/>
               <w:spacing w:before="40" w:after="40" w:line="276" w:lineRule="auto"/>
               <w:jc w:val="right"/>
             </w:pPr>
@@ -8312,7 +8394,7 @@
         </w:tc>
         <w:tc>
           <w:tcPr>
-            <w:tcW w:type="dxa" w:w="3024"/>
+            <w:tcW w:type="dxa" w:w="3402"/>
             <w:vAlign w:val="center"/>
             <w:tcMar>
               <w:top w:w="80" w:type="dxa"/>
@@ -8324,6 +8406,7 @@
           </w:tcPr>
           <w:p>
             <w:pPr>
+              <w:keepNext/>
               <w:spacing w:before="40" w:after="40" w:line="276" w:lineRule="auto"/>
               <w:jc w:val="left"/>
             </w:pPr>
@@ -8341,7 +8424,7 @@
         </w:tc>
         <w:tc>
           <w:tcPr>
-            <w:tcW w:type="dxa" w:w="3024"/>
+            <w:tcW w:type="dxa" w:w="5102"/>
             <w:vAlign w:val="center"/>
             <w:tcMar>
               <w:top w:w="80" w:type="dxa"/>
@@ -8353,6 +8436,7 @@
           </w:tcPr>
           <w:p>
             <w:pPr>
+              <w:keepNext/>
               <w:spacing w:before="40" w:after="40" w:line="276" w:lineRule="auto"/>
               <w:jc w:val="left"/>
             </w:pPr>
@@ -8375,7 +8459,7 @@
         </w:trPr>
         <w:tc>
           <w:tcPr>
-            <w:tcW w:type="dxa" w:w="3024"/>
+            <w:tcW w:type="dxa" w:w="567"/>
             <w:vAlign w:val="center"/>
             <w:tcMar>
               <w:top w:w="80" w:type="dxa"/>
@@ -8386,6 +8470,7 @@
           </w:tcPr>
           <w:p>
             <w:pPr>
+              <w:keepNext/>
               <w:spacing w:before="40" w:after="40" w:line="276" w:lineRule="auto"/>
               <w:jc w:val="right"/>
             </w:pPr>
@@ -8403,7 +8488,7 @@
         </w:tc>
         <w:tc>
           <w:tcPr>
-            <w:tcW w:type="dxa" w:w="3024"/>
+            <w:tcW w:type="dxa" w:w="3402"/>
             <w:vAlign w:val="center"/>
             <w:tcMar>
               <w:top w:w="80" w:type="dxa"/>
@@ -8414,6 +8499,7 @@
           </w:tcPr>
           <w:p>
             <w:pPr>
+              <w:keepNext/>
               <w:spacing w:before="40" w:after="40" w:line="276" w:lineRule="auto"/>
               <w:jc w:val="left"/>
             </w:pPr>
@@ -8431,7 +8517,7 @@
         </w:tc>
         <w:tc>
           <w:tcPr>
-            <w:tcW w:type="dxa" w:w="3024"/>
+            <w:tcW w:type="dxa" w:w="5102"/>
             <w:vAlign w:val="center"/>
             <w:tcMar>
               <w:top w:w="80" w:type="dxa"/>
@@ -8442,6 +8528,7 @@
           </w:tcPr>
           <w:p>
             <w:pPr>
+              <w:keepNext/>
               <w:spacing w:before="40" w:after="40" w:line="276" w:lineRule="auto"/>
               <w:jc w:val="left"/>
             </w:pPr>
@@ -8464,7 +8551,7 @@
         </w:trPr>
         <w:tc>
           <w:tcPr>
-            <w:tcW w:type="dxa" w:w="3024"/>
+            <w:tcW w:type="dxa" w:w="567"/>
             <w:vAlign w:val="center"/>
             <w:tcMar>
               <w:top w:w="80" w:type="dxa"/>
@@ -8476,6 +8563,7 @@
           </w:tcPr>
           <w:p>
             <w:pPr>
+              <w:keepNext/>
               <w:spacing w:before="40" w:after="40" w:line="276" w:lineRule="auto"/>
               <w:jc w:val="right"/>
             </w:pPr>
@@ -8493,7 +8581,7 @@
         </w:tc>
         <w:tc>
           <w:tcPr>
-            <w:tcW w:type="dxa" w:w="3024"/>
+            <w:tcW w:type="dxa" w:w="3402"/>
             <w:vAlign w:val="center"/>
             <w:tcMar>
               <w:top w:w="80" w:type="dxa"/>
@@ -8505,6 +8593,7 @@
           </w:tcPr>
           <w:p>
             <w:pPr>
+              <w:keepNext/>
               <w:spacing w:before="40" w:after="40" w:line="276" w:lineRule="auto"/>
               <w:jc w:val="left"/>
             </w:pPr>
@@ -8522,7 +8611,7 @@
         </w:tc>
         <w:tc>
           <w:tcPr>
-            <w:tcW w:type="dxa" w:w="3024"/>
+            <w:tcW w:type="dxa" w:w="5102"/>
             <w:vAlign w:val="center"/>
             <w:tcMar>
               <w:top w:w="80" w:type="dxa"/>
@@ -8534,6 +8623,7 @@
           </w:tcPr>
           <w:p>
             <w:pPr>
+              <w:keepNext/>
               <w:spacing w:before="40" w:after="40" w:line="276" w:lineRule="auto"/>
               <w:jc w:val="left"/>
             </w:pPr>
@@ -8556,7 +8646,7 @@
         </w:trPr>
         <w:tc>
           <w:tcPr>
-            <w:tcW w:type="dxa" w:w="3024"/>
+            <w:tcW w:type="dxa" w:w="567"/>
             <w:vAlign w:val="center"/>
             <w:tcMar>
               <w:top w:w="80" w:type="dxa"/>
@@ -8567,6 +8657,7 @@
           </w:tcPr>
           <w:p>
             <w:pPr>
+              <w:keepNext/>
               <w:spacing w:before="40" w:after="40" w:line="276" w:lineRule="auto"/>
               <w:jc w:val="right"/>
             </w:pPr>
@@ -8584,7 +8675,7 @@
         </w:tc>
         <w:tc>
           <w:tcPr>
-            <w:tcW w:type="dxa" w:w="3024"/>
+            <w:tcW w:type="dxa" w:w="3402"/>
             <w:vAlign w:val="center"/>
             <w:tcMar>
               <w:top w:w="80" w:type="dxa"/>
@@ -8595,6 +8686,7 @@
           </w:tcPr>
           <w:p>
             <w:pPr>
+              <w:keepNext/>
               <w:spacing w:before="40" w:after="40" w:line="276" w:lineRule="auto"/>
               <w:jc w:val="left"/>
             </w:pPr>
@@ -8612,7 +8704,7 @@
         </w:tc>
         <w:tc>
           <w:tcPr>
-            <w:tcW w:type="dxa" w:w="3024"/>
+            <w:tcW w:type="dxa" w:w="5102"/>
             <w:vAlign w:val="center"/>
             <w:tcMar>
               <w:top w:w="80" w:type="dxa"/>
@@ -8623,6 +8715,7 @@
           </w:tcPr>
           <w:p>
             <w:pPr>
+              <w:keepNext/>
               <w:spacing w:before="40" w:after="40" w:line="276" w:lineRule="auto"/>
               <w:jc w:val="left"/>
             </w:pPr>
@@ -8655,7 +8748,7 @@
         </w:trPr>
         <w:tc>
           <w:tcPr>
-            <w:tcW w:type="dxa" w:w="3024"/>
+            <w:tcW w:type="dxa" w:w="567"/>
             <w:vAlign w:val="center"/>
             <w:tcMar>
               <w:top w:w="80" w:type="dxa"/>
@@ -8667,6 +8760,7 @@
           </w:tcPr>
           <w:p>
             <w:pPr>
+              <w:keepNext/>
               <w:spacing w:before="40" w:after="40" w:line="276" w:lineRule="auto"/>
               <w:jc w:val="right"/>
             </w:pPr>
@@ -8684,7 +8778,7 @@
         </w:tc>
         <w:tc>
           <w:tcPr>
-            <w:tcW w:type="dxa" w:w="3024"/>
+            <w:tcW w:type="dxa" w:w="3402"/>
             <w:vAlign w:val="center"/>
             <w:tcMar>
               <w:top w:w="80" w:type="dxa"/>
@@ -8696,6 +8790,7 @@
           </w:tcPr>
           <w:p>
             <w:pPr>
+              <w:keepNext/>
               <w:spacing w:before="40" w:after="40" w:line="276" w:lineRule="auto"/>
               <w:jc w:val="left"/>
             </w:pPr>
@@ -8713,7 +8808,7 @@
         </w:tc>
         <w:tc>
           <w:tcPr>
-            <w:tcW w:type="dxa" w:w="3024"/>
+            <w:tcW w:type="dxa" w:w="5102"/>
             <w:vAlign w:val="center"/>
             <w:tcMar>
               <w:top w:w="80" w:type="dxa"/>
@@ -8725,6 +8820,7 @@
           </w:tcPr>
           <w:p>
             <w:pPr>
+              <w:keepNext/>
               <w:spacing w:before="40" w:after="40" w:line="276" w:lineRule="auto"/>
               <w:jc w:val="left"/>
             </w:pPr>
@@ -8757,7 +8853,7 @@
         </w:trPr>
         <w:tc>
           <w:tcPr>
-            <w:tcW w:type="dxa" w:w="3024"/>
+            <w:tcW w:type="dxa" w:w="567"/>
             <w:vAlign w:val="center"/>
             <w:tcMar>
               <w:top w:w="80" w:type="dxa"/>
@@ -8768,6 +8864,7 @@
           </w:tcPr>
           <w:p>
             <w:pPr>
+              <w:keepNext/>
               <w:spacing w:before="40" w:after="40" w:line="276" w:lineRule="auto"/>
               <w:jc w:val="right"/>
             </w:pPr>
@@ -8785,7 +8882,7 @@
         </w:tc>
         <w:tc>
           <w:tcPr>
-            <w:tcW w:type="dxa" w:w="3024"/>
+            <w:tcW w:type="dxa" w:w="3402"/>
             <w:vAlign w:val="center"/>
             <w:tcMar>
               <w:top w:w="80" w:type="dxa"/>
@@ -8796,6 +8893,7 @@
           </w:tcPr>
           <w:p>
             <w:pPr>
+              <w:keepNext/>
               <w:spacing w:before="40" w:after="40" w:line="276" w:lineRule="auto"/>
               <w:jc w:val="left"/>
             </w:pPr>
@@ -8813,7 +8911,7 @@
         </w:tc>
         <w:tc>
           <w:tcPr>
-            <w:tcW w:type="dxa" w:w="3024"/>
+            <w:tcW w:type="dxa" w:w="5102"/>
             <w:vAlign w:val="center"/>
             <w:tcMar>
               <w:top w:w="80" w:type="dxa"/>
@@ -8824,6 +8922,7 @@
           </w:tcPr>
           <w:p>
             <w:pPr>
+              <w:keepNext/>
               <w:spacing w:before="40" w:after="40" w:line="276" w:lineRule="auto"/>
               <w:jc w:val="left"/>
             </w:pPr>
@@ -8856,7 +8955,7 @@
         </w:trPr>
         <w:tc>
           <w:tcPr>
-            <w:tcW w:type="dxa" w:w="3024"/>
+            <w:tcW w:type="dxa" w:w="567"/>
             <w:vAlign w:val="center"/>
             <w:tcMar>
               <w:top w:w="80" w:type="dxa"/>
@@ -8868,6 +8967,7 @@
           </w:tcPr>
           <w:p>
             <w:pPr>
+              <w:keepNext/>
               <w:spacing w:before="40" w:after="40" w:line="276" w:lineRule="auto"/>
               <w:jc w:val="right"/>
             </w:pPr>
@@ -8885,7 +8985,7 @@
         </w:tc>
         <w:tc>
           <w:tcPr>
-            <w:tcW w:type="dxa" w:w="3024"/>
+            <w:tcW w:type="dxa" w:w="3402"/>
             <w:vAlign w:val="center"/>
             <w:tcMar>
               <w:top w:w="80" w:type="dxa"/>
@@ -8897,6 +8997,7 @@
           </w:tcPr>
           <w:p>
             <w:pPr>
+              <w:keepNext/>
               <w:spacing w:before="40" w:after="40" w:line="276" w:lineRule="auto"/>
               <w:jc w:val="left"/>
             </w:pPr>
@@ -8914,7 +9015,7 @@
         </w:tc>
         <w:tc>
           <w:tcPr>
-            <w:tcW w:type="dxa" w:w="3024"/>
+            <w:tcW w:type="dxa" w:w="5102"/>
             <w:vAlign w:val="center"/>
             <w:tcMar>
               <w:top w:w="80" w:type="dxa"/>
@@ -8926,6 +9027,7 @@
           </w:tcPr>
           <w:p>
             <w:pPr>
+              <w:keepNext/>
               <w:spacing w:before="40" w:after="40" w:line="276" w:lineRule="auto"/>
               <w:jc w:val="left"/>
             </w:pPr>
@@ -8958,7 +9060,7 @@
         </w:trPr>
         <w:tc>
           <w:tcPr>
-            <w:tcW w:type="dxa" w:w="3024"/>
+            <w:tcW w:type="dxa" w:w="567"/>
             <w:vAlign w:val="center"/>
             <w:tcMar>
               <w:top w:w="80" w:type="dxa"/>
@@ -8969,6 +9071,7 @@
           </w:tcPr>
           <w:p>
             <w:pPr>
+              <w:keepNext/>
               <w:spacing w:before="40" w:after="40" w:line="276" w:lineRule="auto"/>
               <w:jc w:val="right"/>
             </w:pPr>
@@ -8986,7 +9089,7 @@
         </w:tc>
         <w:tc>
           <w:tcPr>
-            <w:tcW w:type="dxa" w:w="3024"/>
+            <w:tcW w:type="dxa" w:w="3402"/>
             <w:vAlign w:val="center"/>
             <w:tcMar>
               <w:top w:w="80" w:type="dxa"/>
@@ -8997,6 +9100,7 @@
           </w:tcPr>
           <w:p>
             <w:pPr>
+              <w:keepNext/>
               <w:spacing w:before="40" w:after="40" w:line="276" w:lineRule="auto"/>
               <w:jc w:val="left"/>
             </w:pPr>
@@ -9014,7 +9118,7 @@
         </w:tc>
         <w:tc>
           <w:tcPr>
-            <w:tcW w:type="dxa" w:w="3024"/>
+            <w:tcW w:type="dxa" w:w="5102"/>
             <w:vAlign w:val="center"/>
             <w:tcMar>
               <w:top w:w="80" w:type="dxa"/>
@@ -9025,6 +9129,7 @@
           </w:tcPr>
           <w:p>
             <w:pPr>
+              <w:keepNext/>
               <w:spacing w:before="40" w:after="40" w:line="276" w:lineRule="auto"/>
               <w:jc w:val="left"/>
             </w:pPr>
@@ -9047,7 +9152,7 @@
         </w:trPr>
         <w:tc>
           <w:tcPr>
-            <w:tcW w:type="dxa" w:w="3024"/>
+            <w:tcW w:type="dxa" w:w="567"/>
             <w:vAlign w:val="center"/>
             <w:tcMar>
               <w:top w:w="80" w:type="dxa"/>
@@ -9059,6 +9164,7 @@
           </w:tcPr>
           <w:p>
             <w:pPr>
+              <w:keepNext/>
               <w:spacing w:before="40" w:after="40" w:line="276" w:lineRule="auto"/>
               <w:jc w:val="right"/>
             </w:pPr>
@@ -9076,7 +9182,7 @@
         </w:tc>
         <w:tc>
           <w:tcPr>
-            <w:tcW w:type="dxa" w:w="3024"/>
+            <w:tcW w:type="dxa" w:w="3402"/>
             <w:vAlign w:val="center"/>
             <w:tcMar>
               <w:top w:w="80" w:type="dxa"/>
@@ -9088,6 +9194,7 @@
           </w:tcPr>
           <w:p>
             <w:pPr>
+              <w:keepNext/>
               <w:spacing w:before="40" w:after="40" w:line="276" w:lineRule="auto"/>
               <w:jc w:val="left"/>
             </w:pPr>
@@ -9105,7 +9212,7 @@
         </w:tc>
         <w:tc>
           <w:tcPr>
-            <w:tcW w:type="dxa" w:w="3024"/>
+            <w:tcW w:type="dxa" w:w="5102"/>
             <w:vAlign w:val="center"/>
             <w:tcMar>
               <w:top w:w="80" w:type="dxa"/>
@@ -9117,6 +9224,7 @@
           </w:tcPr>
           <w:p>
             <w:pPr>
+              <w:keepNext/>
               <w:spacing w:before="40" w:after="40" w:line="276" w:lineRule="auto"/>
               <w:jc w:val="left"/>
             </w:pPr>
@@ -9149,7 +9257,7 @@
         </w:trPr>
         <w:tc>
           <w:tcPr>
-            <w:tcW w:type="dxa" w:w="3024"/>
+            <w:tcW w:type="dxa" w:w="567"/>
             <w:vAlign w:val="center"/>
             <w:tcMar>
               <w:top w:w="80" w:type="dxa"/>
@@ -9160,6 +9268,7 @@
           </w:tcPr>
           <w:p>
             <w:pPr>
+              <w:keepNext/>
               <w:spacing w:before="40" w:after="40" w:line="276" w:lineRule="auto"/>
               <w:jc w:val="right"/>
             </w:pPr>
@@ -9177,7 +9286,7 @@
         </w:tc>
         <w:tc>
           <w:tcPr>
-            <w:tcW w:type="dxa" w:w="3024"/>
+            <w:tcW w:type="dxa" w:w="3402"/>
             <w:vAlign w:val="center"/>
             <w:tcMar>
               <w:top w:w="80" w:type="dxa"/>
@@ -9188,6 +9297,7 @@
           </w:tcPr>
           <w:p>
             <w:pPr>
+              <w:keepNext/>
               <w:spacing w:before="40" w:after="40" w:line="276" w:lineRule="auto"/>
               <w:jc w:val="left"/>
             </w:pPr>
@@ -9205,7 +9315,7 @@
         </w:tc>
         <w:tc>
           <w:tcPr>
-            <w:tcW w:type="dxa" w:w="3024"/>
+            <w:tcW w:type="dxa" w:w="5102"/>
             <w:vAlign w:val="center"/>
             <w:tcMar>
               <w:top w:w="80" w:type="dxa"/>
@@ -9216,6 +9326,7 @@
           </w:tcPr>
           <w:p>
             <w:pPr>
+              <w:keepNext/>
               <w:spacing w:before="40" w:after="40" w:line="276" w:lineRule="auto"/>
               <w:jc w:val="left"/>
             </w:pPr>
@@ -9248,7 +9359,7 @@
         </w:trPr>
         <w:tc>
           <w:tcPr>
-            <w:tcW w:type="dxa" w:w="3024"/>
+            <w:tcW w:type="dxa" w:w="567"/>
             <w:vAlign w:val="center"/>
             <w:tcMar>
               <w:top w:w="80" w:type="dxa"/>
@@ -9277,7 +9388,7 @@
         </w:tc>
         <w:tc>
           <w:tcPr>
-            <w:tcW w:type="dxa" w:w="3024"/>
+            <w:tcW w:type="dxa" w:w="3402"/>
             <w:vAlign w:val="center"/>
             <w:tcMar>
               <w:top w:w="80" w:type="dxa"/>
@@ -9306,7 +9417,7 @@
         </w:tc>
         <w:tc>
           <w:tcPr>
-            <w:tcW w:type="dxa" w:w="3024"/>
+            <w:tcW w:type="dxa" w:w="5102"/>
             <w:vAlign w:val="center"/>
             <w:tcMar>
               <w:top w:w="80" w:type="dxa"/>
@@ -11664,7 +11775,7 @@
         </w:trPr>
         <w:tc>
           <w:tcPr>
-            <w:tcW w:type="dxa" w:w="1512"/>
+            <w:tcW w:type="dxa" w:w="2835"/>
             <w:vAlign w:val="center"/>
             <w:tcMar>
               <w:top w:w="100" w:type="dxa"/>
@@ -11676,6 +11787,7 @@
           </w:tcPr>
           <w:p>
             <w:pPr>
+              <w:keepNext/>
               <w:spacing w:before="40" w:after="40" w:line="276" w:lineRule="auto"/>
               <w:jc w:val="center"/>
             </w:pPr>
@@ -11693,7 +11805,7 @@
         </w:tc>
         <w:tc>
           <w:tcPr>
-            <w:tcW w:type="dxa" w:w="1512"/>
+            <w:tcW w:type="dxa" w:w="1247"/>
             <w:vAlign w:val="center"/>
             <w:tcMar>
               <w:top w:w="100" w:type="dxa"/>
@@ -11705,6 +11817,7 @@
           </w:tcPr>
           <w:p>
             <w:pPr>
+              <w:keepNext/>
               <w:spacing w:before="40" w:after="40" w:line="276" w:lineRule="auto"/>
               <w:jc w:val="center"/>
             </w:pPr>
@@ -11722,7 +11835,7 @@
         </w:tc>
         <w:tc>
           <w:tcPr>
-            <w:tcW w:type="dxa" w:w="1512"/>
+            <w:tcW w:type="dxa" w:w="1247"/>
             <w:vAlign w:val="center"/>
             <w:tcMar>
               <w:top w:w="100" w:type="dxa"/>
@@ -11734,6 +11847,7 @@
           </w:tcPr>
           <w:p>
             <w:pPr>
+              <w:keepNext/>
               <w:spacing w:before="40" w:after="40" w:line="276" w:lineRule="auto"/>
               <w:jc w:val="center"/>
             </w:pPr>
@@ -11751,7 +11865,7 @@
         </w:tc>
         <w:tc>
           <w:tcPr>
-            <w:tcW w:type="dxa" w:w="1512"/>
+            <w:tcW w:type="dxa" w:w="1247"/>
             <w:vAlign w:val="center"/>
             <w:tcMar>
               <w:top w:w="100" w:type="dxa"/>
@@ -11763,6 +11877,7 @@
           </w:tcPr>
           <w:p>
             <w:pPr>
+              <w:keepNext/>
               <w:spacing w:before="40" w:after="40" w:line="276" w:lineRule="auto"/>
               <w:jc w:val="center"/>
             </w:pPr>
@@ -11780,7 +11895,7 @@
         </w:tc>
         <w:tc>
           <w:tcPr>
-            <w:tcW w:type="dxa" w:w="1512"/>
+            <w:tcW w:type="dxa" w:w="1247"/>
             <w:vAlign w:val="center"/>
             <w:tcMar>
               <w:top w:w="100" w:type="dxa"/>
@@ -11792,6 +11907,7 @@
           </w:tcPr>
           <w:p>
             <w:pPr>
+              <w:keepNext/>
               <w:spacing w:before="40" w:after="40" w:line="276" w:lineRule="auto"/>
               <w:jc w:val="center"/>
             </w:pPr>
@@ -11809,7 +11925,7 @@
         </w:tc>
         <w:tc>
           <w:tcPr>
-            <w:tcW w:type="dxa" w:w="1512"/>
+            <w:tcW w:type="dxa" w:w="1247"/>
             <w:vAlign w:val="center"/>
             <w:tcMar>
               <w:top w:w="100" w:type="dxa"/>
@@ -11821,6 +11937,7 @@
           </w:tcPr>
           <w:p>
             <w:pPr>
+              <w:keepNext/>
               <w:spacing w:before="40" w:after="40" w:line="276" w:lineRule="auto"/>
               <w:jc w:val="center"/>
             </w:pPr>
@@ -11843,7 +11960,7 @@
         </w:trPr>
         <w:tc>
           <w:tcPr>
-            <w:tcW w:type="dxa" w:w="1512"/>
+            <w:tcW w:type="dxa" w:w="2835"/>
             <w:vAlign w:val="center"/>
             <w:tcMar>
               <w:top w:w="80" w:type="dxa"/>
@@ -11854,6 +11971,7 @@
           </w:tcPr>
           <w:p>
             <w:pPr>
+              <w:keepNext/>
               <w:spacing w:before="40" w:after="40" w:line="276" w:lineRule="auto"/>
               <w:jc w:val="left"/>
             </w:pPr>
@@ -11871,7 +11989,7 @@
         </w:tc>
         <w:tc>
           <w:tcPr>
-            <w:tcW w:type="dxa" w:w="1512"/>
+            <w:tcW w:type="dxa" w:w="1247"/>
             <w:vAlign w:val="center"/>
             <w:tcMar>
               <w:top w:w="80" w:type="dxa"/>
@@ -11882,6 +12000,7 @@
           </w:tcPr>
           <w:p>
             <w:pPr>
+              <w:keepNext/>
               <w:spacing w:before="40" w:after="40" w:line="276" w:lineRule="auto"/>
               <w:jc w:val="right"/>
             </w:pPr>
@@ -11899,7 +12018,7 @@
         </w:tc>
         <w:tc>
           <w:tcPr>
-            <w:tcW w:type="dxa" w:w="1512"/>
+            <w:tcW w:type="dxa" w:w="1247"/>
             <w:vAlign w:val="center"/>
             <w:tcMar>
               <w:top w:w="80" w:type="dxa"/>
@@ -11910,6 +12029,7 @@
           </w:tcPr>
           <w:p>
             <w:pPr>
+              <w:keepNext/>
               <w:spacing w:before="40" w:after="40" w:line="276" w:lineRule="auto"/>
               <w:jc w:val="right"/>
             </w:pPr>
@@ -11927,7 +12047,7 @@
         </w:tc>
         <w:tc>
           <w:tcPr>
-            <w:tcW w:type="dxa" w:w="1512"/>
+            <w:tcW w:type="dxa" w:w="1247"/>
             <w:vAlign w:val="center"/>
             <w:tcMar>
               <w:top w:w="80" w:type="dxa"/>
@@ -11938,6 +12058,7 @@
           </w:tcPr>
           <w:p>
             <w:pPr>
+              <w:keepNext/>
               <w:spacing w:before="40" w:after="40" w:line="276" w:lineRule="auto"/>
               <w:jc w:val="right"/>
             </w:pPr>
@@ -11955,7 +12076,7 @@
         </w:tc>
         <w:tc>
           <w:tcPr>
-            <w:tcW w:type="dxa" w:w="1512"/>
+            <w:tcW w:type="dxa" w:w="1247"/>
             <w:vAlign w:val="center"/>
             <w:tcMar>
               <w:top w:w="80" w:type="dxa"/>
@@ -11966,6 +12087,7 @@
           </w:tcPr>
           <w:p>
             <w:pPr>
+              <w:keepNext/>
               <w:spacing w:before="40" w:after="40" w:line="276" w:lineRule="auto"/>
               <w:jc w:val="right"/>
             </w:pPr>
@@ -11983,7 +12105,7 @@
         </w:tc>
         <w:tc>
           <w:tcPr>
-            <w:tcW w:type="dxa" w:w="1512"/>
+            <w:tcW w:type="dxa" w:w="1247"/>
             <w:vAlign w:val="center"/>
             <w:tcMar>
               <w:top w:w="80" w:type="dxa"/>
@@ -11994,6 +12116,7 @@
           </w:tcPr>
           <w:p>
             <w:pPr>
+              <w:keepNext/>
               <w:spacing w:before="40" w:after="40" w:line="276" w:lineRule="auto"/>
               <w:jc w:val="right"/>
             </w:pPr>
@@ -12016,7 +12139,7 @@
         </w:trPr>
         <w:tc>
           <w:tcPr>
-            <w:tcW w:type="dxa" w:w="1512"/>
+            <w:tcW w:type="dxa" w:w="2835"/>
             <w:vAlign w:val="center"/>
             <w:tcMar>
               <w:top w:w="80" w:type="dxa"/>
@@ -12028,6 +12151,7 @@
           </w:tcPr>
           <w:p>
             <w:pPr>
+              <w:keepNext/>
               <w:spacing w:before="40" w:after="40" w:line="276" w:lineRule="auto"/>
               <w:jc w:val="left"/>
             </w:pPr>
@@ -12045,7 +12169,7 @@
         </w:tc>
         <w:tc>
           <w:tcPr>
-            <w:tcW w:type="dxa" w:w="1512"/>
+            <w:tcW w:type="dxa" w:w="1247"/>
             <w:vAlign w:val="center"/>
             <w:tcMar>
               <w:top w:w="80" w:type="dxa"/>
@@ -12057,6 +12181,7 @@
           </w:tcPr>
           <w:p>
             <w:pPr>
+              <w:keepNext/>
               <w:spacing w:before="40" w:after="40" w:line="276" w:lineRule="auto"/>
               <w:jc w:val="right"/>
             </w:pPr>
@@ -12074,7 +12199,7 @@
         </w:tc>
         <w:tc>
           <w:tcPr>
-            <w:tcW w:type="dxa" w:w="1512"/>
+            <w:tcW w:type="dxa" w:w="1247"/>
             <w:vAlign w:val="center"/>
             <w:tcMar>
               <w:top w:w="80" w:type="dxa"/>
@@ -12086,6 +12211,7 @@
           </w:tcPr>
           <w:p>
             <w:pPr>
+              <w:keepNext/>
               <w:spacing w:before="40" w:after="40" w:line="276" w:lineRule="auto"/>
               <w:jc w:val="right"/>
             </w:pPr>
@@ -12103,7 +12229,7 @@
         </w:tc>
         <w:tc>
           <w:tcPr>
-            <w:tcW w:type="dxa" w:w="1512"/>
+            <w:tcW w:type="dxa" w:w="1247"/>
             <w:vAlign w:val="center"/>
             <w:tcMar>
               <w:top w:w="80" w:type="dxa"/>
@@ -12115,6 +12241,7 @@
           </w:tcPr>
           <w:p>
             <w:pPr>
+              <w:keepNext/>
               <w:spacing w:before="40" w:after="40" w:line="276" w:lineRule="auto"/>
               <w:jc w:val="right"/>
             </w:pPr>
@@ -12132,7 +12259,7 @@
         </w:tc>
         <w:tc>
           <w:tcPr>
-            <w:tcW w:type="dxa" w:w="1512"/>
+            <w:tcW w:type="dxa" w:w="1247"/>
             <w:vAlign w:val="center"/>
             <w:tcMar>
               <w:top w:w="80" w:type="dxa"/>
@@ -12144,6 +12271,7 @@
           </w:tcPr>
           <w:p>
             <w:pPr>
+              <w:keepNext/>
               <w:spacing w:before="40" w:after="40" w:line="276" w:lineRule="auto"/>
               <w:jc w:val="right"/>
             </w:pPr>
@@ -12161,7 +12289,7 @@
         </w:tc>
         <w:tc>
           <w:tcPr>
-            <w:tcW w:type="dxa" w:w="1512"/>
+            <w:tcW w:type="dxa" w:w="1247"/>
             <w:vAlign w:val="center"/>
             <w:tcMar>
               <w:top w:w="80" w:type="dxa"/>
@@ -12173,6 +12301,7 @@
           </w:tcPr>
           <w:p>
             <w:pPr>
+              <w:keepNext/>
               <w:spacing w:before="40" w:after="40" w:line="276" w:lineRule="auto"/>
               <w:jc w:val="right"/>
             </w:pPr>
@@ -12195,7 +12324,7 @@
         </w:trPr>
         <w:tc>
           <w:tcPr>
-            <w:tcW w:type="dxa" w:w="1512"/>
+            <w:tcW w:type="dxa" w:w="2835"/>
             <w:vAlign w:val="center"/>
             <w:tcMar>
               <w:top w:w="80" w:type="dxa"/>
@@ -12206,6 +12335,7 @@
           </w:tcPr>
           <w:p>
             <w:pPr>
+              <w:keepNext/>
               <w:spacing w:before="40" w:after="40" w:line="276" w:lineRule="auto"/>
               <w:jc w:val="left"/>
             </w:pPr>
@@ -12223,7 +12353,7 @@
         </w:tc>
         <w:tc>
           <w:tcPr>
-            <w:tcW w:type="dxa" w:w="1512"/>
+            <w:tcW w:type="dxa" w:w="1247"/>
             <w:vAlign w:val="center"/>
             <w:tcMar>
               <w:top w:w="80" w:type="dxa"/>
@@ -12234,6 +12364,7 @@
           </w:tcPr>
           <w:p>
             <w:pPr>
+              <w:keepNext/>
               <w:spacing w:before="40" w:after="40" w:line="276" w:lineRule="auto"/>
               <w:jc w:val="right"/>
             </w:pPr>
@@ -12251,7 +12382,7 @@
         </w:tc>
         <w:tc>
           <w:tcPr>
-            <w:tcW w:type="dxa" w:w="1512"/>
+            <w:tcW w:type="dxa" w:w="1247"/>
             <w:vAlign w:val="center"/>
             <w:tcMar>
               <w:top w:w="80" w:type="dxa"/>
@@ -12262,6 +12393,7 @@
           </w:tcPr>
           <w:p>
             <w:pPr>
+              <w:keepNext/>
               <w:spacing w:before="40" w:after="40" w:line="276" w:lineRule="auto"/>
               <w:jc w:val="right"/>
             </w:pPr>
@@ -12279,7 +12411,7 @@
         </w:tc>
         <w:tc>
           <w:tcPr>
-            <w:tcW w:type="dxa" w:w="1512"/>
+            <w:tcW w:type="dxa" w:w="1247"/>
             <w:vAlign w:val="center"/>
             <w:tcMar>
               <w:top w:w="80" w:type="dxa"/>
@@ -12290,6 +12422,7 @@
           </w:tcPr>
           <w:p>
             <w:pPr>
+              <w:keepNext/>
               <w:spacing w:before="40" w:after="40" w:line="276" w:lineRule="auto"/>
               <w:jc w:val="right"/>
             </w:pPr>
@@ -12307,7 +12440,7 @@
         </w:tc>
         <w:tc>
           <w:tcPr>
-            <w:tcW w:type="dxa" w:w="1512"/>
+            <w:tcW w:type="dxa" w:w="1247"/>
             <w:vAlign w:val="center"/>
             <w:tcMar>
               <w:top w:w="80" w:type="dxa"/>
@@ -12318,6 +12451,7 @@
           </w:tcPr>
           <w:p>
             <w:pPr>
+              <w:keepNext/>
               <w:spacing w:before="40" w:after="40" w:line="276" w:lineRule="auto"/>
               <w:jc w:val="right"/>
             </w:pPr>
@@ -12335,7 +12469,7 @@
         </w:tc>
         <w:tc>
           <w:tcPr>
-            <w:tcW w:type="dxa" w:w="1512"/>
+            <w:tcW w:type="dxa" w:w="1247"/>
             <w:vAlign w:val="center"/>
             <w:tcMar>
               <w:top w:w="80" w:type="dxa"/>
@@ -12346,6 +12480,7 @@
           </w:tcPr>
           <w:p>
             <w:pPr>
+              <w:keepNext/>
               <w:spacing w:before="40" w:after="40" w:line="276" w:lineRule="auto"/>
               <w:jc w:val="right"/>
             </w:pPr>
@@ -12368,7 +12503,7 @@
         </w:trPr>
         <w:tc>
           <w:tcPr>
-            <w:tcW w:type="dxa" w:w="1512"/>
+            <w:tcW w:type="dxa" w:w="2835"/>
             <w:vAlign w:val="center"/>
             <w:tcMar>
               <w:top w:w="80" w:type="dxa"/>
@@ -12380,6 +12515,7 @@
           </w:tcPr>
           <w:p>
             <w:pPr>
+              <w:keepNext/>
               <w:spacing w:before="40" w:after="40" w:line="276" w:lineRule="auto"/>
               <w:jc w:val="left"/>
             </w:pPr>
@@ -12397,7 +12533,7 @@
         </w:tc>
         <w:tc>
           <w:tcPr>
-            <w:tcW w:type="dxa" w:w="1512"/>
+            <w:tcW w:type="dxa" w:w="1247"/>
             <w:vAlign w:val="center"/>
             <w:tcMar>
               <w:top w:w="80" w:type="dxa"/>
@@ -12409,6 +12545,7 @@
           </w:tcPr>
           <w:p>
             <w:pPr>
+              <w:keepNext/>
               <w:spacing w:before="40" w:after="40" w:line="276" w:lineRule="auto"/>
               <w:jc w:val="right"/>
             </w:pPr>
@@ -12426,7 +12563,7 @@
         </w:tc>
         <w:tc>
           <w:tcPr>
-            <w:tcW w:type="dxa" w:w="1512"/>
+            <w:tcW w:type="dxa" w:w="1247"/>
             <w:vAlign w:val="center"/>
             <w:tcMar>
               <w:top w:w="80" w:type="dxa"/>
@@ -12438,6 +12575,7 @@
           </w:tcPr>
           <w:p>
             <w:pPr>
+              <w:keepNext/>
               <w:spacing w:before="40" w:after="40" w:line="276" w:lineRule="auto"/>
               <w:jc w:val="right"/>
             </w:pPr>
@@ -12455,7 +12593,7 @@
         </w:tc>
         <w:tc>
           <w:tcPr>
-            <w:tcW w:type="dxa" w:w="1512"/>
+            <w:tcW w:type="dxa" w:w="1247"/>
             <w:vAlign w:val="center"/>
             <w:tcMar>
               <w:top w:w="80" w:type="dxa"/>
@@ -12467,6 +12605,7 @@
           </w:tcPr>
           <w:p>
             <w:pPr>
+              <w:keepNext/>
               <w:spacing w:before="40" w:after="40" w:line="276" w:lineRule="auto"/>
               <w:jc w:val="right"/>
             </w:pPr>
@@ -12484,7 +12623,7 @@
         </w:tc>
         <w:tc>
           <w:tcPr>
-            <w:tcW w:type="dxa" w:w="1512"/>
+            <w:tcW w:type="dxa" w:w="1247"/>
             <w:vAlign w:val="center"/>
             <w:tcMar>
               <w:top w:w="80" w:type="dxa"/>
@@ -12496,6 +12635,7 @@
           </w:tcPr>
           <w:p>
             <w:pPr>
+              <w:keepNext/>
               <w:spacing w:before="40" w:after="40" w:line="276" w:lineRule="auto"/>
               <w:jc w:val="right"/>
             </w:pPr>
@@ -12513,7 +12653,7 @@
         </w:tc>
         <w:tc>
           <w:tcPr>
-            <w:tcW w:type="dxa" w:w="1512"/>
+            <w:tcW w:type="dxa" w:w="1247"/>
             <w:vAlign w:val="center"/>
             <w:tcMar>
               <w:top w:w="80" w:type="dxa"/>
@@ -12525,6 +12665,7 @@
           </w:tcPr>
           <w:p>
             <w:pPr>
+              <w:keepNext/>
               <w:spacing w:before="40" w:after="40" w:line="276" w:lineRule="auto"/>
               <w:jc w:val="right"/>
             </w:pPr>
@@ -12547,7 +12688,7 @@
         </w:trPr>
         <w:tc>
           <w:tcPr>
-            <w:tcW w:type="dxa" w:w="1512"/>
+            <w:tcW w:type="dxa" w:w="2835"/>
             <w:vAlign w:val="center"/>
             <w:tcMar>
               <w:top w:w="80" w:type="dxa"/>
@@ -12575,7 +12716,7 @@
         </w:tc>
         <w:tc>
           <w:tcPr>
-            <w:tcW w:type="dxa" w:w="1512"/>
+            <w:tcW w:type="dxa" w:w="1247"/>
             <w:vAlign w:val="center"/>
             <w:tcMar>
               <w:top w:w="80" w:type="dxa"/>
@@ -12603,7 +12744,7 @@
         </w:tc>
         <w:tc>
           <w:tcPr>
-            <w:tcW w:type="dxa" w:w="1512"/>
+            <w:tcW w:type="dxa" w:w="1247"/>
             <w:vAlign w:val="center"/>
             <w:tcMar>
               <w:top w:w="80" w:type="dxa"/>
@@ -12631,7 +12772,7 @@
         </w:tc>
         <w:tc>
           <w:tcPr>
-            <w:tcW w:type="dxa" w:w="1512"/>
+            <w:tcW w:type="dxa" w:w="1247"/>
             <w:vAlign w:val="center"/>
             <w:tcMar>
               <w:top w:w="80" w:type="dxa"/>
@@ -12659,7 +12800,7 @@
         </w:tc>
         <w:tc>
           <w:tcPr>
-            <w:tcW w:type="dxa" w:w="1512"/>
+            <w:tcW w:type="dxa" w:w="1247"/>
             <w:vAlign w:val="center"/>
             <w:tcMar>
               <w:top w:w="80" w:type="dxa"/>
@@ -12687,7 +12828,7 @@
         </w:tc>
         <w:tc>
           <w:tcPr>
-            <w:tcW w:type="dxa" w:w="1512"/>
+            <w:tcW w:type="dxa" w:w="1247"/>
             <w:vAlign w:val="center"/>
             <w:tcMar>
               <w:top w:w="80" w:type="dxa"/>
@@ -13030,7 +13171,7 @@
         </w:trPr>
         <w:tc>
           <w:tcPr>
-            <w:tcW w:type="dxa" w:w="1814"/>
+            <w:tcW w:type="dxa" w:w="680"/>
             <w:vAlign w:val="center"/>
             <w:tcMar>
               <w:top w:w="100" w:type="dxa"/>
@@ -13042,6 +13183,7 @@
           </w:tcPr>
           <w:p>
             <w:pPr>
+              <w:keepNext/>
               <w:spacing w:before="40" w:after="40" w:line="276" w:lineRule="auto"/>
               <w:jc w:val="center"/>
             </w:pPr>
@@ -13059,7 +13201,7 @@
         </w:tc>
         <w:tc>
           <w:tcPr>
-            <w:tcW w:type="dxa" w:w="1814"/>
+            <w:tcW w:type="dxa" w:w="2551"/>
             <w:vAlign w:val="center"/>
             <w:tcMar>
               <w:top w:w="100" w:type="dxa"/>
@@ -13071,6 +13213,7 @@
           </w:tcPr>
           <w:p>
             <w:pPr>
+              <w:keepNext/>
               <w:spacing w:before="40" w:after="40" w:line="276" w:lineRule="auto"/>
               <w:jc w:val="center"/>
             </w:pPr>
@@ -13088,7 +13231,7 @@
         </w:tc>
         <w:tc>
           <w:tcPr>
-            <w:tcW w:type="dxa" w:w="1814"/>
+            <w:tcW w:type="dxa" w:w="1644"/>
             <w:vAlign w:val="center"/>
             <w:tcMar>
               <w:top w:w="100" w:type="dxa"/>
@@ -13100,6 +13243,7 @@
           </w:tcPr>
           <w:p>
             <w:pPr>
+              <w:keepNext/>
               <w:spacing w:before="40" w:after="40" w:line="276" w:lineRule="auto"/>
               <w:jc w:val="center"/>
             </w:pPr>
@@ -13117,7 +13261,7 @@
         </w:tc>
         <w:tc>
           <w:tcPr>
-            <w:tcW w:type="dxa" w:w="1814"/>
+            <w:tcW w:type="dxa" w:w="2551"/>
             <w:vAlign w:val="center"/>
             <w:tcMar>
               <w:top w:w="100" w:type="dxa"/>
@@ -13129,6 +13273,7 @@
           </w:tcPr>
           <w:p>
             <w:pPr>
+              <w:keepNext/>
               <w:spacing w:before="40" w:after="40" w:line="276" w:lineRule="auto"/>
               <w:jc w:val="center"/>
             </w:pPr>
@@ -13146,7 +13291,7 @@
         </w:tc>
         <w:tc>
           <w:tcPr>
-            <w:tcW w:type="dxa" w:w="1814"/>
+            <w:tcW w:type="dxa" w:w="1644"/>
             <w:vAlign w:val="center"/>
             <w:tcMar>
               <w:top w:w="100" w:type="dxa"/>
@@ -13158,6 +13303,7 @@
           </w:tcPr>
           <w:p>
             <w:pPr>
+              <w:keepNext/>
               <w:spacing w:before="40" w:after="40" w:line="276" w:lineRule="auto"/>
               <w:jc w:val="center"/>
             </w:pPr>
@@ -13180,7 +13326,7 @@
         </w:trPr>
         <w:tc>
           <w:tcPr>
-            <w:tcW w:type="dxa" w:w="1814"/>
+            <w:tcW w:type="dxa" w:w="680"/>
             <w:vAlign w:val="center"/>
             <w:tcMar>
               <w:top w:w="80" w:type="dxa"/>
@@ -13191,6 +13337,7 @@
           </w:tcPr>
           <w:p>
             <w:pPr>
+              <w:keepNext/>
               <w:spacing w:before="40" w:after="40" w:line="276" w:lineRule="auto"/>
               <w:jc w:val="right"/>
             </w:pPr>
@@ -13208,7 +13355,7 @@
         </w:tc>
         <w:tc>
           <w:tcPr>
-            <w:tcW w:type="dxa" w:w="1814"/>
+            <w:tcW w:type="dxa" w:w="2551"/>
             <w:vAlign w:val="center"/>
             <w:tcMar>
               <w:top w:w="80" w:type="dxa"/>
@@ -13219,6 +13366,7 @@
           </w:tcPr>
           <w:p>
             <w:pPr>
+              <w:keepNext/>
               <w:spacing w:before="40" w:after="40" w:line="276" w:lineRule="auto"/>
               <w:jc w:val="left"/>
             </w:pPr>
@@ -13236,7 +13384,7 @@
         </w:tc>
         <w:tc>
           <w:tcPr>
-            <w:tcW w:type="dxa" w:w="1814"/>
+            <w:tcW w:type="dxa" w:w="1644"/>
             <w:vAlign w:val="center"/>
             <w:tcMar>
               <w:top w:w="80" w:type="dxa"/>
@@ -13247,6 +13395,7 @@
           </w:tcPr>
           <w:p>
             <w:pPr>
+              <w:keepNext/>
               <w:spacing w:before="40" w:after="40" w:line="276" w:lineRule="auto"/>
               <w:jc w:val="right"/>
             </w:pPr>
@@ -13264,7 +13413,7 @@
         </w:tc>
         <w:tc>
           <w:tcPr>
-            <w:tcW w:type="dxa" w:w="1814"/>
+            <w:tcW w:type="dxa" w:w="2551"/>
             <w:vAlign w:val="center"/>
             <w:tcMar>
               <w:top w:w="80" w:type="dxa"/>
@@ -13275,6 +13424,7 @@
           </w:tcPr>
           <w:p>
             <w:pPr>
+              <w:keepNext/>
               <w:spacing w:before="40" w:after="40" w:line="276" w:lineRule="auto"/>
               <w:jc w:val="left"/>
             </w:pPr>
@@ -13292,7 +13442,7 @@
         </w:tc>
         <w:tc>
           <w:tcPr>
-            <w:tcW w:type="dxa" w:w="1814"/>
+            <w:tcW w:type="dxa" w:w="1644"/>
             <w:vAlign w:val="center"/>
             <w:tcMar>
               <w:top w:w="80" w:type="dxa"/>
@@ -13303,6 +13453,7 @@
           </w:tcPr>
           <w:p>
             <w:pPr>
+              <w:keepNext/>
               <w:spacing w:before="40" w:after="40" w:line="276" w:lineRule="auto"/>
               <w:jc w:val="right"/>
             </w:pPr>
@@ -13325,7 +13476,7 @@
         </w:trPr>
         <w:tc>
           <w:tcPr>
-            <w:tcW w:type="dxa" w:w="1814"/>
+            <w:tcW w:type="dxa" w:w="680"/>
             <w:vAlign w:val="center"/>
             <w:tcMar>
               <w:top w:w="80" w:type="dxa"/>
@@ -13337,6 +13488,7 @@
           </w:tcPr>
           <w:p>
             <w:pPr>
+              <w:keepNext/>
               <w:spacing w:before="40" w:after="40" w:line="276" w:lineRule="auto"/>
               <w:jc w:val="right"/>
             </w:pPr>
@@ -13354,7 +13506,7 @@
         </w:tc>
         <w:tc>
           <w:tcPr>
-            <w:tcW w:type="dxa" w:w="1814"/>
+            <w:tcW w:type="dxa" w:w="2551"/>
             <w:vAlign w:val="center"/>
             <w:tcMar>
               <w:top w:w="80" w:type="dxa"/>
@@ -13366,6 +13518,7 @@
           </w:tcPr>
           <w:p>
             <w:pPr>
+              <w:keepNext/>
               <w:spacing w:before="40" w:after="40" w:line="276" w:lineRule="auto"/>
               <w:jc w:val="left"/>
             </w:pPr>
@@ -13383,7 +13536,7 @@
         </w:tc>
         <w:tc>
           <w:tcPr>
-            <w:tcW w:type="dxa" w:w="1814"/>
+            <w:tcW w:type="dxa" w:w="1644"/>
             <w:vAlign w:val="center"/>
             <w:tcMar>
               <w:top w:w="80" w:type="dxa"/>
@@ -13395,6 +13548,7 @@
           </w:tcPr>
           <w:p>
             <w:pPr>
+              <w:keepNext/>
               <w:spacing w:before="40" w:after="40" w:line="276" w:lineRule="auto"/>
               <w:jc w:val="right"/>
             </w:pPr>
@@ -13412,7 +13566,7 @@
         </w:tc>
         <w:tc>
           <w:tcPr>
-            <w:tcW w:type="dxa" w:w="1814"/>
+            <w:tcW w:type="dxa" w:w="2551"/>
             <w:vAlign w:val="center"/>
             <w:tcMar>
               <w:top w:w="80" w:type="dxa"/>
@@ -13424,6 +13578,7 @@
           </w:tcPr>
           <w:p>
             <w:pPr>
+              <w:keepNext/>
               <w:spacing w:before="40" w:after="40" w:line="276" w:lineRule="auto"/>
               <w:jc w:val="left"/>
             </w:pPr>
@@ -13441,7 +13596,7 @@
         </w:tc>
         <w:tc>
           <w:tcPr>
-            <w:tcW w:type="dxa" w:w="1814"/>
+            <w:tcW w:type="dxa" w:w="1644"/>
             <w:vAlign w:val="center"/>
             <w:tcMar>
               <w:top w:w="80" w:type="dxa"/>
@@ -13453,6 +13608,7 @@
           </w:tcPr>
           <w:p>
             <w:pPr>
+              <w:keepNext/>
               <w:spacing w:before="40" w:after="40" w:line="276" w:lineRule="auto"/>
               <w:jc w:val="right"/>
             </w:pPr>
@@ -13475,7 +13631,7 @@
         </w:trPr>
         <w:tc>
           <w:tcPr>
-            <w:tcW w:type="dxa" w:w="1814"/>
+            <w:tcW w:type="dxa" w:w="680"/>
             <w:vAlign w:val="center"/>
             <w:tcMar>
               <w:top w:w="80" w:type="dxa"/>
@@ -13486,6 +13642,7 @@
           </w:tcPr>
           <w:p>
             <w:pPr>
+              <w:keepNext/>
               <w:spacing w:before="40" w:after="40" w:line="276" w:lineRule="auto"/>
               <w:jc w:val="right"/>
             </w:pPr>
@@ -13503,7 +13660,7 @@
         </w:tc>
         <w:tc>
           <w:tcPr>
-            <w:tcW w:type="dxa" w:w="1814"/>
+            <w:tcW w:type="dxa" w:w="2551"/>
             <w:vAlign w:val="center"/>
             <w:tcMar>
               <w:top w:w="80" w:type="dxa"/>
@@ -13514,6 +13671,7 @@
           </w:tcPr>
           <w:p>
             <w:pPr>
+              <w:keepNext/>
               <w:spacing w:before="40" w:after="40" w:line="276" w:lineRule="auto"/>
               <w:jc w:val="left"/>
             </w:pPr>
@@ -13531,7 +13689,7 @@
         </w:tc>
         <w:tc>
           <w:tcPr>
-            <w:tcW w:type="dxa" w:w="1814"/>
+            <w:tcW w:type="dxa" w:w="1644"/>
             <w:vAlign w:val="center"/>
             <w:tcMar>
               <w:top w:w="80" w:type="dxa"/>
@@ -13542,6 +13700,7 @@
           </w:tcPr>
           <w:p>
             <w:pPr>
+              <w:keepNext/>
               <w:spacing w:before="40" w:after="40" w:line="276" w:lineRule="auto"/>
               <w:jc w:val="right"/>
             </w:pPr>
@@ -13559,7 +13718,7 @@
         </w:tc>
         <w:tc>
           <w:tcPr>
-            <w:tcW w:type="dxa" w:w="1814"/>
+            <w:tcW w:type="dxa" w:w="2551"/>
             <w:vAlign w:val="center"/>
             <w:tcMar>
               <w:top w:w="80" w:type="dxa"/>
@@ -13570,6 +13729,7 @@
           </w:tcPr>
           <w:p>
             <w:pPr>
+              <w:keepNext/>
               <w:spacing w:before="40" w:after="40" w:line="276" w:lineRule="auto"/>
               <w:jc w:val="left"/>
             </w:pPr>
@@ -13587,7 +13747,7 @@
         </w:tc>
         <w:tc>
           <w:tcPr>
-            <w:tcW w:type="dxa" w:w="1814"/>
+            <w:tcW w:type="dxa" w:w="1644"/>
             <w:vAlign w:val="center"/>
             <w:tcMar>
               <w:top w:w="80" w:type="dxa"/>
@@ -13598,6 +13758,7 @@
           </w:tcPr>
           <w:p>
             <w:pPr>
+              <w:keepNext/>
               <w:spacing w:before="40" w:after="40" w:line="276" w:lineRule="auto"/>
               <w:jc w:val="right"/>
             </w:pPr>
@@ -13620,7 +13781,7 @@
         </w:trPr>
         <w:tc>
           <w:tcPr>
-            <w:tcW w:type="dxa" w:w="1814"/>
+            <w:tcW w:type="dxa" w:w="680"/>
             <w:vAlign w:val="center"/>
             <w:tcMar>
               <w:top w:w="80" w:type="dxa"/>
@@ -13632,6 +13793,7 @@
           </w:tcPr>
           <w:p>
             <w:pPr>
+              <w:keepNext/>
               <w:spacing w:before="40" w:after="40" w:line="276" w:lineRule="auto"/>
               <w:jc w:val="right"/>
             </w:pPr>
@@ -13649,7 +13811,7 @@
         </w:tc>
         <w:tc>
           <w:tcPr>
-            <w:tcW w:type="dxa" w:w="1814"/>
+            <w:tcW w:type="dxa" w:w="2551"/>
             <w:vAlign w:val="center"/>
             <w:tcMar>
               <w:top w:w="80" w:type="dxa"/>
@@ -13661,6 +13823,7 @@
           </w:tcPr>
           <w:p>
             <w:pPr>
+              <w:keepNext/>
               <w:spacing w:before="40" w:after="40" w:line="276" w:lineRule="auto"/>
               <w:jc w:val="left"/>
             </w:pPr>
@@ -13678,7 +13841,7 @@
         </w:tc>
         <w:tc>
           <w:tcPr>
-            <w:tcW w:type="dxa" w:w="1814"/>
+            <w:tcW w:type="dxa" w:w="1644"/>
             <w:vAlign w:val="center"/>
             <w:tcMar>
               <w:top w:w="80" w:type="dxa"/>
@@ -13690,6 +13853,7 @@
           </w:tcPr>
           <w:p>
             <w:pPr>
+              <w:keepNext/>
               <w:spacing w:before="40" w:after="40" w:line="276" w:lineRule="auto"/>
               <w:jc w:val="right"/>
             </w:pPr>
@@ -13707,7 +13871,7 @@
         </w:tc>
         <w:tc>
           <w:tcPr>
-            <w:tcW w:type="dxa" w:w="1814"/>
+            <w:tcW w:type="dxa" w:w="2551"/>
             <w:vAlign w:val="center"/>
             <w:tcMar>
               <w:top w:w="80" w:type="dxa"/>
@@ -13719,6 +13883,7 @@
           </w:tcPr>
           <w:p>
             <w:pPr>
+              <w:keepNext/>
               <w:spacing w:before="40" w:after="40" w:line="276" w:lineRule="auto"/>
               <w:jc w:val="left"/>
             </w:pPr>
@@ -13736,7 +13901,7 @@
         </w:tc>
         <w:tc>
           <w:tcPr>
-            <w:tcW w:type="dxa" w:w="1814"/>
+            <w:tcW w:type="dxa" w:w="1644"/>
             <w:vAlign w:val="center"/>
             <w:tcMar>
               <w:top w:w="80" w:type="dxa"/>
@@ -13748,6 +13913,7 @@
           </w:tcPr>
           <w:p>
             <w:pPr>
+              <w:keepNext/>
               <w:spacing w:before="40" w:after="40" w:line="276" w:lineRule="auto"/>
               <w:jc w:val="right"/>
             </w:pPr>
@@ -13770,7 +13936,7 @@
         </w:trPr>
         <w:tc>
           <w:tcPr>
-            <w:tcW w:type="dxa" w:w="1814"/>
+            <w:tcW w:type="dxa" w:w="680"/>
             <w:vAlign w:val="center"/>
             <w:tcMar>
               <w:top w:w="80" w:type="dxa"/>
@@ -13798,7 +13964,7 @@
         </w:tc>
         <w:tc>
           <w:tcPr>
-            <w:tcW w:type="dxa" w:w="1814"/>
+            <w:tcW w:type="dxa" w:w="2551"/>
             <w:vAlign w:val="center"/>
             <w:tcMar>
               <w:top w:w="80" w:type="dxa"/>
@@ -13826,7 +13992,7 @@
         </w:tc>
         <w:tc>
           <w:tcPr>
-            <w:tcW w:type="dxa" w:w="1814"/>
+            <w:tcW w:type="dxa" w:w="1644"/>
             <w:vAlign w:val="center"/>
             <w:tcMar>
               <w:top w:w="80" w:type="dxa"/>
@@ -13854,7 +14020,7 @@
         </w:tc>
         <w:tc>
           <w:tcPr>
-            <w:tcW w:type="dxa" w:w="1814"/>
+            <w:tcW w:type="dxa" w:w="2551"/>
             <w:vAlign w:val="center"/>
             <w:tcMar>
               <w:top w:w="80" w:type="dxa"/>
@@ -13882,7 +14048,7 @@
         </w:tc>
         <w:tc>
           <w:tcPr>
-            <w:tcW w:type="dxa" w:w="1814"/>
+            <w:tcW w:type="dxa" w:w="1644"/>
             <w:vAlign w:val="center"/>
             <w:tcMar>
               <w:top w:w="80" w:type="dxa"/>
@@ -14548,7 +14714,7 @@
         </w:trPr>
         <w:tc>
           <w:tcPr>
-            <w:tcW w:type="dxa" w:w="1512"/>
+            <w:tcW w:type="dxa" w:w="2268"/>
             <w:vAlign w:val="center"/>
             <w:tcMar>
               <w:top w:w="100" w:type="dxa"/>
@@ -14560,6 +14726,7 @@
           </w:tcPr>
           <w:p>
             <w:pPr>
+              <w:keepNext/>
               <w:spacing w:before="40" w:after="40" w:line="276" w:lineRule="auto"/>
               <w:jc w:val="center"/>
             </w:pPr>
@@ -14577,7 +14744,7 @@
         </w:tc>
         <w:tc>
           <w:tcPr>
-            <w:tcW w:type="dxa" w:w="1512"/>
+            <w:tcW w:type="dxa" w:w="907"/>
             <w:vAlign w:val="center"/>
             <w:tcMar>
               <w:top w:w="100" w:type="dxa"/>
@@ -14589,6 +14756,7 @@
           </w:tcPr>
           <w:p>
             <w:pPr>
+              <w:keepNext/>
               <w:spacing w:before="40" w:after="40" w:line="276" w:lineRule="auto"/>
               <w:jc w:val="center"/>
             </w:pPr>
@@ -14606,7 +14774,7 @@
         </w:tc>
         <w:tc>
           <w:tcPr>
-            <w:tcW w:type="dxa" w:w="1512"/>
+            <w:tcW w:type="dxa" w:w="1304"/>
             <w:vAlign w:val="center"/>
             <w:tcMar>
               <w:top w:w="100" w:type="dxa"/>
@@ -14618,6 +14786,7 @@
           </w:tcPr>
           <w:p>
             <w:pPr>
+              <w:keepNext/>
               <w:spacing w:before="40" w:after="40" w:line="276" w:lineRule="auto"/>
               <w:jc w:val="center"/>
             </w:pPr>
@@ -14635,7 +14804,7 @@
         </w:tc>
         <w:tc>
           <w:tcPr>
-            <w:tcW w:type="dxa" w:w="1512"/>
+            <w:tcW w:type="dxa" w:w="1361"/>
             <w:vAlign w:val="center"/>
             <w:tcMar>
               <w:top w:w="100" w:type="dxa"/>
@@ -14647,6 +14816,7 @@
           </w:tcPr>
           <w:p>
             <w:pPr>
+              <w:keepNext/>
               <w:spacing w:before="40" w:after="40" w:line="276" w:lineRule="auto"/>
               <w:jc w:val="center"/>
             </w:pPr>
@@ -14664,7 +14834,7 @@
         </w:tc>
         <w:tc>
           <w:tcPr>
-            <w:tcW w:type="dxa" w:w="1512"/>
+            <w:tcW w:type="dxa" w:w="1531"/>
             <w:vAlign w:val="center"/>
             <w:tcMar>
               <w:top w:w="100" w:type="dxa"/>
@@ -14676,6 +14846,7 @@
           </w:tcPr>
           <w:p>
             <w:pPr>
+              <w:keepNext/>
               <w:spacing w:before="40" w:after="40" w:line="276" w:lineRule="auto"/>
               <w:jc w:val="center"/>
             </w:pPr>
@@ -14693,7 +14864,7 @@
         </w:tc>
         <w:tc>
           <w:tcPr>
-            <w:tcW w:type="dxa" w:w="1512"/>
+            <w:tcW w:type="dxa" w:w="1701"/>
             <w:vAlign w:val="center"/>
             <w:tcMar>
               <w:top w:w="100" w:type="dxa"/>
@@ -14705,6 +14876,7 @@
           </w:tcPr>
           <w:p>
             <w:pPr>
+              <w:keepNext/>
               <w:spacing w:before="40" w:after="40" w:line="276" w:lineRule="auto"/>
               <w:jc w:val="center"/>
             </w:pPr>
@@ -14727,7 +14899,7 @@
         </w:trPr>
         <w:tc>
           <w:tcPr>
-            <w:tcW w:type="dxa" w:w="1512"/>
+            <w:tcW w:type="dxa" w:w="2268"/>
             <w:vAlign w:val="center"/>
             <w:tcMar>
               <w:top w:w="80" w:type="dxa"/>
@@ -14738,6 +14910,7 @@
           </w:tcPr>
           <w:p>
             <w:pPr>
+              <w:keepNext/>
               <w:spacing w:before="40" w:after="40" w:line="276" w:lineRule="auto"/>
               <w:jc w:val="left"/>
             </w:pPr>
@@ -14755,7 +14928,7 @@
         </w:tc>
         <w:tc>
           <w:tcPr>
-            <w:tcW w:type="dxa" w:w="1512"/>
+            <w:tcW w:type="dxa" w:w="907"/>
             <w:vAlign w:val="center"/>
             <w:tcMar>
               <w:top w:w="80" w:type="dxa"/>
@@ -14766,6 +14939,7 @@
           </w:tcPr>
           <w:p>
             <w:pPr>
+              <w:keepNext/>
               <w:spacing w:before="40" w:after="40" w:line="276" w:lineRule="auto"/>
               <w:jc w:val="right"/>
             </w:pPr>
@@ -14783,7 +14957,7 @@
         </w:tc>
         <w:tc>
           <w:tcPr>
-            <w:tcW w:type="dxa" w:w="1512"/>
+            <w:tcW w:type="dxa" w:w="1304"/>
             <w:vAlign w:val="center"/>
             <w:tcMar>
               <w:top w:w="80" w:type="dxa"/>
@@ -14794,6 +14968,7 @@
           </w:tcPr>
           <w:p>
             <w:pPr>
+              <w:keepNext/>
               <w:spacing w:before="40" w:after="40" w:line="276" w:lineRule="auto"/>
               <w:jc w:val="right"/>
             </w:pPr>
@@ -14811,7 +14986,7 @@
         </w:tc>
         <w:tc>
           <w:tcPr>
-            <w:tcW w:type="dxa" w:w="1512"/>
+            <w:tcW w:type="dxa" w:w="1361"/>
             <w:vAlign w:val="center"/>
             <w:tcMar>
               <w:top w:w="80" w:type="dxa"/>
@@ -14822,6 +14997,7 @@
           </w:tcPr>
           <w:p>
             <w:pPr>
+              <w:keepNext/>
               <w:spacing w:before="40" w:after="40" w:line="276" w:lineRule="auto"/>
               <w:jc w:val="right"/>
             </w:pPr>
@@ -14839,7 +15015,7 @@
         </w:tc>
         <w:tc>
           <w:tcPr>
-            <w:tcW w:type="dxa" w:w="1512"/>
+            <w:tcW w:type="dxa" w:w="1531"/>
             <w:vAlign w:val="center"/>
             <w:tcMar>
               <w:top w:w="80" w:type="dxa"/>
@@ -14850,6 +15026,7 @@
           </w:tcPr>
           <w:p>
             <w:pPr>
+              <w:keepNext/>
               <w:spacing w:before="40" w:after="40" w:line="276" w:lineRule="auto"/>
               <w:jc w:val="right"/>
             </w:pPr>
@@ -14867,7 +15044,7 @@
         </w:tc>
         <w:tc>
           <w:tcPr>
-            <w:tcW w:type="dxa" w:w="1512"/>
+            <w:tcW w:type="dxa" w:w="1701"/>
             <w:vAlign w:val="center"/>
             <w:tcMar>
               <w:top w:w="80" w:type="dxa"/>
@@ -14878,6 +15055,7 @@
           </w:tcPr>
           <w:p>
             <w:pPr>
+              <w:keepNext/>
               <w:spacing w:before="40" w:after="40" w:line="276" w:lineRule="auto"/>
               <w:jc w:val="right"/>
             </w:pPr>
@@ -14900,7 +15078,7 @@
         </w:trPr>
         <w:tc>
           <w:tcPr>
-            <w:tcW w:type="dxa" w:w="1512"/>
+            <w:tcW w:type="dxa" w:w="2268"/>
             <w:vAlign w:val="center"/>
             <w:tcMar>
               <w:top w:w="80" w:type="dxa"/>
@@ -14912,6 +15090,7 @@
           </w:tcPr>
           <w:p>
             <w:pPr>
+              <w:keepNext/>
               <w:spacing w:before="40" w:after="40" w:line="276" w:lineRule="auto"/>
               <w:jc w:val="left"/>
             </w:pPr>
@@ -14929,7 +15108,7 @@
         </w:tc>
         <w:tc>
           <w:tcPr>
-            <w:tcW w:type="dxa" w:w="1512"/>
+            <w:tcW w:type="dxa" w:w="907"/>
             <w:vAlign w:val="center"/>
             <w:tcMar>
               <w:top w:w="80" w:type="dxa"/>
@@ -14941,6 +15120,7 @@
           </w:tcPr>
           <w:p>
             <w:pPr>
+              <w:keepNext/>
               <w:spacing w:before="40" w:after="40" w:line="276" w:lineRule="auto"/>
               <w:jc w:val="right"/>
             </w:pPr>
@@ -14958,7 +15138,7 @@
         </w:tc>
         <w:tc>
           <w:tcPr>
-            <w:tcW w:type="dxa" w:w="1512"/>
+            <w:tcW w:type="dxa" w:w="1304"/>
             <w:vAlign w:val="center"/>
             <w:tcMar>
               <w:top w:w="80" w:type="dxa"/>
@@ -14970,6 +15150,7 @@
           </w:tcPr>
           <w:p>
             <w:pPr>
+              <w:keepNext/>
               <w:spacing w:before="40" w:after="40" w:line="276" w:lineRule="auto"/>
               <w:jc w:val="right"/>
             </w:pPr>
@@ -14987,7 +15168,7 @@
         </w:tc>
         <w:tc>
           <w:tcPr>
-            <w:tcW w:type="dxa" w:w="1512"/>
+            <w:tcW w:type="dxa" w:w="1361"/>
             <w:vAlign w:val="center"/>
             <w:tcMar>
               <w:top w:w="80" w:type="dxa"/>
@@ -14999,6 +15180,7 @@
           </w:tcPr>
           <w:p>
             <w:pPr>
+              <w:keepNext/>
               <w:spacing w:before="40" w:after="40" w:line="276" w:lineRule="auto"/>
               <w:jc w:val="right"/>
             </w:pPr>
@@ -15016,7 +15198,7 @@
         </w:tc>
         <w:tc>
           <w:tcPr>
-            <w:tcW w:type="dxa" w:w="1512"/>
+            <w:tcW w:type="dxa" w:w="1531"/>
             <w:vAlign w:val="center"/>
             <w:tcMar>
               <w:top w:w="80" w:type="dxa"/>
@@ -15028,6 +15210,7 @@
           </w:tcPr>
           <w:p>
             <w:pPr>
+              <w:keepNext/>
               <w:spacing w:before="40" w:after="40" w:line="276" w:lineRule="auto"/>
               <w:jc w:val="right"/>
             </w:pPr>
@@ -15045,7 +15228,7 @@
         </w:tc>
         <w:tc>
           <w:tcPr>
-            <w:tcW w:type="dxa" w:w="1512"/>
+            <w:tcW w:type="dxa" w:w="1701"/>
             <w:vAlign w:val="center"/>
             <w:tcMar>
               <w:top w:w="80" w:type="dxa"/>
@@ -15057,6 +15240,7 @@
           </w:tcPr>
           <w:p>
             <w:pPr>
+              <w:keepNext/>
               <w:spacing w:before="40" w:after="40" w:line="276" w:lineRule="auto"/>
               <w:jc w:val="right"/>
             </w:pPr>
@@ -15079,7 +15263,7 @@
         </w:trPr>
         <w:tc>
           <w:tcPr>
-            <w:tcW w:type="dxa" w:w="1512"/>
+            <w:tcW w:type="dxa" w:w="2268"/>
             <w:vAlign w:val="center"/>
             <w:tcMar>
               <w:top w:w="80" w:type="dxa"/>
@@ -15090,6 +15274,7 @@
           </w:tcPr>
           <w:p>
             <w:pPr>
+              <w:keepNext/>
               <w:spacing w:before="40" w:after="40" w:line="276" w:lineRule="auto"/>
               <w:jc w:val="left"/>
             </w:pPr>
@@ -15107,7 +15292,7 @@
         </w:tc>
         <w:tc>
           <w:tcPr>
-            <w:tcW w:type="dxa" w:w="1512"/>
+            <w:tcW w:type="dxa" w:w="907"/>
             <w:vAlign w:val="center"/>
             <w:tcMar>
               <w:top w:w="80" w:type="dxa"/>
@@ -15118,6 +15303,7 @@
           </w:tcPr>
           <w:p>
             <w:pPr>
+              <w:keepNext/>
               <w:spacing w:before="40" w:after="40" w:line="276" w:lineRule="auto"/>
               <w:jc w:val="right"/>
             </w:pPr>
@@ -15135,7 +15321,7 @@
         </w:tc>
         <w:tc>
           <w:tcPr>
-            <w:tcW w:type="dxa" w:w="1512"/>
+            <w:tcW w:type="dxa" w:w="1304"/>
             <w:vAlign w:val="center"/>
             <w:tcMar>
               <w:top w:w="80" w:type="dxa"/>
@@ -15146,6 +15332,7 @@
           </w:tcPr>
           <w:p>
             <w:pPr>
+              <w:keepNext/>
               <w:spacing w:before="40" w:after="40" w:line="276" w:lineRule="auto"/>
               <w:jc w:val="right"/>
             </w:pPr>
@@ -15163,7 +15350,7 @@
         </w:tc>
         <w:tc>
           <w:tcPr>
-            <w:tcW w:type="dxa" w:w="1512"/>
+            <w:tcW w:type="dxa" w:w="1361"/>
             <w:vAlign w:val="center"/>
             <w:tcMar>
               <w:top w:w="80" w:type="dxa"/>
@@ -15174,6 +15361,7 @@
           </w:tcPr>
           <w:p>
             <w:pPr>
+              <w:keepNext/>
               <w:spacing w:before="40" w:after="40" w:line="276" w:lineRule="auto"/>
               <w:jc w:val="right"/>
             </w:pPr>
@@ -15191,7 +15379,7 @@
         </w:tc>
         <w:tc>
           <w:tcPr>
-            <w:tcW w:type="dxa" w:w="1512"/>
+            <w:tcW w:type="dxa" w:w="1531"/>
             <w:vAlign w:val="center"/>
             <w:tcMar>
               <w:top w:w="80" w:type="dxa"/>
@@ -15202,6 +15390,7 @@
           </w:tcPr>
           <w:p>
             <w:pPr>
+              <w:keepNext/>
               <w:spacing w:before="40" w:after="40" w:line="276" w:lineRule="auto"/>
               <w:jc w:val="right"/>
             </w:pPr>
@@ -15219,7 +15408,7 @@
         </w:tc>
         <w:tc>
           <w:tcPr>
-            <w:tcW w:type="dxa" w:w="1512"/>
+            <w:tcW w:type="dxa" w:w="1701"/>
             <w:vAlign w:val="center"/>
             <w:tcMar>
               <w:top w:w="80" w:type="dxa"/>
@@ -15230,6 +15419,7 @@
           </w:tcPr>
           <w:p>
             <w:pPr>
+              <w:keepNext/>
               <w:spacing w:before="40" w:after="40" w:line="276" w:lineRule="auto"/>
               <w:jc w:val="right"/>
             </w:pPr>
@@ -15252,7 +15442,7 @@
         </w:trPr>
         <w:tc>
           <w:tcPr>
-            <w:tcW w:type="dxa" w:w="1512"/>
+            <w:tcW w:type="dxa" w:w="2268"/>
             <w:vAlign w:val="center"/>
             <w:tcMar>
               <w:top w:w="80" w:type="dxa"/>
@@ -15264,6 +15454,7 @@
           </w:tcPr>
           <w:p>
             <w:pPr>
+              <w:keepNext/>
               <w:spacing w:before="40" w:after="40" w:line="276" w:lineRule="auto"/>
               <w:jc w:val="left"/>
             </w:pPr>
@@ -15281,7 +15472,7 @@
         </w:tc>
         <w:tc>
           <w:tcPr>
-            <w:tcW w:type="dxa" w:w="1512"/>
+            <w:tcW w:type="dxa" w:w="907"/>
             <w:vAlign w:val="center"/>
             <w:tcMar>
               <w:top w:w="80" w:type="dxa"/>
@@ -15293,6 +15484,7 @@
           </w:tcPr>
           <w:p>
             <w:pPr>
+              <w:keepNext/>
               <w:spacing w:before="40" w:after="40" w:line="276" w:lineRule="auto"/>
               <w:jc w:val="right"/>
             </w:pPr>
@@ -15310,7 +15502,7 @@
         </w:tc>
         <w:tc>
           <w:tcPr>
-            <w:tcW w:type="dxa" w:w="1512"/>
+            <w:tcW w:type="dxa" w:w="1304"/>
             <w:vAlign w:val="center"/>
             <w:tcMar>
               <w:top w:w="80" w:type="dxa"/>
@@ -15322,6 +15514,7 @@
           </w:tcPr>
           <w:p>
             <w:pPr>
+              <w:keepNext/>
               <w:spacing w:before="40" w:after="40" w:line="276" w:lineRule="auto"/>
               <w:jc w:val="right"/>
             </w:pPr>
@@ -15339,7 +15532,7 @@
         </w:tc>
         <w:tc>
           <w:tcPr>
-            <w:tcW w:type="dxa" w:w="1512"/>
+            <w:tcW w:type="dxa" w:w="1361"/>
             <w:vAlign w:val="center"/>
             <w:tcMar>
               <w:top w:w="80" w:type="dxa"/>
@@ -15351,6 +15544,7 @@
           </w:tcPr>
           <w:p>
             <w:pPr>
+              <w:keepNext/>
               <w:spacing w:before="40" w:after="40" w:line="276" w:lineRule="auto"/>
               <w:jc w:val="right"/>
             </w:pPr>
@@ -15368,7 +15562,7 @@
         </w:tc>
         <w:tc>
           <w:tcPr>
-            <w:tcW w:type="dxa" w:w="1512"/>
+            <w:tcW w:type="dxa" w:w="1531"/>
             <w:vAlign w:val="center"/>
             <w:tcMar>
               <w:top w:w="80" w:type="dxa"/>
@@ -15380,6 +15574,7 @@
           </w:tcPr>
           <w:p>
             <w:pPr>
+              <w:keepNext/>
               <w:spacing w:before="40" w:after="40" w:line="276" w:lineRule="auto"/>
               <w:jc w:val="right"/>
             </w:pPr>
@@ -15397,7 +15592,7 @@
         </w:tc>
         <w:tc>
           <w:tcPr>
-            <w:tcW w:type="dxa" w:w="1512"/>
+            <w:tcW w:type="dxa" w:w="1701"/>
             <w:vAlign w:val="center"/>
             <w:tcMar>
               <w:top w:w="80" w:type="dxa"/>
@@ -15409,6 +15604,7 @@
           </w:tcPr>
           <w:p>
             <w:pPr>
+              <w:keepNext/>
               <w:spacing w:before="40" w:after="40" w:line="276" w:lineRule="auto"/>
               <w:jc w:val="right"/>
             </w:pPr>
@@ -15431,7 +15627,7 @@
         </w:trPr>
         <w:tc>
           <w:tcPr>
-            <w:tcW w:type="dxa" w:w="1512"/>
+            <w:tcW w:type="dxa" w:w="2268"/>
             <w:vAlign w:val="center"/>
             <w:tcMar>
               <w:top w:w="80" w:type="dxa"/>
@@ -15459,7 +15655,7 @@
         </w:tc>
         <w:tc>
           <w:tcPr>
-            <w:tcW w:type="dxa" w:w="1512"/>
+            <w:tcW w:type="dxa" w:w="907"/>
             <w:vAlign w:val="center"/>
             <w:tcMar>
               <w:top w:w="80" w:type="dxa"/>
@@ -15487,7 +15683,7 @@
         </w:tc>
         <w:tc>
           <w:tcPr>
-            <w:tcW w:type="dxa" w:w="1512"/>
+            <w:tcW w:type="dxa" w:w="1304"/>
             <w:vAlign w:val="center"/>
             <w:tcMar>
               <w:top w:w="80" w:type="dxa"/>
@@ -15515,7 +15711,7 @@
         </w:tc>
         <w:tc>
           <w:tcPr>
-            <w:tcW w:type="dxa" w:w="1512"/>
+            <w:tcW w:type="dxa" w:w="1361"/>
             <w:vAlign w:val="center"/>
             <w:tcMar>
               <w:top w:w="80" w:type="dxa"/>
@@ -15543,7 +15739,7 @@
         </w:tc>
         <w:tc>
           <w:tcPr>
-            <w:tcW w:type="dxa" w:w="1512"/>
+            <w:tcW w:type="dxa" w:w="1531"/>
             <w:vAlign w:val="center"/>
             <w:tcMar>
               <w:top w:w="80" w:type="dxa"/>
@@ -15571,7 +15767,7 @@
         </w:tc>
         <w:tc>
           <w:tcPr>
-            <w:tcW w:type="dxa" w:w="1512"/>
+            <w:tcW w:type="dxa" w:w="1701"/>
             <w:vAlign w:val="center"/>
             <w:tcMar>
               <w:top w:w="80" w:type="dxa"/>
@@ -16073,7 +16269,7 @@
         </w:trPr>
         <w:tc>
           <w:tcPr>
-            <w:tcW w:type="dxa" w:w="2268"/>
+            <w:tcW w:type="dxa" w:w="567"/>
             <w:vAlign w:val="center"/>
             <w:tcMar>
               <w:top w:w="100" w:type="dxa"/>
@@ -16085,6 +16281,7 @@
           </w:tcPr>
           <w:p>
             <w:pPr>
+              <w:keepNext/>
               <w:spacing w:before="40" w:after="40" w:line="276" w:lineRule="auto"/>
               <w:jc w:val="center"/>
             </w:pPr>
@@ -16102,7 +16299,7 @@
         </w:tc>
         <w:tc>
           <w:tcPr>
-            <w:tcW w:type="dxa" w:w="2268"/>
+            <w:tcW w:type="dxa" w:w="4819"/>
             <w:vAlign w:val="center"/>
             <w:tcMar>
               <w:top w:w="100" w:type="dxa"/>
@@ -16114,6 +16311,7 @@
           </w:tcPr>
           <w:p>
             <w:pPr>
+              <w:keepNext/>
               <w:spacing w:before="40" w:after="40" w:line="276" w:lineRule="auto"/>
               <w:jc w:val="center"/>
             </w:pPr>
@@ -16131,7 +16329,7 @@
         </w:tc>
         <w:tc>
           <w:tcPr>
-            <w:tcW w:type="dxa" w:w="2268"/>
+            <w:tcW w:type="dxa" w:w="1701"/>
             <w:vAlign w:val="center"/>
             <w:tcMar>
               <w:top w:w="100" w:type="dxa"/>
@@ -16143,6 +16341,7 @@
           </w:tcPr>
           <w:p>
             <w:pPr>
+              <w:keepNext/>
               <w:spacing w:before="40" w:after="40" w:line="276" w:lineRule="auto"/>
               <w:jc w:val="center"/>
             </w:pPr>
@@ -16160,7 +16359,7 @@
         </w:tc>
         <w:tc>
           <w:tcPr>
-            <w:tcW w:type="dxa" w:w="2268"/>
+            <w:tcW w:type="dxa" w:w="1984"/>
             <w:vAlign w:val="center"/>
             <w:tcMar>
               <w:top w:w="100" w:type="dxa"/>
@@ -16172,6 +16371,7 @@
           </w:tcPr>
           <w:p>
             <w:pPr>
+              <w:keepNext/>
               <w:spacing w:before="40" w:after="40" w:line="276" w:lineRule="auto"/>
               <w:jc w:val="center"/>
             </w:pPr>
@@ -16194,7 +16394,745 @@
         </w:trPr>
         <w:tc>
           <w:tcPr>
-            <w:tcW w:type="dxa" w:w="2268"/>
+            <w:tcW w:type="dxa" w:w="567"/>
+            <w:vAlign w:val="center"/>
+            <w:tcMar>
+              <w:top w:w="80" w:type="dxa"/>
+              <w:bottom w:w="80" w:type="dxa"/>
+              <w:left w:w="120" w:type="dxa"/>
+              <w:right w:w="120" w:type="dxa"/>
+            </w:tcMar>
+          </w:tcPr>
+          <w:p>
+            <w:pPr>
+              <w:keepNext/>
+              <w:spacing w:before="40" w:after="40" w:line="276" w:lineRule="auto"/>
+              <w:jc w:val="right"/>
+            </w:pPr>
+            <w:r>
+              <w:rPr>
+                <w:rFonts w:ascii="Times New Roman" w:hAnsi="Times New Roman"/>
+                <w:b w:val="0"/>
+                <w:i w:val="0"/>
+                <w:color w:val="000000"/>
+                <w:sz w:val="20"/>
+              </w:rPr>
+              <w:t>1</w:t>
+            </w:r>
+          </w:p>
+        </w:tc>
+        <w:tc>
+          <w:tcPr>
+            <w:tcW w:type="dxa" w:w="4819"/>
+            <w:vAlign w:val="center"/>
+            <w:tcMar>
+              <w:top w:w="80" w:type="dxa"/>
+              <w:bottom w:w="80" w:type="dxa"/>
+              <w:left w:w="120" w:type="dxa"/>
+              <w:right w:w="120" w:type="dxa"/>
+            </w:tcMar>
+          </w:tcPr>
+          <w:p>
+            <w:pPr>
+              <w:keepNext/>
+              <w:spacing w:before="40" w:after="40" w:line="276" w:lineRule="auto"/>
+              <w:jc w:val="left"/>
+            </w:pPr>
+            <w:r>
+              <w:rPr>
+                <w:rFonts w:ascii="Times New Roman" w:hAnsi="Times New Roman"/>
+                <w:b w:val="0"/>
+                <w:i w:val="0"/>
+                <w:color w:val="000000"/>
+                <w:sz w:val="20"/>
+              </w:rPr>
+              <w:t>Khảo sát và mô tả bộ dữ liệu PaySim</w:t>
+            </w:r>
+          </w:p>
+        </w:tc>
+        <w:tc>
+          <w:tcPr>
+            <w:tcW w:type="dxa" w:w="1701"/>
+            <w:vAlign w:val="center"/>
+            <w:tcMar>
+              <w:top w:w="80" w:type="dxa"/>
+              <w:bottom w:w="80" w:type="dxa"/>
+              <w:left w:w="120" w:type="dxa"/>
+              <w:right w:w="120" w:type="dxa"/>
+            </w:tcMar>
+          </w:tcPr>
+          <w:p>
+            <w:pPr>
+              <w:keepNext/>
+              <w:spacing w:before="40" w:after="40" w:line="276" w:lineRule="auto"/>
+              <w:jc w:val="left"/>
+            </w:pPr>
+            <w:r>
+              <w:rPr>
+                <w:rFonts w:ascii="Times New Roman" w:hAnsi="Times New Roman"/>
+                <w:b w:val="0"/>
+                <w:i w:val="0"/>
+                <w:color w:val="000000"/>
+                <w:sz w:val="20"/>
+              </w:rPr>
+              <w:t>Hoàn thành</w:t>
+            </w:r>
+          </w:p>
+        </w:tc>
+        <w:tc>
+          <w:tcPr>
+            <w:tcW w:type="dxa" w:w="1984"/>
+            <w:vAlign w:val="center"/>
+            <w:tcMar>
+              <w:top w:w="80" w:type="dxa"/>
+              <w:bottom w:w="80" w:type="dxa"/>
+              <w:left w:w="120" w:type="dxa"/>
+              <w:right w:w="120" w:type="dxa"/>
+            </w:tcMar>
+          </w:tcPr>
+          <w:p>
+            <w:pPr>
+              <w:keepNext/>
+              <w:spacing w:before="40" w:after="40" w:line="276" w:lineRule="auto"/>
+              <w:jc w:val="left"/>
+            </w:pPr>
+            <w:r>
+              <w:rPr>
+                <w:rFonts w:ascii="Times New Roman" w:hAnsi="Times New Roman"/>
+                <w:b w:val="0"/>
+                <w:i w:val="0"/>
+                <w:color w:val="000000"/>
+                <w:sz w:val="20"/>
+              </w:rPr>
+              <w:t>Chương 3</w:t>
+            </w:r>
+          </w:p>
+        </w:tc>
+      </w:tr>
+      <w:tr>
+        <w:trPr>
+          <w:cantSplit/>
+        </w:trPr>
+        <w:tc>
+          <w:tcPr>
+            <w:tcW w:type="dxa" w:w="567"/>
+            <w:vAlign w:val="center"/>
+            <w:tcMar>
+              <w:top w:w="80" w:type="dxa"/>
+              <w:bottom w:w="80" w:type="dxa"/>
+              <w:left w:w="120" w:type="dxa"/>
+              <w:right w:w="120" w:type="dxa"/>
+            </w:tcMar>
+            <w:shd w:fill="FAFAFA"/>
+          </w:tcPr>
+          <w:p>
+            <w:pPr>
+              <w:keepNext/>
+              <w:spacing w:before="40" w:after="40" w:line="276" w:lineRule="auto"/>
+              <w:jc w:val="right"/>
+            </w:pPr>
+            <w:r>
+              <w:rPr>
+                <w:rFonts w:ascii="Times New Roman" w:hAnsi="Times New Roman"/>
+                <w:b w:val="0"/>
+                <w:i w:val="0"/>
+                <w:color w:val="000000"/>
+                <w:sz w:val="20"/>
+              </w:rPr>
+              <w:t>2</w:t>
+            </w:r>
+          </w:p>
+        </w:tc>
+        <w:tc>
+          <w:tcPr>
+            <w:tcW w:type="dxa" w:w="4819"/>
+            <w:vAlign w:val="center"/>
+            <w:tcMar>
+              <w:top w:w="80" w:type="dxa"/>
+              <w:bottom w:w="80" w:type="dxa"/>
+              <w:left w:w="120" w:type="dxa"/>
+              <w:right w:w="120" w:type="dxa"/>
+            </w:tcMar>
+            <w:shd w:fill="FAFAFA"/>
+          </w:tcPr>
+          <w:p>
+            <w:pPr>
+              <w:keepNext/>
+              <w:spacing w:before="40" w:after="40" w:line="276" w:lineRule="auto"/>
+              <w:jc w:val="left"/>
+            </w:pPr>
+            <w:r>
+              <w:rPr>
+                <w:rFonts w:ascii="Times New Roman" w:hAnsi="Times New Roman"/>
+                <w:b w:val="0"/>
+                <w:i w:val="0"/>
+                <w:color w:val="000000"/>
+                <w:sz w:val="20"/>
+              </w:rPr>
+              <w:t>Quy trình tiền xử lý có thể tái sử dụng</w:t>
+            </w:r>
+          </w:p>
+        </w:tc>
+        <w:tc>
+          <w:tcPr>
+            <w:tcW w:type="dxa" w:w="1701"/>
+            <w:vAlign w:val="center"/>
+            <w:tcMar>
+              <w:top w:w="80" w:type="dxa"/>
+              <w:bottom w:w="80" w:type="dxa"/>
+              <w:left w:w="120" w:type="dxa"/>
+              <w:right w:w="120" w:type="dxa"/>
+            </w:tcMar>
+            <w:shd w:fill="FAFAFA"/>
+          </w:tcPr>
+          <w:p>
+            <w:pPr>
+              <w:keepNext/>
+              <w:spacing w:before="40" w:after="40" w:line="276" w:lineRule="auto"/>
+              <w:jc w:val="left"/>
+            </w:pPr>
+            <w:r>
+              <w:rPr>
+                <w:rFonts w:ascii="Times New Roman" w:hAnsi="Times New Roman"/>
+                <w:b w:val="0"/>
+                <w:i w:val="0"/>
+                <w:color w:val="000000"/>
+                <w:sz w:val="20"/>
+              </w:rPr>
+              <w:t>Hoàn thành</w:t>
+            </w:r>
+          </w:p>
+        </w:tc>
+        <w:tc>
+          <w:tcPr>
+            <w:tcW w:type="dxa" w:w="1984"/>
+            <w:vAlign w:val="center"/>
+            <w:tcMar>
+              <w:top w:w="80" w:type="dxa"/>
+              <w:bottom w:w="80" w:type="dxa"/>
+              <w:left w:w="120" w:type="dxa"/>
+              <w:right w:w="120" w:type="dxa"/>
+            </w:tcMar>
+            <w:shd w:fill="FAFAFA"/>
+          </w:tcPr>
+          <w:p>
+            <w:pPr>
+              <w:keepNext/>
+              <w:spacing w:before="40" w:after="40" w:line="276" w:lineRule="auto"/>
+              <w:jc w:val="left"/>
+            </w:pPr>
+            <w:r>
+              <w:rPr>
+                <w:rFonts w:ascii="Times New Roman" w:hAnsi="Times New Roman"/>
+                <w:b w:val="0"/>
+                <w:i w:val="0"/>
+                <w:color w:val="000000"/>
+                <w:sz w:val="20"/>
+              </w:rPr>
+              <w:t>Mục 3.5, 4.2</w:t>
+            </w:r>
+          </w:p>
+        </w:tc>
+      </w:tr>
+      <w:tr>
+        <w:trPr>
+          <w:cantSplit/>
+        </w:trPr>
+        <w:tc>
+          <w:tcPr>
+            <w:tcW w:type="dxa" w:w="567"/>
+            <w:vAlign w:val="center"/>
+            <w:tcMar>
+              <w:top w:w="80" w:type="dxa"/>
+              <w:bottom w:w="80" w:type="dxa"/>
+              <w:left w:w="120" w:type="dxa"/>
+              <w:right w:w="120" w:type="dxa"/>
+            </w:tcMar>
+          </w:tcPr>
+          <w:p>
+            <w:pPr>
+              <w:keepNext/>
+              <w:spacing w:before="40" w:after="40" w:line="276" w:lineRule="auto"/>
+              <w:jc w:val="right"/>
+            </w:pPr>
+            <w:r>
+              <w:rPr>
+                <w:rFonts w:ascii="Times New Roman" w:hAnsi="Times New Roman"/>
+                <w:b w:val="0"/>
+                <w:i w:val="0"/>
+                <w:color w:val="000000"/>
+                <w:sz w:val="20"/>
+              </w:rPr>
+              <w:t>3</w:t>
+            </w:r>
+          </w:p>
+        </w:tc>
+        <w:tc>
+          <w:tcPr>
+            <w:tcW w:type="dxa" w:w="4819"/>
+            <w:vAlign w:val="center"/>
+            <w:tcMar>
+              <w:top w:w="80" w:type="dxa"/>
+              <w:bottom w:w="80" w:type="dxa"/>
+              <w:left w:w="120" w:type="dxa"/>
+              <w:right w:w="120" w:type="dxa"/>
+            </w:tcMar>
+          </w:tcPr>
+          <w:p>
+            <w:pPr>
+              <w:keepNext/>
+              <w:spacing w:before="40" w:after="40" w:line="276" w:lineRule="auto"/>
+              <w:jc w:val="left"/>
+            </w:pPr>
+            <w:r>
+              <w:rPr>
+                <w:rFonts w:ascii="Times New Roman" w:hAnsi="Times New Roman"/>
+                <w:b w:val="0"/>
+                <w:i w:val="0"/>
+                <w:color w:val="000000"/>
+                <w:sz w:val="20"/>
+              </w:rPr>
+              <w:t>Khảo sát SMOTE và ADASYN trên tập huấn luyện</w:t>
+            </w:r>
+          </w:p>
+        </w:tc>
+        <w:tc>
+          <w:tcPr>
+            <w:tcW w:type="dxa" w:w="1701"/>
+            <w:vAlign w:val="center"/>
+            <w:tcMar>
+              <w:top w:w="80" w:type="dxa"/>
+              <w:bottom w:w="80" w:type="dxa"/>
+              <w:left w:w="120" w:type="dxa"/>
+              <w:right w:w="120" w:type="dxa"/>
+            </w:tcMar>
+          </w:tcPr>
+          <w:p>
+            <w:pPr>
+              <w:keepNext/>
+              <w:spacing w:before="40" w:after="40" w:line="276" w:lineRule="auto"/>
+              <w:jc w:val="left"/>
+            </w:pPr>
+            <w:r>
+              <w:rPr>
+                <w:rFonts w:ascii="Times New Roman" w:hAnsi="Times New Roman"/>
+                <w:b w:val="0"/>
+                <w:i w:val="0"/>
+                <w:color w:val="000000"/>
+                <w:sz w:val="20"/>
+              </w:rPr>
+              <w:t>Hoàn thành</w:t>
+            </w:r>
+          </w:p>
+        </w:tc>
+        <w:tc>
+          <w:tcPr>
+            <w:tcW w:type="dxa" w:w="1984"/>
+            <w:vAlign w:val="center"/>
+            <w:tcMar>
+              <w:top w:w="80" w:type="dxa"/>
+              <w:bottom w:w="80" w:type="dxa"/>
+              <w:left w:w="120" w:type="dxa"/>
+              <w:right w:w="120" w:type="dxa"/>
+            </w:tcMar>
+          </w:tcPr>
+          <w:p>
+            <w:pPr>
+              <w:keepNext/>
+              <w:spacing w:before="40" w:after="40" w:line="276" w:lineRule="auto"/>
+              <w:jc w:val="left"/>
+            </w:pPr>
+            <w:r>
+              <w:rPr>
+                <w:rFonts w:ascii="Times New Roman" w:hAnsi="Times New Roman"/>
+                <w:b w:val="0"/>
+                <w:i w:val="0"/>
+                <w:color w:val="000000"/>
+                <w:sz w:val="20"/>
+              </w:rPr>
+              <w:t>Mục 4.3, 5.4</w:t>
+            </w:r>
+          </w:p>
+        </w:tc>
+      </w:tr>
+      <w:tr>
+        <w:trPr>
+          <w:cantSplit/>
+        </w:trPr>
+        <w:tc>
+          <w:tcPr>
+            <w:tcW w:type="dxa" w:w="567"/>
+            <w:vAlign w:val="center"/>
+            <w:tcMar>
+              <w:top w:w="80" w:type="dxa"/>
+              <w:bottom w:w="80" w:type="dxa"/>
+              <w:left w:w="120" w:type="dxa"/>
+              <w:right w:w="120" w:type="dxa"/>
+            </w:tcMar>
+            <w:shd w:fill="FAFAFA"/>
+          </w:tcPr>
+          <w:p>
+            <w:pPr>
+              <w:keepNext/>
+              <w:spacing w:before="40" w:after="40" w:line="276" w:lineRule="auto"/>
+              <w:jc w:val="right"/>
+            </w:pPr>
+            <w:r>
+              <w:rPr>
+                <w:rFonts w:ascii="Times New Roman" w:hAnsi="Times New Roman"/>
+                <w:b w:val="0"/>
+                <w:i w:val="0"/>
+                <w:color w:val="000000"/>
+                <w:sz w:val="20"/>
+              </w:rPr>
+              <w:t>4</w:t>
+            </w:r>
+          </w:p>
+        </w:tc>
+        <w:tc>
+          <w:tcPr>
+            <w:tcW w:type="dxa" w:w="4819"/>
+            <w:vAlign w:val="center"/>
+            <w:tcMar>
+              <w:top w:w="80" w:type="dxa"/>
+              <w:bottom w:w="80" w:type="dxa"/>
+              <w:left w:w="120" w:type="dxa"/>
+              <w:right w:w="120" w:type="dxa"/>
+            </w:tcMar>
+            <w:shd w:fill="FAFAFA"/>
+          </w:tcPr>
+          <w:p>
+            <w:pPr>
+              <w:keepNext/>
+              <w:spacing w:before="40" w:after="40" w:line="276" w:lineRule="auto"/>
+              <w:jc w:val="left"/>
+            </w:pPr>
+            <w:r>
+              <w:rPr>
+                <w:rFonts w:ascii="Times New Roman" w:hAnsi="Times New Roman"/>
+                <w:b w:val="0"/>
+                <w:i w:val="0"/>
+                <w:color w:val="000000"/>
+                <w:sz w:val="20"/>
+              </w:rPr>
+              <w:t>Thử nghiệm ít nhất hai thuật toán</w:t>
+            </w:r>
+          </w:p>
+        </w:tc>
+        <w:tc>
+          <w:tcPr>
+            <w:tcW w:type="dxa" w:w="1701"/>
+            <w:vAlign w:val="center"/>
+            <w:tcMar>
+              <w:top w:w="80" w:type="dxa"/>
+              <w:bottom w:w="80" w:type="dxa"/>
+              <w:left w:w="120" w:type="dxa"/>
+              <w:right w:w="120" w:type="dxa"/>
+            </w:tcMar>
+            <w:shd w:fill="FAFAFA"/>
+          </w:tcPr>
+          <w:p>
+            <w:pPr>
+              <w:keepNext/>
+              <w:spacing w:before="40" w:after="40" w:line="276" w:lineRule="auto"/>
+              <w:jc w:val="left"/>
+            </w:pPr>
+            <w:r>
+              <w:rPr>
+                <w:rFonts w:ascii="Times New Roman" w:hAnsi="Times New Roman"/>
+                <w:b w:val="0"/>
+                <w:i w:val="0"/>
+                <w:color w:val="000000"/>
+                <w:sz w:val="20"/>
+              </w:rPr>
+              <w:t>Hoàn thành cả ba</w:t>
+            </w:r>
+          </w:p>
+        </w:tc>
+        <w:tc>
+          <w:tcPr>
+            <w:tcW w:type="dxa" w:w="1984"/>
+            <w:vAlign w:val="center"/>
+            <w:tcMar>
+              <w:top w:w="80" w:type="dxa"/>
+              <w:bottom w:w="80" w:type="dxa"/>
+              <w:left w:w="120" w:type="dxa"/>
+              <w:right w:w="120" w:type="dxa"/>
+            </w:tcMar>
+            <w:shd w:fill="FAFAFA"/>
+          </w:tcPr>
+          <w:p>
+            <w:pPr>
+              <w:keepNext/>
+              <w:spacing w:before="40" w:after="40" w:line="276" w:lineRule="auto"/>
+              <w:jc w:val="left"/>
+            </w:pPr>
+            <w:r>
+              <w:rPr>
+                <w:rFonts w:ascii="Times New Roman" w:hAnsi="Times New Roman"/>
+                <w:b w:val="0"/>
+                <w:i w:val="0"/>
+                <w:color w:val="000000"/>
+                <w:sz w:val="20"/>
+              </w:rPr>
+              <w:t>Mục 4.4, 4.5, 4.6</w:t>
+            </w:r>
+          </w:p>
+        </w:tc>
+      </w:tr>
+      <w:tr>
+        <w:trPr>
+          <w:cantSplit/>
+        </w:trPr>
+        <w:tc>
+          <w:tcPr>
+            <w:tcW w:type="dxa" w:w="567"/>
+            <w:vAlign w:val="center"/>
+            <w:tcMar>
+              <w:top w:w="80" w:type="dxa"/>
+              <w:bottom w:w="80" w:type="dxa"/>
+              <w:left w:w="120" w:type="dxa"/>
+              <w:right w:w="120" w:type="dxa"/>
+            </w:tcMar>
+          </w:tcPr>
+          <w:p>
+            <w:pPr>
+              <w:keepNext/>
+              <w:spacing w:before="40" w:after="40" w:line="276" w:lineRule="auto"/>
+              <w:jc w:val="right"/>
+            </w:pPr>
+            <w:r>
+              <w:rPr>
+                <w:rFonts w:ascii="Times New Roman" w:hAnsi="Times New Roman"/>
+                <w:b w:val="0"/>
+                <w:i w:val="0"/>
+                <w:color w:val="000000"/>
+                <w:sz w:val="20"/>
+              </w:rPr>
+              <w:t>5</w:t>
+            </w:r>
+          </w:p>
+        </w:tc>
+        <w:tc>
+          <w:tcPr>
+            <w:tcW w:type="dxa" w:w="4819"/>
+            <w:vAlign w:val="center"/>
+            <w:tcMar>
+              <w:top w:w="80" w:type="dxa"/>
+              <w:bottom w:w="80" w:type="dxa"/>
+              <w:left w:w="120" w:type="dxa"/>
+              <w:right w:w="120" w:type="dxa"/>
+            </w:tcMar>
+          </w:tcPr>
+          <w:p>
+            <w:pPr>
+              <w:keepNext/>
+              <w:spacing w:before="40" w:after="40" w:line="276" w:lineRule="auto"/>
+              <w:jc w:val="left"/>
+            </w:pPr>
+            <w:r>
+              <w:rPr>
+                <w:rFonts w:ascii="Times New Roman" w:hAnsi="Times New Roman"/>
+                <w:b w:val="0"/>
+                <w:i w:val="0"/>
+                <w:color w:val="000000"/>
+                <w:sz w:val="20"/>
+              </w:rPr>
+              <w:t>Đánh giá bằng Precision, Recall, F1-Score, ROC-AUC và biểu đồ</w:t>
+            </w:r>
+          </w:p>
+        </w:tc>
+        <w:tc>
+          <w:tcPr>
+            <w:tcW w:type="dxa" w:w="1701"/>
+            <w:vAlign w:val="center"/>
+            <w:tcMar>
+              <w:top w:w="80" w:type="dxa"/>
+              <w:bottom w:w="80" w:type="dxa"/>
+              <w:left w:w="120" w:type="dxa"/>
+              <w:right w:w="120" w:type="dxa"/>
+            </w:tcMar>
+          </w:tcPr>
+          <w:p>
+            <w:pPr>
+              <w:keepNext/>
+              <w:spacing w:before="40" w:after="40" w:line="276" w:lineRule="auto"/>
+              <w:jc w:val="left"/>
+            </w:pPr>
+            <w:r>
+              <w:rPr>
+                <w:rFonts w:ascii="Times New Roman" w:hAnsi="Times New Roman"/>
+                <w:b w:val="0"/>
+                <w:i w:val="0"/>
+                <w:color w:val="000000"/>
+                <w:sz w:val="20"/>
+              </w:rPr>
+              <w:t>Hoàn thành</w:t>
+            </w:r>
+          </w:p>
+        </w:tc>
+        <w:tc>
+          <w:tcPr>
+            <w:tcW w:type="dxa" w:w="1984"/>
+            <w:vAlign w:val="center"/>
+            <w:tcMar>
+              <w:top w:w="80" w:type="dxa"/>
+              <w:bottom w:w="80" w:type="dxa"/>
+              <w:left w:w="120" w:type="dxa"/>
+              <w:right w:w="120" w:type="dxa"/>
+            </w:tcMar>
+          </w:tcPr>
+          <w:p>
+            <w:pPr>
+              <w:keepNext/>
+              <w:spacing w:before="40" w:after="40" w:line="276" w:lineRule="auto"/>
+              <w:jc w:val="left"/>
+            </w:pPr>
+            <w:r>
+              <w:rPr>
+                <w:rFonts w:ascii="Times New Roman" w:hAnsi="Times New Roman"/>
+                <w:b w:val="0"/>
+                <w:i w:val="0"/>
+                <w:color w:val="000000"/>
+                <w:sz w:val="20"/>
+              </w:rPr>
+              <w:t>Chương 5</w:t>
+            </w:r>
+          </w:p>
+        </w:tc>
+      </w:tr>
+      <w:tr>
+        <w:trPr>
+          <w:cantSplit/>
+        </w:trPr>
+        <w:tc>
+          <w:tcPr>
+            <w:tcW w:type="dxa" w:w="567"/>
+            <w:vAlign w:val="center"/>
+            <w:tcMar>
+              <w:top w:w="80" w:type="dxa"/>
+              <w:bottom w:w="80" w:type="dxa"/>
+              <w:left w:w="120" w:type="dxa"/>
+              <w:right w:w="120" w:type="dxa"/>
+            </w:tcMar>
+            <w:shd w:fill="FAFAFA"/>
+          </w:tcPr>
+          <w:p>
+            <w:pPr>
+              <w:keepNext/>
+              <w:spacing w:before="40" w:after="40" w:line="276" w:lineRule="auto"/>
+              <w:jc w:val="right"/>
+            </w:pPr>
+            <w:r>
+              <w:rPr>
+                <w:rFonts w:ascii="Times New Roman" w:hAnsi="Times New Roman"/>
+                <w:b w:val="0"/>
+                <w:i w:val="0"/>
+                <w:color w:val="000000"/>
+                <w:sz w:val="20"/>
+              </w:rPr>
+              <w:t>6</w:t>
+            </w:r>
+          </w:p>
+        </w:tc>
+        <w:tc>
+          <w:tcPr>
+            <w:tcW w:type="dxa" w:w="4819"/>
+            <w:vAlign w:val="center"/>
+            <w:tcMar>
+              <w:top w:w="80" w:type="dxa"/>
+              <w:bottom w:w="80" w:type="dxa"/>
+              <w:left w:w="120" w:type="dxa"/>
+              <w:right w:w="120" w:type="dxa"/>
+            </w:tcMar>
+            <w:shd w:fill="FAFAFA"/>
+          </w:tcPr>
+          <w:p>
+            <w:pPr>
+              <w:keepNext/>
+              <w:spacing w:before="40" w:after="40" w:line="276" w:lineRule="auto"/>
+              <w:jc w:val="left"/>
+            </w:pPr>
+            <w:r>
+              <w:rPr>
+                <w:rFonts w:ascii="Times New Roman" w:hAnsi="Times New Roman"/>
+                <w:b w:val="0"/>
+                <w:i w:val="0"/>
+                <w:color w:val="000000"/>
+                <w:sz w:val="20"/>
+              </w:rPr>
+              <w:t>So sánh mô hình, phân tích hạn chế, đề xuất hướng phát triển</w:t>
+            </w:r>
+          </w:p>
+        </w:tc>
+        <w:tc>
+          <w:tcPr>
+            <w:tcW w:type="dxa" w:w="1701"/>
+            <w:vAlign w:val="center"/>
+            <w:tcMar>
+              <w:top w:w="80" w:type="dxa"/>
+              <w:bottom w:w="80" w:type="dxa"/>
+              <w:left w:w="120" w:type="dxa"/>
+              <w:right w:w="120" w:type="dxa"/>
+            </w:tcMar>
+            <w:shd w:fill="FAFAFA"/>
+          </w:tcPr>
+          <w:p>
+            <w:pPr>
+              <w:keepNext/>
+              <w:spacing w:before="40" w:after="40" w:line="276" w:lineRule="auto"/>
+              <w:jc w:val="left"/>
+            </w:pPr>
+            <w:r>
+              <w:rPr>
+                <w:rFonts w:ascii="Times New Roman" w:hAnsi="Times New Roman"/>
+                <w:b w:val="0"/>
+                <w:i w:val="0"/>
+                <w:color w:val="000000"/>
+                <w:sz w:val="20"/>
+              </w:rPr>
+              <w:t>Hoàn thành</w:t>
+            </w:r>
+          </w:p>
+        </w:tc>
+        <w:tc>
+          <w:tcPr>
+            <w:tcW w:type="dxa" w:w="1984"/>
+            <w:vAlign w:val="center"/>
+            <w:tcMar>
+              <w:top w:w="80" w:type="dxa"/>
+              <w:bottom w:w="80" w:type="dxa"/>
+              <w:left w:w="120" w:type="dxa"/>
+              <w:right w:w="120" w:type="dxa"/>
+            </w:tcMar>
+            <w:shd w:fill="FAFAFA"/>
+          </w:tcPr>
+          <w:p>
+            <w:pPr>
+              <w:keepNext/>
+              <w:spacing w:before="40" w:after="40" w:line="276" w:lineRule="auto"/>
+              <w:jc w:val="left"/>
+            </w:pPr>
+            <w:r>
+              <w:rPr>
+                <w:rFonts w:ascii="Times New Roman" w:hAnsi="Times New Roman"/>
+                <w:b w:val="0"/>
+                <w:i w:val="0"/>
+                <w:color w:val="000000"/>
+                <w:sz w:val="20"/>
+              </w:rPr>
+              <w:t>Chương 5, 6, 7</w:t>
+            </w:r>
+          </w:p>
+        </w:tc>
+      </w:tr>
+      <w:tr>
+        <w:trPr>
+          <w:cantSplit/>
+        </w:trPr>
+        <w:tc>
+          <w:tcPr>
+            <w:tcW w:type="dxa" w:w="567"/>
             <w:vAlign w:val="center"/>
             <w:tcMar>
               <w:top w:w="80" w:type="dxa"/>
@@ -16216,13 +17154,13 @@
                 <w:color w:val="000000"/>
                 <w:sz w:val="20"/>
               </w:rPr>
-              <w:t>1</w:t>
+              <w:t>7</w:t>
             </w:r>
           </w:p>
         </w:tc>
         <w:tc>
           <w:tcPr>
-            <w:tcW w:type="dxa" w:w="2268"/>
+            <w:tcW w:type="dxa" w:w="4819"/>
             <w:vAlign w:val="center"/>
             <w:tcMar>
               <w:top w:w="80" w:type="dxa"/>
@@ -16244,13 +17182,13 @@
                 <w:color w:val="000000"/>
                 <w:sz w:val="20"/>
               </w:rPr>
-              <w:t>Khảo sát và mô tả bộ dữ liệu PaySim</w:t>
+              <w:t>Giao diện minh họa nhập giao dịch và hiển thị dự đoán</w:t>
             </w:r>
           </w:p>
         </w:tc>
         <w:tc>
           <w:tcPr>
-            <w:tcW w:type="dxa" w:w="2268"/>
+            <w:tcW w:type="dxa" w:w="1701"/>
             <w:vAlign w:val="center"/>
             <w:tcMar>
               <w:top w:w="80" w:type="dxa"/>
@@ -16278,721 +17216,7 @@
         </w:tc>
         <w:tc>
           <w:tcPr>
-            <w:tcW w:type="dxa" w:w="2268"/>
-            <w:vAlign w:val="center"/>
-            <w:tcMar>
-              <w:top w:w="80" w:type="dxa"/>
-              <w:bottom w:w="80" w:type="dxa"/>
-              <w:left w:w="120" w:type="dxa"/>
-              <w:right w:w="120" w:type="dxa"/>
-            </w:tcMar>
-          </w:tcPr>
-          <w:p>
-            <w:pPr>
-              <w:spacing w:before="40" w:after="40" w:line="276" w:lineRule="auto"/>
-              <w:jc w:val="left"/>
-            </w:pPr>
-            <w:r>
-              <w:rPr>
-                <w:rFonts w:ascii="Times New Roman" w:hAnsi="Times New Roman"/>
-                <w:b w:val="0"/>
-                <w:i w:val="0"/>
-                <w:color w:val="000000"/>
-                <w:sz w:val="20"/>
-              </w:rPr>
-              <w:t>Chương 3</w:t>
-            </w:r>
-          </w:p>
-        </w:tc>
-      </w:tr>
-      <w:tr>
-        <w:trPr>
-          <w:cantSplit/>
-        </w:trPr>
-        <w:tc>
-          <w:tcPr>
-            <w:tcW w:type="dxa" w:w="2268"/>
-            <w:vAlign w:val="center"/>
-            <w:tcMar>
-              <w:top w:w="80" w:type="dxa"/>
-              <w:bottom w:w="80" w:type="dxa"/>
-              <w:left w:w="120" w:type="dxa"/>
-              <w:right w:w="120" w:type="dxa"/>
-            </w:tcMar>
-            <w:shd w:fill="FAFAFA"/>
-          </w:tcPr>
-          <w:p>
-            <w:pPr>
-              <w:spacing w:before="40" w:after="40" w:line="276" w:lineRule="auto"/>
-              <w:jc w:val="right"/>
-            </w:pPr>
-            <w:r>
-              <w:rPr>
-                <w:rFonts w:ascii="Times New Roman" w:hAnsi="Times New Roman"/>
-                <w:b w:val="0"/>
-                <w:i w:val="0"/>
-                <w:color w:val="000000"/>
-                <w:sz w:val="20"/>
-              </w:rPr>
-              <w:t>2</w:t>
-            </w:r>
-          </w:p>
-        </w:tc>
-        <w:tc>
-          <w:tcPr>
-            <w:tcW w:type="dxa" w:w="2268"/>
-            <w:vAlign w:val="center"/>
-            <w:tcMar>
-              <w:top w:w="80" w:type="dxa"/>
-              <w:bottom w:w="80" w:type="dxa"/>
-              <w:left w:w="120" w:type="dxa"/>
-              <w:right w:w="120" w:type="dxa"/>
-            </w:tcMar>
-            <w:shd w:fill="FAFAFA"/>
-          </w:tcPr>
-          <w:p>
-            <w:pPr>
-              <w:spacing w:before="40" w:after="40" w:line="276" w:lineRule="auto"/>
-              <w:jc w:val="left"/>
-            </w:pPr>
-            <w:r>
-              <w:rPr>
-                <w:rFonts w:ascii="Times New Roman" w:hAnsi="Times New Roman"/>
-                <w:b w:val="0"/>
-                <w:i w:val="0"/>
-                <w:color w:val="000000"/>
-                <w:sz w:val="20"/>
-              </w:rPr>
-              <w:t>Quy trình tiền xử lý có thể tái sử dụng</w:t>
-            </w:r>
-          </w:p>
-        </w:tc>
-        <w:tc>
-          <w:tcPr>
-            <w:tcW w:type="dxa" w:w="2268"/>
-            <w:vAlign w:val="center"/>
-            <w:tcMar>
-              <w:top w:w="80" w:type="dxa"/>
-              <w:bottom w:w="80" w:type="dxa"/>
-              <w:left w:w="120" w:type="dxa"/>
-              <w:right w:w="120" w:type="dxa"/>
-            </w:tcMar>
-            <w:shd w:fill="FAFAFA"/>
-          </w:tcPr>
-          <w:p>
-            <w:pPr>
-              <w:spacing w:before="40" w:after="40" w:line="276" w:lineRule="auto"/>
-              <w:jc w:val="left"/>
-            </w:pPr>
-            <w:r>
-              <w:rPr>
-                <w:rFonts w:ascii="Times New Roman" w:hAnsi="Times New Roman"/>
-                <w:b w:val="0"/>
-                <w:i w:val="0"/>
-                <w:color w:val="000000"/>
-                <w:sz w:val="20"/>
-              </w:rPr>
-              <w:t>Hoàn thành</w:t>
-            </w:r>
-          </w:p>
-        </w:tc>
-        <w:tc>
-          <w:tcPr>
-            <w:tcW w:type="dxa" w:w="2268"/>
-            <w:vAlign w:val="center"/>
-            <w:tcMar>
-              <w:top w:w="80" w:type="dxa"/>
-              <w:bottom w:w="80" w:type="dxa"/>
-              <w:left w:w="120" w:type="dxa"/>
-              <w:right w:w="120" w:type="dxa"/>
-            </w:tcMar>
-            <w:shd w:fill="FAFAFA"/>
-          </w:tcPr>
-          <w:p>
-            <w:pPr>
-              <w:spacing w:before="40" w:after="40" w:line="276" w:lineRule="auto"/>
-              <w:jc w:val="left"/>
-            </w:pPr>
-            <w:r>
-              <w:rPr>
-                <w:rFonts w:ascii="Times New Roman" w:hAnsi="Times New Roman"/>
-                <w:b w:val="0"/>
-                <w:i w:val="0"/>
-                <w:color w:val="000000"/>
-                <w:sz w:val="20"/>
-              </w:rPr>
-              <w:t>Mục 3.5, 4.2</w:t>
-            </w:r>
-          </w:p>
-        </w:tc>
-      </w:tr>
-      <w:tr>
-        <w:trPr>
-          <w:cantSplit/>
-        </w:trPr>
-        <w:tc>
-          <w:tcPr>
-            <w:tcW w:type="dxa" w:w="2268"/>
-            <w:vAlign w:val="center"/>
-            <w:tcMar>
-              <w:top w:w="80" w:type="dxa"/>
-              <w:bottom w:w="80" w:type="dxa"/>
-              <w:left w:w="120" w:type="dxa"/>
-              <w:right w:w="120" w:type="dxa"/>
-            </w:tcMar>
-          </w:tcPr>
-          <w:p>
-            <w:pPr>
-              <w:spacing w:before="40" w:after="40" w:line="276" w:lineRule="auto"/>
-              <w:jc w:val="right"/>
-            </w:pPr>
-            <w:r>
-              <w:rPr>
-                <w:rFonts w:ascii="Times New Roman" w:hAnsi="Times New Roman"/>
-                <w:b w:val="0"/>
-                <w:i w:val="0"/>
-                <w:color w:val="000000"/>
-                <w:sz w:val="20"/>
-              </w:rPr>
-              <w:t>3</w:t>
-            </w:r>
-          </w:p>
-        </w:tc>
-        <w:tc>
-          <w:tcPr>
-            <w:tcW w:type="dxa" w:w="2268"/>
-            <w:vAlign w:val="center"/>
-            <w:tcMar>
-              <w:top w:w="80" w:type="dxa"/>
-              <w:bottom w:w="80" w:type="dxa"/>
-              <w:left w:w="120" w:type="dxa"/>
-              <w:right w:w="120" w:type="dxa"/>
-            </w:tcMar>
-          </w:tcPr>
-          <w:p>
-            <w:pPr>
-              <w:spacing w:before="40" w:after="40" w:line="276" w:lineRule="auto"/>
-              <w:jc w:val="left"/>
-            </w:pPr>
-            <w:r>
-              <w:rPr>
-                <w:rFonts w:ascii="Times New Roman" w:hAnsi="Times New Roman"/>
-                <w:b w:val="0"/>
-                <w:i w:val="0"/>
-                <w:color w:val="000000"/>
-                <w:sz w:val="20"/>
-              </w:rPr>
-              <w:t>Khảo sát SMOTE và ADASYN trên tập huấn luyện</w:t>
-            </w:r>
-          </w:p>
-        </w:tc>
-        <w:tc>
-          <w:tcPr>
-            <w:tcW w:type="dxa" w:w="2268"/>
-            <w:vAlign w:val="center"/>
-            <w:tcMar>
-              <w:top w:w="80" w:type="dxa"/>
-              <w:bottom w:w="80" w:type="dxa"/>
-              <w:left w:w="120" w:type="dxa"/>
-              <w:right w:w="120" w:type="dxa"/>
-            </w:tcMar>
-          </w:tcPr>
-          <w:p>
-            <w:pPr>
-              <w:spacing w:before="40" w:after="40" w:line="276" w:lineRule="auto"/>
-              <w:jc w:val="left"/>
-            </w:pPr>
-            <w:r>
-              <w:rPr>
-                <w:rFonts w:ascii="Times New Roman" w:hAnsi="Times New Roman"/>
-                <w:b w:val="0"/>
-                <w:i w:val="0"/>
-                <w:color w:val="000000"/>
-                <w:sz w:val="20"/>
-              </w:rPr>
-              <w:t>Hoàn thành</w:t>
-            </w:r>
-          </w:p>
-        </w:tc>
-        <w:tc>
-          <w:tcPr>
-            <w:tcW w:type="dxa" w:w="2268"/>
-            <w:vAlign w:val="center"/>
-            <w:tcMar>
-              <w:top w:w="80" w:type="dxa"/>
-              <w:bottom w:w="80" w:type="dxa"/>
-              <w:left w:w="120" w:type="dxa"/>
-              <w:right w:w="120" w:type="dxa"/>
-            </w:tcMar>
-          </w:tcPr>
-          <w:p>
-            <w:pPr>
-              <w:spacing w:before="40" w:after="40" w:line="276" w:lineRule="auto"/>
-              <w:jc w:val="left"/>
-            </w:pPr>
-            <w:r>
-              <w:rPr>
-                <w:rFonts w:ascii="Times New Roman" w:hAnsi="Times New Roman"/>
-                <w:b w:val="0"/>
-                <w:i w:val="0"/>
-                <w:color w:val="000000"/>
-                <w:sz w:val="20"/>
-              </w:rPr>
-              <w:t>Mục 4.3, 5.4</w:t>
-            </w:r>
-          </w:p>
-        </w:tc>
-      </w:tr>
-      <w:tr>
-        <w:trPr>
-          <w:cantSplit/>
-        </w:trPr>
-        <w:tc>
-          <w:tcPr>
-            <w:tcW w:type="dxa" w:w="2268"/>
-            <w:vAlign w:val="center"/>
-            <w:tcMar>
-              <w:top w:w="80" w:type="dxa"/>
-              <w:bottom w:w="80" w:type="dxa"/>
-              <w:left w:w="120" w:type="dxa"/>
-              <w:right w:w="120" w:type="dxa"/>
-            </w:tcMar>
-            <w:shd w:fill="FAFAFA"/>
-          </w:tcPr>
-          <w:p>
-            <w:pPr>
-              <w:spacing w:before="40" w:after="40" w:line="276" w:lineRule="auto"/>
-              <w:jc w:val="right"/>
-            </w:pPr>
-            <w:r>
-              <w:rPr>
-                <w:rFonts w:ascii="Times New Roman" w:hAnsi="Times New Roman"/>
-                <w:b w:val="0"/>
-                <w:i w:val="0"/>
-                <w:color w:val="000000"/>
-                <w:sz w:val="20"/>
-              </w:rPr>
-              <w:t>4</w:t>
-            </w:r>
-          </w:p>
-        </w:tc>
-        <w:tc>
-          <w:tcPr>
-            <w:tcW w:type="dxa" w:w="2268"/>
-            <w:vAlign w:val="center"/>
-            <w:tcMar>
-              <w:top w:w="80" w:type="dxa"/>
-              <w:bottom w:w="80" w:type="dxa"/>
-              <w:left w:w="120" w:type="dxa"/>
-              <w:right w:w="120" w:type="dxa"/>
-            </w:tcMar>
-            <w:shd w:fill="FAFAFA"/>
-          </w:tcPr>
-          <w:p>
-            <w:pPr>
-              <w:spacing w:before="40" w:after="40" w:line="276" w:lineRule="auto"/>
-              <w:jc w:val="left"/>
-            </w:pPr>
-            <w:r>
-              <w:rPr>
-                <w:rFonts w:ascii="Times New Roman" w:hAnsi="Times New Roman"/>
-                <w:b w:val="0"/>
-                <w:i w:val="0"/>
-                <w:color w:val="000000"/>
-                <w:sz w:val="20"/>
-              </w:rPr>
-              <w:t>Thử nghiệm ít nhất hai thuật toán</w:t>
-            </w:r>
-          </w:p>
-        </w:tc>
-        <w:tc>
-          <w:tcPr>
-            <w:tcW w:type="dxa" w:w="2268"/>
-            <w:vAlign w:val="center"/>
-            <w:tcMar>
-              <w:top w:w="80" w:type="dxa"/>
-              <w:bottom w:w="80" w:type="dxa"/>
-              <w:left w:w="120" w:type="dxa"/>
-              <w:right w:w="120" w:type="dxa"/>
-            </w:tcMar>
-            <w:shd w:fill="FAFAFA"/>
-          </w:tcPr>
-          <w:p>
-            <w:pPr>
-              <w:spacing w:before="40" w:after="40" w:line="276" w:lineRule="auto"/>
-              <w:jc w:val="left"/>
-            </w:pPr>
-            <w:r>
-              <w:rPr>
-                <w:rFonts w:ascii="Times New Roman" w:hAnsi="Times New Roman"/>
-                <w:b w:val="0"/>
-                <w:i w:val="0"/>
-                <w:color w:val="000000"/>
-                <w:sz w:val="20"/>
-              </w:rPr>
-              <w:t>Hoàn thành cả ba</w:t>
-            </w:r>
-          </w:p>
-        </w:tc>
-        <w:tc>
-          <w:tcPr>
-            <w:tcW w:type="dxa" w:w="2268"/>
-            <w:vAlign w:val="center"/>
-            <w:tcMar>
-              <w:top w:w="80" w:type="dxa"/>
-              <w:bottom w:w="80" w:type="dxa"/>
-              <w:left w:w="120" w:type="dxa"/>
-              <w:right w:w="120" w:type="dxa"/>
-            </w:tcMar>
-            <w:shd w:fill="FAFAFA"/>
-          </w:tcPr>
-          <w:p>
-            <w:pPr>
-              <w:spacing w:before="40" w:after="40" w:line="276" w:lineRule="auto"/>
-              <w:jc w:val="left"/>
-            </w:pPr>
-            <w:r>
-              <w:rPr>
-                <w:rFonts w:ascii="Times New Roman" w:hAnsi="Times New Roman"/>
-                <w:b w:val="0"/>
-                <w:i w:val="0"/>
-                <w:color w:val="000000"/>
-                <w:sz w:val="20"/>
-              </w:rPr>
-              <w:t>Mục 4.4, 4.5, 4.6</w:t>
-            </w:r>
-          </w:p>
-        </w:tc>
-      </w:tr>
-      <w:tr>
-        <w:trPr>
-          <w:cantSplit/>
-        </w:trPr>
-        <w:tc>
-          <w:tcPr>
-            <w:tcW w:type="dxa" w:w="2268"/>
-            <w:vAlign w:val="center"/>
-            <w:tcMar>
-              <w:top w:w="80" w:type="dxa"/>
-              <w:bottom w:w="80" w:type="dxa"/>
-              <w:left w:w="120" w:type="dxa"/>
-              <w:right w:w="120" w:type="dxa"/>
-            </w:tcMar>
-          </w:tcPr>
-          <w:p>
-            <w:pPr>
-              <w:spacing w:before="40" w:after="40" w:line="276" w:lineRule="auto"/>
-              <w:jc w:val="right"/>
-            </w:pPr>
-            <w:r>
-              <w:rPr>
-                <w:rFonts w:ascii="Times New Roman" w:hAnsi="Times New Roman"/>
-                <w:b w:val="0"/>
-                <w:i w:val="0"/>
-                <w:color w:val="000000"/>
-                <w:sz w:val="20"/>
-              </w:rPr>
-              <w:t>5</w:t>
-            </w:r>
-          </w:p>
-        </w:tc>
-        <w:tc>
-          <w:tcPr>
-            <w:tcW w:type="dxa" w:w="2268"/>
-            <w:vAlign w:val="center"/>
-            <w:tcMar>
-              <w:top w:w="80" w:type="dxa"/>
-              <w:bottom w:w="80" w:type="dxa"/>
-              <w:left w:w="120" w:type="dxa"/>
-              <w:right w:w="120" w:type="dxa"/>
-            </w:tcMar>
-          </w:tcPr>
-          <w:p>
-            <w:pPr>
-              <w:spacing w:before="40" w:after="40" w:line="276" w:lineRule="auto"/>
-              <w:jc w:val="left"/>
-            </w:pPr>
-            <w:r>
-              <w:rPr>
-                <w:rFonts w:ascii="Times New Roman" w:hAnsi="Times New Roman"/>
-                <w:b w:val="0"/>
-                <w:i w:val="0"/>
-                <w:color w:val="000000"/>
-                <w:sz w:val="20"/>
-              </w:rPr>
-              <w:t>Đánh giá bằng Precision, Recall, F1-Score, ROC-AUC và biểu đồ</w:t>
-            </w:r>
-          </w:p>
-        </w:tc>
-        <w:tc>
-          <w:tcPr>
-            <w:tcW w:type="dxa" w:w="2268"/>
-            <w:vAlign w:val="center"/>
-            <w:tcMar>
-              <w:top w:w="80" w:type="dxa"/>
-              <w:bottom w:w="80" w:type="dxa"/>
-              <w:left w:w="120" w:type="dxa"/>
-              <w:right w:w="120" w:type="dxa"/>
-            </w:tcMar>
-          </w:tcPr>
-          <w:p>
-            <w:pPr>
-              <w:spacing w:before="40" w:after="40" w:line="276" w:lineRule="auto"/>
-              <w:jc w:val="left"/>
-            </w:pPr>
-            <w:r>
-              <w:rPr>
-                <w:rFonts w:ascii="Times New Roman" w:hAnsi="Times New Roman"/>
-                <w:b w:val="0"/>
-                <w:i w:val="0"/>
-                <w:color w:val="000000"/>
-                <w:sz w:val="20"/>
-              </w:rPr>
-              <w:t>Hoàn thành</w:t>
-            </w:r>
-          </w:p>
-        </w:tc>
-        <w:tc>
-          <w:tcPr>
-            <w:tcW w:type="dxa" w:w="2268"/>
-            <w:vAlign w:val="center"/>
-            <w:tcMar>
-              <w:top w:w="80" w:type="dxa"/>
-              <w:bottom w:w="80" w:type="dxa"/>
-              <w:left w:w="120" w:type="dxa"/>
-              <w:right w:w="120" w:type="dxa"/>
-            </w:tcMar>
-          </w:tcPr>
-          <w:p>
-            <w:pPr>
-              <w:spacing w:before="40" w:after="40" w:line="276" w:lineRule="auto"/>
-              <w:jc w:val="left"/>
-            </w:pPr>
-            <w:r>
-              <w:rPr>
-                <w:rFonts w:ascii="Times New Roman" w:hAnsi="Times New Roman"/>
-                <w:b w:val="0"/>
-                <w:i w:val="0"/>
-                <w:color w:val="000000"/>
-                <w:sz w:val="20"/>
-              </w:rPr>
-              <w:t>Chương 5</w:t>
-            </w:r>
-          </w:p>
-        </w:tc>
-      </w:tr>
-      <w:tr>
-        <w:trPr>
-          <w:cantSplit/>
-        </w:trPr>
-        <w:tc>
-          <w:tcPr>
-            <w:tcW w:type="dxa" w:w="2268"/>
-            <w:vAlign w:val="center"/>
-            <w:tcMar>
-              <w:top w:w="80" w:type="dxa"/>
-              <w:bottom w:w="80" w:type="dxa"/>
-              <w:left w:w="120" w:type="dxa"/>
-              <w:right w:w="120" w:type="dxa"/>
-            </w:tcMar>
-            <w:shd w:fill="FAFAFA"/>
-          </w:tcPr>
-          <w:p>
-            <w:pPr>
-              <w:spacing w:before="40" w:after="40" w:line="276" w:lineRule="auto"/>
-              <w:jc w:val="right"/>
-            </w:pPr>
-            <w:r>
-              <w:rPr>
-                <w:rFonts w:ascii="Times New Roman" w:hAnsi="Times New Roman"/>
-                <w:b w:val="0"/>
-                <w:i w:val="0"/>
-                <w:color w:val="000000"/>
-                <w:sz w:val="20"/>
-              </w:rPr>
-              <w:t>6</w:t>
-            </w:r>
-          </w:p>
-        </w:tc>
-        <w:tc>
-          <w:tcPr>
-            <w:tcW w:type="dxa" w:w="2268"/>
-            <w:vAlign w:val="center"/>
-            <w:tcMar>
-              <w:top w:w="80" w:type="dxa"/>
-              <w:bottom w:w="80" w:type="dxa"/>
-              <w:left w:w="120" w:type="dxa"/>
-              <w:right w:w="120" w:type="dxa"/>
-            </w:tcMar>
-            <w:shd w:fill="FAFAFA"/>
-          </w:tcPr>
-          <w:p>
-            <w:pPr>
-              <w:spacing w:before="40" w:after="40" w:line="276" w:lineRule="auto"/>
-              <w:jc w:val="left"/>
-            </w:pPr>
-            <w:r>
-              <w:rPr>
-                <w:rFonts w:ascii="Times New Roman" w:hAnsi="Times New Roman"/>
-                <w:b w:val="0"/>
-                <w:i w:val="0"/>
-                <w:color w:val="000000"/>
-                <w:sz w:val="20"/>
-              </w:rPr>
-              <w:t>So sánh mô hình, phân tích hạn chế, đề xuất hướng phát triển</w:t>
-            </w:r>
-          </w:p>
-        </w:tc>
-        <w:tc>
-          <w:tcPr>
-            <w:tcW w:type="dxa" w:w="2268"/>
-            <w:vAlign w:val="center"/>
-            <w:tcMar>
-              <w:top w:w="80" w:type="dxa"/>
-              <w:bottom w:w="80" w:type="dxa"/>
-              <w:left w:w="120" w:type="dxa"/>
-              <w:right w:w="120" w:type="dxa"/>
-            </w:tcMar>
-            <w:shd w:fill="FAFAFA"/>
-          </w:tcPr>
-          <w:p>
-            <w:pPr>
-              <w:spacing w:before="40" w:after="40" w:line="276" w:lineRule="auto"/>
-              <w:jc w:val="left"/>
-            </w:pPr>
-            <w:r>
-              <w:rPr>
-                <w:rFonts w:ascii="Times New Roman" w:hAnsi="Times New Roman"/>
-                <w:b w:val="0"/>
-                <w:i w:val="0"/>
-                <w:color w:val="000000"/>
-                <w:sz w:val="20"/>
-              </w:rPr>
-              <w:t>Hoàn thành</w:t>
-            </w:r>
-          </w:p>
-        </w:tc>
-        <w:tc>
-          <w:tcPr>
-            <w:tcW w:type="dxa" w:w="2268"/>
-            <w:vAlign w:val="center"/>
-            <w:tcMar>
-              <w:top w:w="80" w:type="dxa"/>
-              <w:bottom w:w="80" w:type="dxa"/>
-              <w:left w:w="120" w:type="dxa"/>
-              <w:right w:w="120" w:type="dxa"/>
-            </w:tcMar>
-            <w:shd w:fill="FAFAFA"/>
-          </w:tcPr>
-          <w:p>
-            <w:pPr>
-              <w:spacing w:before="40" w:after="40" w:line="276" w:lineRule="auto"/>
-              <w:jc w:val="left"/>
-            </w:pPr>
-            <w:r>
-              <w:rPr>
-                <w:rFonts w:ascii="Times New Roman" w:hAnsi="Times New Roman"/>
-                <w:b w:val="0"/>
-                <w:i w:val="0"/>
-                <w:color w:val="000000"/>
-                <w:sz w:val="20"/>
-              </w:rPr>
-              <w:t>Chương 5, 6, 7</w:t>
-            </w:r>
-          </w:p>
-        </w:tc>
-      </w:tr>
-      <w:tr>
-        <w:trPr>
-          <w:cantSplit/>
-        </w:trPr>
-        <w:tc>
-          <w:tcPr>
-            <w:tcW w:type="dxa" w:w="2268"/>
-            <w:vAlign w:val="center"/>
-            <w:tcMar>
-              <w:top w:w="80" w:type="dxa"/>
-              <w:bottom w:w="80" w:type="dxa"/>
-              <w:left w:w="120" w:type="dxa"/>
-              <w:right w:w="120" w:type="dxa"/>
-            </w:tcMar>
-          </w:tcPr>
-          <w:p>
-            <w:pPr>
-              <w:spacing w:before="40" w:after="40" w:line="276" w:lineRule="auto"/>
-              <w:jc w:val="right"/>
-            </w:pPr>
-            <w:r>
-              <w:rPr>
-                <w:rFonts w:ascii="Times New Roman" w:hAnsi="Times New Roman"/>
-                <w:b w:val="0"/>
-                <w:i w:val="0"/>
-                <w:color w:val="000000"/>
-                <w:sz w:val="20"/>
-              </w:rPr>
-              <w:t>7</w:t>
-            </w:r>
-          </w:p>
-        </w:tc>
-        <w:tc>
-          <w:tcPr>
-            <w:tcW w:type="dxa" w:w="2268"/>
-            <w:vAlign w:val="center"/>
-            <w:tcMar>
-              <w:top w:w="80" w:type="dxa"/>
-              <w:bottom w:w="80" w:type="dxa"/>
-              <w:left w:w="120" w:type="dxa"/>
-              <w:right w:w="120" w:type="dxa"/>
-            </w:tcMar>
-          </w:tcPr>
-          <w:p>
-            <w:pPr>
-              <w:spacing w:before="40" w:after="40" w:line="276" w:lineRule="auto"/>
-              <w:jc w:val="left"/>
-            </w:pPr>
-            <w:r>
-              <w:rPr>
-                <w:rFonts w:ascii="Times New Roman" w:hAnsi="Times New Roman"/>
-                <w:b w:val="0"/>
-                <w:i w:val="0"/>
-                <w:color w:val="000000"/>
-                <w:sz w:val="20"/>
-              </w:rPr>
-              <w:t>Giao diện minh họa nhập giao dịch và hiển thị dự đoán</w:t>
-            </w:r>
-          </w:p>
-        </w:tc>
-        <w:tc>
-          <w:tcPr>
-            <w:tcW w:type="dxa" w:w="2268"/>
-            <w:vAlign w:val="center"/>
-            <w:tcMar>
-              <w:top w:w="80" w:type="dxa"/>
-              <w:bottom w:w="80" w:type="dxa"/>
-              <w:left w:w="120" w:type="dxa"/>
-              <w:right w:w="120" w:type="dxa"/>
-            </w:tcMar>
-          </w:tcPr>
-          <w:p>
-            <w:pPr>
-              <w:spacing w:before="40" w:after="40" w:line="276" w:lineRule="auto"/>
-              <w:jc w:val="left"/>
-            </w:pPr>
-            <w:r>
-              <w:rPr>
-                <w:rFonts w:ascii="Times New Roman" w:hAnsi="Times New Roman"/>
-                <w:b w:val="0"/>
-                <w:i w:val="0"/>
-                <w:color w:val="000000"/>
-                <w:sz w:val="20"/>
-              </w:rPr>
-              <w:t>Hoàn thành</w:t>
-            </w:r>
-          </w:p>
-        </w:tc>
-        <w:tc>
-          <w:tcPr>
-            <w:tcW w:type="dxa" w:w="2268"/>
+            <w:tcW w:type="dxa" w:w="1984"/>
             <w:vAlign w:val="center"/>
             <w:tcMar>
               <w:top w:w="80" w:type="dxa"/>
@@ -18256,7 +18480,7 @@
       <w:rPr>
         <w:rFonts w:ascii="Times New Roman" w:hAnsi="Times New Roman"/>
         <w:i/>
-        <w:color w:val="505050"/>
+        <w:color w:val="000000"/>
         <w:sz w:val="18"/>
       </w:rPr>
       <w:t>Báo cáo Đồ án CS106 | Nhóm 9 - Fraud Detection</w:t>
